--- a/Ansible/3-inventory-system.docx
+++ b/Ansible/3-inventory-system.docx
@@ -1,6 +1,6 @@
 
 <file path=word/document.xml><?xml version="1.0" encoding="utf-8"?>
-<w:document xmlns:wpc="http://schemas.microsoft.com/office/word/2010/wordprocessingCanvas" xmlns:cx="http://schemas.microsoft.com/office/drawing/2014/chartex" xmlns:cx1="http://schemas.microsoft.com/office/drawing/2015/9/8/chartex" xmlns:cx2="http://schemas.microsoft.com/office/drawing/2015/10/21/chartex" xmlns:cx3="http://schemas.microsoft.com/office/drawing/2016/5/9/chartex" xmlns:cx4="http://schemas.microsoft.com/office/drawing/2016/5/10/chartex" xmlns:cx5="http://schemas.microsoft.com/office/drawing/2016/5/11/chartex" xmlns:cx6="http://schemas.microsoft.com/office/drawing/2016/5/12/chartex" xmlns:cx7="http://schemas.microsoft.com/office/drawing/2016/5/13/chartex" xmlns:cx8="http://schemas.microsoft.com/office/drawing/2016/5/14/chartex" xmlns:mc="http://schemas.openxmlformats.org/markup-compatibility/2006" xmlns:aink="http://schemas.microsoft.com/office/drawing/2016/ink" xmlns:am3d="http://schemas.microsoft.com/office/drawing/2017/model3d" xmlns:o="urn:schemas-microsoft-com:office:office" xmlns:oel="http://schemas.microsoft.com/office/2019/extlst" xmlns:r="http://schemas.openxmlformats.org/officeDocument/2006/relationships" xmlns:m="http://schemas.openxmlformats.org/officeDocument/2006/math" xmlns:v="urn:schemas-microsoft-com:vml" xmlns:wp14="http://schemas.microsoft.com/office/word/2010/wordprocessingDrawing" xmlns:wp="http://schemas.openxmlformats.org/drawingml/2006/wordprocessingDrawing" xmlns:w10="urn:schemas-microsoft-com:office:word" xmlns:w="http://schemas.openxmlformats.org/wordprocessingml/2006/main" xmlns:w14="http://schemas.microsoft.com/office/word/2010/wordml" xmlns:w15="http://schemas.microsoft.com/office/word/2012/wordml" xmlns:w16cex="http://schemas.microsoft.com/office/word/2018/wordml/cex" xmlns:w16cid="http://schemas.microsoft.com/office/word/2016/wordml/cid" xmlns:w16="http://schemas.microsoft.com/office/word/2018/wordml" xmlns:w16du="http://schemas.microsoft.com/office/word/2023/wordml/word16du" xmlns:w16sdtdh="http://schemas.microsoft.com/office/word/2020/wordml/sdtdatahash" xmlns:w16sdtfl="http://schemas.microsoft.com/office/word/2024/wordml/sdtformatlock" xmlns:w16se="http://schemas.microsoft.com/office/word/2015/wordml/symex" xmlns:wpg="http://schemas.microsoft.com/office/word/2010/wordprocessingGroup" xmlns:wpi="http://schemas.microsoft.com/office/word/2010/wordprocessingInk" xmlns:wne="http://schemas.microsoft.com/office/word/2006/wordml" xmlns:wps="http://schemas.microsoft.com/office/word/2010/wordprocessingShape" mc:Ignorable="w14 w15 w16se w16cid w16 w16cex w16sdtdh w16sdtfl w16du wp14">
+<w:document xmlns:wpc="http://schemas.microsoft.com/office/word/2010/wordprocessingCanvas" xmlns:cx="http://schemas.microsoft.com/office/drawing/2014/chartex" xmlns:cx1="http://schemas.microsoft.com/office/drawing/2015/9/8/chartex" xmlns:cx2="http://schemas.microsoft.com/office/drawing/2015/10/21/chartex" xmlns:cx3="http://schemas.microsoft.com/office/drawing/2016/5/9/chartex" xmlns:cx4="http://schemas.microsoft.com/office/drawing/2016/5/10/chartex" xmlns:cx5="http://schemas.microsoft.com/office/drawing/2016/5/11/chartex" xmlns:cx6="http://schemas.microsoft.com/office/drawing/2016/5/12/chartex" xmlns:cx7="http://schemas.microsoft.com/office/drawing/2016/5/13/chartex" xmlns:cx8="http://schemas.microsoft.com/office/drawing/2016/5/14/chartex" xmlns:mc="http://schemas.openxmlformats.org/markup-compatibility/2006" xmlns:aink="http://schemas.microsoft.com/office/drawing/2016/ink" xmlns:am3d="http://schemas.microsoft.com/office/drawing/2017/model3d" xmlns:o="urn:schemas-microsoft-com:office:office" xmlns:oel="http://schemas.microsoft.com/office/2019/extlst" xmlns:r="http://schemas.openxmlformats.org/officeDocument/2006/relationships" xmlns:m="http://schemas.openxmlformats.org/officeDocument/2006/math" xmlns:v="urn:schemas-microsoft-com:vml" xmlns:wp14="http://schemas.microsoft.com/office/word/2010/wordprocessingDrawing" xmlns:wp="http://schemas.openxmlformats.org/drawingml/2006/wordprocessingDrawing" xmlns:w10="urn:schemas-microsoft-com:office:word" xmlns:w="http://schemas.openxmlformats.org/wordprocessingml/2006/main" xmlns:w14="http://schemas.microsoft.com/office/word/2010/wordml" xmlns:w15="http://schemas.microsoft.com/office/word/2012/wordml" xmlns:w16cex="http://schemas.microsoft.com/office/word/2018/wordml/cex" xmlns:w16cid="http://schemas.microsoft.com/office/word/2016/wordml/cid" xmlns:w16="http://schemas.microsoft.com/office/word/2018/wordml" xmlns:w16sdtdh="http://schemas.microsoft.com/office/word/2020/wordml/sdtdatahash" xmlns:w16se="http://schemas.microsoft.com/office/word/2015/wordml/symex" xmlns:wpg="http://schemas.microsoft.com/office/word/2010/wordprocessingGroup" xmlns:wpi="http://schemas.microsoft.com/office/word/2010/wordprocessingInk" xmlns:wne="http://schemas.microsoft.com/office/word/2006/wordml" xmlns:wps="http://schemas.microsoft.com/office/word/2010/wordprocessingShape" mc:Ignorable="w14 w15 w16se w16cid w16 w16cex w16sdtdh wp14">
   <w:body>
     <w:p>
       <w:pPr>
@@ -169,6 +169,7 @@
     <w:p>
       <w:pPr>
         <w:spacing w:after="80"/>
+        <w:jc w:val="both"/>
         <w:rPr>
           <w:rFonts w:asciiTheme="majorBidi" w:hAnsiTheme="majorBidi" w:cstheme="majorBidi"/>
           <w:sz w:val="28"/>
@@ -197,6 +198,7 @@
     </w:p>
     <w:p>
       <w:pPr>
+        <w:jc w:val="both"/>
         <w:rPr>
           <w:rFonts w:asciiTheme="majorBidi" w:hAnsiTheme="majorBidi" w:cstheme="majorBidi"/>
           <w:sz w:val="28"/>
@@ -213,7 +215,7 @@
         <mc:AlternateContent>
           <mc:Choice Requires="wps">
             <w:drawing>
-              <wp:anchor distT="0" distB="0" distL="114300" distR="114300" simplePos="0" relativeHeight="251659264" behindDoc="0" locked="0" layoutInCell="1" allowOverlap="1" wp14:anchorId="4135A681" wp14:editId="364B50CF">
+              <wp:anchor distT="0" distB="0" distL="114300" distR="114300" simplePos="0" relativeHeight="251659264" behindDoc="0" locked="0" layoutInCell="1" allowOverlap="1" wp14:anchorId="4135A681" wp14:editId="07616614">
                 <wp:simplePos x="0" y="0"/>
                 <wp:positionH relativeFrom="margin">
                   <wp:align>left</wp:align>
@@ -221,8 +223,8 @@
                 <wp:positionV relativeFrom="paragraph">
                   <wp:posOffset>276860</wp:posOffset>
                 </wp:positionV>
-                <wp:extent cx="2644140" cy="1303020"/>
-                <wp:effectExtent l="0" t="0" r="22860" b="11430"/>
+                <wp:extent cx="1590675" cy="1303020"/>
+                <wp:effectExtent l="0" t="0" r="28575" b="11430"/>
                 <wp:wrapNone/>
                 <wp:docPr id="1777695907" name="Rectangle 1"/>
                 <wp:cNvGraphicFramePr/>
@@ -233,7 +235,7 @@
                       <wps:spPr>
                         <a:xfrm>
                           <a:off x="0" y="0"/>
-                          <a:ext cx="2644140" cy="1303020"/>
+                          <a:ext cx="1590675" cy="1303020"/>
                         </a:xfrm>
                         <a:prstGeom prst="rect">
                           <a:avLst/>
@@ -445,7 +447,7 @@
           </mc:Choice>
           <mc:Fallback>
             <w:pict>
-              <v:rect w14:anchorId="4135A681" id="Rectangle 1" o:spid="_x0000_s1026" style="position:absolute;margin-left:0;margin-top:21.8pt;width:208.2pt;height:102.6pt;z-index:251659264;visibility:visible;mso-wrap-style:square;mso-width-percent:0;mso-height-percent:0;mso-wrap-distance-left:9pt;mso-wrap-distance-top:0;mso-wrap-distance-right:9pt;mso-wrap-distance-bottom:0;mso-position-horizontal:left;mso-position-horizontal-relative:margin;mso-position-vertical:absolute;mso-position-vertical-relative:text;mso-width-percent:0;mso-height-percent:0;mso-width-relative:margin;mso-height-relative:margin;v-text-anchor:middle" o:gfxdata="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" fillcolor="black [3200]" strokecolor="black [480]" strokeweight="1pt">
+              <v:rect w14:anchorId="4135A681" id="Rectangle 1" o:spid="_x0000_s1026" style="position:absolute;left:0;text-align:left;margin-left:0;margin-top:21.8pt;width:125.25pt;height:102.6pt;z-index:251659264;visibility:visible;mso-wrap-style:square;mso-width-percent:0;mso-height-percent:0;mso-wrap-distance-left:9pt;mso-wrap-distance-top:0;mso-wrap-distance-right:9pt;mso-wrap-distance-bottom:0;mso-position-horizontal:left;mso-position-horizontal-relative:margin;mso-position-vertical:absolute;mso-position-vertical-relative:text;mso-width-percent:0;mso-height-percent:0;mso-width-relative:margin;mso-height-relative:margin;v-text-anchor:middle" o:gfxdata="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" fillcolor="black [3200]" strokecolor="black [480]" strokeweight="1pt">
                 <v:textbox>
                   <w:txbxContent>
                     <w:p>
@@ -633,33 +635,37 @@
     </w:p>
     <w:p>
       <w:pPr>
-        <w:rPr>
-          <w:rFonts w:asciiTheme="majorBidi" w:hAnsiTheme="majorBidi" w:cstheme="majorBidi"/>
-          <w:sz w:val="28"/>
-          <w:szCs w:val="28"/>
-        </w:rPr>
-      </w:pPr>
-    </w:p>
-    <w:p>
-      <w:pPr>
-        <w:rPr>
-          <w:rFonts w:asciiTheme="majorBidi" w:hAnsiTheme="majorBidi" w:cstheme="majorBidi"/>
-          <w:sz w:val="28"/>
-          <w:szCs w:val="28"/>
-        </w:rPr>
-      </w:pPr>
-    </w:p>
-    <w:p>
-      <w:pPr>
-        <w:rPr>
-          <w:rFonts w:asciiTheme="majorBidi" w:hAnsiTheme="majorBidi" w:cstheme="majorBidi"/>
-          <w:sz w:val="28"/>
-          <w:szCs w:val="28"/>
-        </w:rPr>
-      </w:pPr>
-    </w:p>
-    <w:p>
-      <w:pPr>
+        <w:jc w:val="both"/>
+        <w:rPr>
+          <w:rFonts w:asciiTheme="majorBidi" w:hAnsiTheme="majorBidi" w:cstheme="majorBidi"/>
+          <w:sz w:val="28"/>
+          <w:szCs w:val="28"/>
+        </w:rPr>
+      </w:pPr>
+    </w:p>
+    <w:p>
+      <w:pPr>
+        <w:jc w:val="both"/>
+        <w:rPr>
+          <w:rFonts w:asciiTheme="majorBidi" w:hAnsiTheme="majorBidi" w:cstheme="majorBidi"/>
+          <w:sz w:val="28"/>
+          <w:szCs w:val="28"/>
+        </w:rPr>
+      </w:pPr>
+    </w:p>
+    <w:p>
+      <w:pPr>
+        <w:jc w:val="both"/>
+        <w:rPr>
+          <w:rFonts w:asciiTheme="majorBidi" w:hAnsiTheme="majorBidi" w:cstheme="majorBidi"/>
+          <w:sz w:val="28"/>
+          <w:szCs w:val="28"/>
+        </w:rPr>
+      </w:pPr>
+    </w:p>
+    <w:p>
+      <w:pPr>
+        <w:jc w:val="both"/>
         <w:rPr>
           <w:rFonts w:asciiTheme="majorBidi" w:hAnsiTheme="majorBidi" w:cstheme="majorBidi"/>
           <w:sz w:val="20"/>
@@ -670,6 +676,7 @@
     <w:p>
       <w:pPr>
         <w:spacing w:after="60"/>
+        <w:jc w:val="both"/>
         <w:rPr>
           <w:rFonts w:asciiTheme="majorBidi" w:hAnsiTheme="majorBidi" w:cstheme="majorBidi"/>
           <w:b/>
@@ -697,6 +704,7 @@
           <w:numId w:val="2"/>
         </w:numPr>
         <w:ind w:left="360"/>
+        <w:jc w:val="both"/>
         <w:rPr>
           <w:rFonts w:asciiTheme="majorBidi" w:hAnsiTheme="majorBidi" w:cstheme="majorBidi"/>
           <w:sz w:val="28"/>
@@ -782,6 +790,7 @@
     <w:p>
       <w:pPr>
         <w:spacing w:after="80"/>
+        <w:jc w:val="both"/>
         <w:rPr>
           <w:rFonts w:asciiTheme="majorBidi" w:hAnsiTheme="majorBidi" w:cstheme="majorBidi"/>
           <w:b/>
@@ -814,6 +823,7 @@
     <w:p>
       <w:pPr>
         <w:spacing w:after="60"/>
+        <w:jc w:val="both"/>
         <w:rPr>
           <w:rFonts w:asciiTheme="majorBidi" w:hAnsiTheme="majorBidi" w:cstheme="majorBidi"/>
           <w:sz w:val="28"/>
@@ -836,120 +846,113 @@
         </w:rPr>
         <w:t xml:space="preserve"> </w:t>
       </w:r>
-      <w:r>
-        <w:rPr>
-          <w:rFonts w:asciiTheme="majorBidi" w:hAnsiTheme="majorBidi" w:cstheme="majorBidi"/>
-          <w:sz w:val="28"/>
-          <w:szCs w:val="28"/>
-        </w:rPr>
-        <w:t>Usually you want something like:</w:t>
-      </w:r>
-    </w:p>
-    <w:p>
-      <w:pPr>
-        <w:pStyle w:val="ListParagraph"/>
-        <w:numPr>
-          <w:ilvl w:val="0"/>
-          <w:numId w:val="3"/>
-        </w:numPr>
+      <w:proofErr w:type="gramStart"/>
+      <w:r>
+        <w:rPr>
+          <w:rFonts w:asciiTheme="majorBidi" w:hAnsiTheme="majorBidi" w:cstheme="majorBidi"/>
+          <w:sz w:val="28"/>
+          <w:szCs w:val="28"/>
+        </w:rPr>
+        <w:t>Usually</w:t>
+      </w:r>
+      <w:proofErr w:type="gramEnd"/>
+      <w:r>
+        <w:rPr>
+          <w:rFonts w:asciiTheme="majorBidi" w:hAnsiTheme="majorBidi" w:cstheme="majorBidi"/>
+          <w:sz w:val="28"/>
+          <w:szCs w:val="28"/>
+        </w:rPr>
+        <w:t xml:space="preserve"> you want something like</w:t>
+      </w:r>
+      <w:r>
+        <w:rPr>
+          <w:rFonts w:asciiTheme="majorBidi" w:hAnsiTheme="majorBidi" w:cstheme="majorBidi"/>
+          <w:sz w:val="28"/>
+          <w:szCs w:val="28"/>
+        </w:rPr>
+        <w:t xml:space="preserve"> </w:t>
+      </w:r>
+      <w:r>
+        <w:rPr>
+          <w:rFonts w:asciiTheme="majorBidi" w:hAnsiTheme="majorBidi" w:cstheme="majorBidi"/>
+          <w:sz w:val="28"/>
+          <w:szCs w:val="28"/>
+        </w:rPr>
+        <w:t>install nginx on all web servers</w:t>
+      </w:r>
+      <w:r>
+        <w:rPr>
+          <w:rFonts w:asciiTheme="majorBidi" w:hAnsiTheme="majorBidi" w:cstheme="majorBidi"/>
+          <w:sz w:val="28"/>
+          <w:szCs w:val="28"/>
+        </w:rPr>
+        <w:t xml:space="preserve"> or </w:t>
+      </w:r>
+      <w:r>
+        <w:rPr>
+          <w:rFonts w:asciiTheme="majorBidi" w:hAnsiTheme="majorBidi" w:cstheme="majorBidi"/>
+          <w:sz w:val="28"/>
+          <w:szCs w:val="28"/>
+        </w:rPr>
+        <w:t xml:space="preserve">restart </w:t>
+      </w:r>
+      <w:proofErr w:type="spellStart"/>
+      <w:r>
+        <w:rPr>
+          <w:rFonts w:asciiTheme="majorBidi" w:hAnsiTheme="majorBidi" w:cstheme="majorBidi"/>
+          <w:sz w:val="28"/>
+          <w:szCs w:val="28"/>
+        </w:rPr>
+        <w:t>mysql</w:t>
+      </w:r>
+      <w:proofErr w:type="spellEnd"/>
+      <w:r>
+        <w:rPr>
+          <w:rFonts w:asciiTheme="majorBidi" w:hAnsiTheme="majorBidi" w:cstheme="majorBidi"/>
+          <w:sz w:val="28"/>
+          <w:szCs w:val="28"/>
+        </w:rPr>
+        <w:t xml:space="preserve"> on all </w:t>
+      </w:r>
+      <w:proofErr w:type="spellStart"/>
+      <w:r>
+        <w:rPr>
+          <w:rFonts w:asciiTheme="majorBidi" w:hAnsiTheme="majorBidi" w:cstheme="majorBidi"/>
+          <w:sz w:val="28"/>
+          <w:szCs w:val="28"/>
+        </w:rPr>
+        <w:t>db</w:t>
+      </w:r>
+      <w:proofErr w:type="spellEnd"/>
+      <w:r>
+        <w:rPr>
+          <w:rFonts w:asciiTheme="majorBidi" w:hAnsiTheme="majorBidi" w:cstheme="majorBidi"/>
+          <w:sz w:val="28"/>
+          <w:szCs w:val="28"/>
+        </w:rPr>
+        <w:t xml:space="preserve"> servers</w:t>
+      </w:r>
+      <w:r>
+        <w:rPr>
+          <w:rFonts w:asciiTheme="majorBidi" w:hAnsiTheme="majorBidi" w:cstheme="majorBidi"/>
+          <w:sz w:val="28"/>
+          <w:szCs w:val="28"/>
+        </w:rPr>
+        <w:t xml:space="preserve">. </w:t>
+      </w:r>
+      <w:r>
+        <w:rPr>
+          <w:rFonts w:asciiTheme="majorBidi" w:hAnsiTheme="majorBidi" w:cstheme="majorBidi"/>
+          <w:sz w:val="28"/>
+          <w:szCs w:val="28"/>
+        </w:rPr>
+        <w:t>Inventory groups allow that.</w:t>
+      </w:r>
+    </w:p>
+    <w:p>
+      <w:pPr>
         <w:spacing w:after="60"/>
-        <w:ind w:left="360"/>
-        <w:rPr>
-          <w:rFonts w:asciiTheme="majorBidi" w:hAnsiTheme="majorBidi" w:cstheme="majorBidi"/>
-          <w:sz w:val="28"/>
-          <w:szCs w:val="28"/>
-        </w:rPr>
-      </w:pPr>
-      <w:r>
-        <w:rPr>
-          <w:rFonts w:asciiTheme="majorBidi" w:hAnsiTheme="majorBidi" w:cstheme="majorBidi"/>
-          <w:sz w:val="28"/>
-          <w:szCs w:val="28"/>
-        </w:rPr>
-        <w:t>install nginx on all web servers</w:t>
-      </w:r>
-    </w:p>
-    <w:p>
-      <w:pPr>
-        <w:pStyle w:val="ListParagraph"/>
-        <w:numPr>
-          <w:ilvl w:val="0"/>
-          <w:numId w:val="3"/>
-        </w:numPr>
-        <w:spacing w:after="60"/>
-        <w:ind w:left="360"/>
-        <w:rPr>
-          <w:rFonts w:asciiTheme="majorBidi" w:hAnsiTheme="majorBidi" w:cstheme="majorBidi"/>
-          <w:sz w:val="28"/>
-          <w:szCs w:val="28"/>
-        </w:rPr>
-      </w:pPr>
-      <w:r>
-        <w:rPr>
-          <w:rFonts w:asciiTheme="majorBidi" w:hAnsiTheme="majorBidi" w:cstheme="majorBidi"/>
-          <w:sz w:val="28"/>
-          <w:szCs w:val="28"/>
-        </w:rPr>
-        <w:t xml:space="preserve">restart </w:t>
-      </w:r>
-      <w:proofErr w:type="spellStart"/>
-      <w:r>
-        <w:rPr>
-          <w:rFonts w:asciiTheme="majorBidi" w:hAnsiTheme="majorBidi" w:cstheme="majorBidi"/>
-          <w:sz w:val="28"/>
-          <w:szCs w:val="28"/>
-        </w:rPr>
-        <w:t>mysql</w:t>
-      </w:r>
-      <w:proofErr w:type="spellEnd"/>
-      <w:r>
-        <w:rPr>
-          <w:rFonts w:asciiTheme="majorBidi" w:hAnsiTheme="majorBidi" w:cstheme="majorBidi"/>
-          <w:sz w:val="28"/>
-          <w:szCs w:val="28"/>
-        </w:rPr>
-        <w:t xml:space="preserve"> on all </w:t>
-      </w:r>
-      <w:proofErr w:type="spellStart"/>
-      <w:r>
-        <w:rPr>
-          <w:rFonts w:asciiTheme="majorBidi" w:hAnsiTheme="majorBidi" w:cstheme="majorBidi"/>
-          <w:sz w:val="28"/>
-          <w:szCs w:val="28"/>
-        </w:rPr>
-        <w:t>db</w:t>
-      </w:r>
-      <w:proofErr w:type="spellEnd"/>
-      <w:r>
-        <w:rPr>
-          <w:rFonts w:asciiTheme="majorBidi" w:hAnsiTheme="majorBidi" w:cstheme="majorBidi"/>
-          <w:sz w:val="28"/>
-          <w:szCs w:val="28"/>
-        </w:rPr>
-        <w:t xml:space="preserve"> servers</w:t>
-      </w:r>
-    </w:p>
-    <w:p>
-      <w:pPr>
-        <w:spacing w:after="80"/>
-        <w:rPr>
-          <w:rFonts w:asciiTheme="majorBidi" w:hAnsiTheme="majorBidi" w:cstheme="majorBidi"/>
-          <w:sz w:val="28"/>
-          <w:szCs w:val="28"/>
-        </w:rPr>
-      </w:pPr>
-      <w:r>
-        <w:rPr>
-          <w:rFonts w:asciiTheme="majorBidi" w:hAnsiTheme="majorBidi" w:cstheme="majorBidi"/>
-          <w:sz w:val="28"/>
-          <w:szCs w:val="28"/>
-        </w:rPr>
-        <w:t>Inventory groups allow that.</w:t>
-      </w:r>
-    </w:p>
-    <w:p>
-      <w:pPr>
-        <w:spacing w:after="60"/>
+        <w:jc w:val="both"/>
         <w:rPr>
           <w:rFonts w:asciiTheme="majorBidi" w:hAnsiTheme="majorBidi" w:cstheme="majorBidi"/>
           <w:sz w:val="28"/>
@@ -970,6 +973,7 @@
     <w:p>
       <w:pPr>
         <w:spacing w:after="120"/>
+        <w:jc w:val="both"/>
         <w:rPr>
           <w:rFonts w:asciiTheme="majorBidi" w:hAnsiTheme="majorBidi" w:cstheme="majorBidi"/>
           <w:sz w:val="28"/>
@@ -1048,6 +1052,7 @@
     <w:p>
       <w:pPr>
         <w:spacing w:after="80"/>
+        <w:jc w:val="both"/>
         <w:rPr>
           <w:rFonts w:asciiTheme="majorBidi" w:hAnsiTheme="majorBidi" w:cstheme="majorBidi"/>
           <w:b/>
@@ -1080,6 +1085,7 @@
     <w:p>
       <w:pPr>
         <w:spacing w:after="60"/>
+        <w:jc w:val="both"/>
         <w:rPr>
           <w:rFonts w:asciiTheme="majorBidi" w:hAnsiTheme="majorBidi" w:cstheme="majorBidi"/>
           <w:sz w:val="28"/>
@@ -1104,6 +1110,7 @@
         </w:numPr>
         <w:spacing w:after="60"/>
         <w:ind w:left="360"/>
+        <w:jc w:val="both"/>
         <w:rPr>
           <w:rFonts w:asciiTheme="majorBidi" w:hAnsiTheme="majorBidi" w:cstheme="majorBidi"/>
           <w:b/>
@@ -1127,6 +1134,7 @@
       <w:pPr>
         <w:spacing w:after="60"/>
         <w:ind w:left="360"/>
+        <w:jc w:val="both"/>
         <w:rPr>
           <w:rFonts w:asciiTheme="majorBidi" w:hAnsiTheme="majorBidi" w:cstheme="majorBidi"/>
           <w:b/>
@@ -1259,15 +1267,160 @@
           <w:sz w:val="28"/>
           <w:szCs w:val="28"/>
         </w:rPr>
-        <w:t>,</w:t>
-      </w:r>
-      <w:r>
-        <w:rPr>
-          <w:rFonts w:asciiTheme="majorBidi" w:hAnsiTheme="majorBidi" w:cstheme="majorBidi"/>
-          <w:b/>
-          <w:bCs/>
-          <w:i/>
-          <w:iCs/>
+        <w:t>.</w:t>
+      </w:r>
+    </w:p>
+    <w:p>
+      <w:pPr>
+        <w:spacing w:after="60"/>
+        <w:ind w:left="360"/>
+        <w:jc w:val="both"/>
+        <w:rPr>
+          <w:rFonts w:asciiTheme="majorBidi" w:hAnsiTheme="majorBidi" w:cstheme="majorBidi"/>
+          <w:sz w:val="28"/>
+          <w:szCs w:val="28"/>
+        </w:rPr>
+      </w:pPr>
+      <w:r>
+        <w:rPr>
+          <w:rFonts w:asciiTheme="majorBidi" w:hAnsiTheme="majorBidi" w:cstheme="majorBidi"/>
+          <w:sz w:val="28"/>
+          <w:szCs w:val="28"/>
+        </w:rPr>
+        <w:t>Used in:</w:t>
+      </w:r>
+    </w:p>
+    <w:p>
+      <w:pPr>
+        <w:pStyle w:val="ListParagraph"/>
+        <w:numPr>
+          <w:ilvl w:val="0"/>
+          <w:numId w:val="5"/>
+        </w:numPr>
+        <w:jc w:val="both"/>
+        <w:rPr>
+          <w:rFonts w:asciiTheme="majorBidi" w:hAnsiTheme="majorBidi" w:cstheme="majorBidi"/>
+          <w:sz w:val="28"/>
+          <w:szCs w:val="28"/>
+        </w:rPr>
+      </w:pPr>
+      <w:r>
+        <w:rPr>
+          <w:rFonts w:asciiTheme="majorBidi" w:hAnsiTheme="majorBidi" w:cstheme="majorBidi"/>
+          <w:sz w:val="28"/>
+          <w:szCs w:val="28"/>
+        </w:rPr>
+        <w:t>small infrastructures</w:t>
+      </w:r>
+    </w:p>
+    <w:p>
+      <w:pPr>
+        <w:pStyle w:val="ListParagraph"/>
+        <w:numPr>
+          <w:ilvl w:val="0"/>
+          <w:numId w:val="5"/>
+        </w:numPr>
+        <w:jc w:val="both"/>
+        <w:rPr>
+          <w:rFonts w:asciiTheme="majorBidi" w:hAnsiTheme="majorBidi" w:cstheme="majorBidi"/>
+          <w:sz w:val="28"/>
+          <w:szCs w:val="28"/>
+        </w:rPr>
+      </w:pPr>
+      <w:r>
+        <w:rPr>
+          <w:rFonts w:asciiTheme="majorBidi" w:hAnsiTheme="majorBidi" w:cstheme="majorBidi"/>
+          <w:sz w:val="28"/>
+          <w:szCs w:val="28"/>
+        </w:rPr>
+        <w:t>labs</w:t>
+      </w:r>
+    </w:p>
+    <w:p>
+      <w:pPr>
+        <w:pStyle w:val="ListParagraph"/>
+        <w:numPr>
+          <w:ilvl w:val="0"/>
+          <w:numId w:val="5"/>
+        </w:numPr>
+        <w:jc w:val="both"/>
+        <w:rPr>
+          <w:rFonts w:asciiTheme="majorBidi" w:hAnsiTheme="majorBidi" w:cstheme="majorBidi"/>
+          <w:sz w:val="28"/>
+          <w:szCs w:val="28"/>
+        </w:rPr>
+      </w:pPr>
+      <w:r>
+        <w:rPr>
+          <w:rFonts w:asciiTheme="majorBidi" w:hAnsiTheme="majorBidi" w:cstheme="majorBidi"/>
+          <w:sz w:val="28"/>
+          <w:szCs w:val="28"/>
+        </w:rPr>
+        <w:t>static environments</w:t>
+      </w:r>
+    </w:p>
+    <w:p>
+      <w:pPr>
+        <w:pStyle w:val="ListParagraph"/>
+        <w:jc w:val="both"/>
+        <w:rPr>
+          <w:rFonts w:asciiTheme="majorBidi" w:hAnsiTheme="majorBidi" w:cstheme="majorBidi"/>
+          <w:sz w:val="6"/>
+          <w:szCs w:val="6"/>
+        </w:rPr>
+      </w:pPr>
+    </w:p>
+    <w:p>
+      <w:pPr>
+        <w:pStyle w:val="ListParagraph"/>
+        <w:numPr>
+          <w:ilvl w:val="0"/>
+          <w:numId w:val="6"/>
+        </w:numPr>
+        <w:spacing w:after="60"/>
+        <w:ind w:left="360"/>
+        <w:jc w:val="both"/>
+        <w:rPr>
+          <w:rFonts w:asciiTheme="majorBidi" w:hAnsiTheme="majorBidi" w:cstheme="majorBidi"/>
+          <w:b/>
+          <w:bCs/>
+          <w:sz w:val="32"/>
+          <w:szCs w:val="32"/>
+        </w:rPr>
+      </w:pPr>
+      <w:r>
+        <w:rPr>
+          <w:rFonts w:asciiTheme="majorBidi" w:hAnsiTheme="majorBidi" w:cstheme="majorBidi"/>
+          <w:b/>
+          <w:bCs/>
+          <w:sz w:val="32"/>
+          <w:szCs w:val="32"/>
+        </w:rPr>
+        <w:t>Dynamic Inventory</w:t>
+      </w:r>
+    </w:p>
+    <w:p>
+      <w:pPr>
+        <w:spacing w:after="60"/>
+        <w:ind w:left="360"/>
+        <w:jc w:val="both"/>
+        <w:rPr>
+          <w:rFonts w:asciiTheme="majorBidi" w:hAnsiTheme="majorBidi" w:cstheme="majorBidi"/>
+          <w:sz w:val="28"/>
+          <w:szCs w:val="28"/>
+        </w:rPr>
+      </w:pPr>
+      <w:r>
+        <w:rPr>
+          <w:rFonts w:asciiTheme="majorBidi" w:hAnsiTheme="majorBidi" w:cstheme="majorBidi"/>
+          <w:sz w:val="28"/>
+          <w:szCs w:val="28"/>
+        </w:rPr>
+        <w:t>Hosts are discovered automatically.</w:t>
+      </w:r>
+      <w:r>
+        <w:rPr>
+          <w:rFonts w:asciiTheme="majorBidi" w:hAnsiTheme="majorBidi" w:cstheme="majorBidi"/>
           <w:sz w:val="28"/>
           <w:szCs w:val="28"/>
         </w:rPr>
@@ -1278,22 +1431,403 @@
           <w:rFonts w:asciiTheme="majorBidi" w:hAnsiTheme="majorBidi" w:cstheme="majorBidi"/>
           <w:sz w:val="28"/>
           <w:szCs w:val="28"/>
+        </w:rPr>
+        <w:t>Instead of writing servers manually, Ansible queries an external system.</w:t>
+      </w:r>
+    </w:p>
+    <w:p>
+      <w:pPr>
+        <w:spacing w:after="60"/>
+        <w:ind w:left="360"/>
+        <w:jc w:val="both"/>
+        <w:rPr>
+          <w:rFonts w:asciiTheme="majorBidi" w:hAnsiTheme="majorBidi" w:cstheme="majorBidi"/>
+          <w:sz w:val="28"/>
+          <w:szCs w:val="28"/>
           <w:u w:val="single"/>
         </w:rPr>
-        <w:t>Example:</w:t>
-      </w:r>
-    </w:p>
-    <w:p>
-      <w:pPr>
-        <w:rPr>
-          <w:rFonts w:asciiTheme="majorBidi" w:hAnsiTheme="majorBidi" w:cstheme="majorBidi"/>
-          <w:sz w:val="28"/>
-          <w:szCs w:val="28"/>
-        </w:rPr>
-      </w:pPr>
-      <w:r>
-        <w:rPr>
-          <w:rFonts w:asciiTheme="majorBidi" w:hAnsiTheme="majorBidi" w:cstheme="majorBidi"/>
+      </w:pPr>
+      <w:r>
+        <w:rPr>
+          <w:rFonts w:asciiTheme="majorBidi" w:hAnsiTheme="majorBidi" w:cstheme="majorBidi"/>
+          <w:sz w:val="28"/>
+          <w:szCs w:val="28"/>
+          <w:u w:val="single"/>
+        </w:rPr>
+        <w:lastRenderedPageBreak/>
+        <w:t>Examples:</w:t>
+      </w:r>
+    </w:p>
+    <w:p>
+      <w:pPr>
+        <w:pStyle w:val="ListParagraph"/>
+        <w:numPr>
+          <w:ilvl w:val="0"/>
+          <w:numId w:val="7"/>
+        </w:numPr>
+        <w:jc w:val="both"/>
+        <w:rPr>
+          <w:rFonts w:asciiTheme="majorBidi" w:hAnsiTheme="majorBidi" w:cstheme="majorBidi"/>
+          <w:sz w:val="28"/>
+          <w:szCs w:val="28"/>
+        </w:rPr>
+      </w:pPr>
+      <w:r>
+        <w:rPr>
+          <w:rFonts w:asciiTheme="majorBidi" w:hAnsiTheme="majorBidi" w:cstheme="majorBidi"/>
+          <w:sz w:val="28"/>
+          <w:szCs w:val="28"/>
+        </w:rPr>
+        <w:t>AWS EC2</w:t>
+      </w:r>
+    </w:p>
+    <w:p>
+      <w:pPr>
+        <w:pStyle w:val="ListParagraph"/>
+        <w:numPr>
+          <w:ilvl w:val="0"/>
+          <w:numId w:val="7"/>
+        </w:numPr>
+        <w:jc w:val="both"/>
+        <w:rPr>
+          <w:rFonts w:asciiTheme="majorBidi" w:hAnsiTheme="majorBidi" w:cstheme="majorBidi"/>
+          <w:sz w:val="28"/>
+          <w:szCs w:val="28"/>
+        </w:rPr>
+      </w:pPr>
+      <w:r>
+        <w:rPr>
+          <w:rFonts w:asciiTheme="majorBidi" w:hAnsiTheme="majorBidi" w:cstheme="majorBidi"/>
+          <w:sz w:val="28"/>
+          <w:szCs w:val="28"/>
+        </w:rPr>
+        <w:t>Azure</w:t>
+      </w:r>
+    </w:p>
+    <w:p>
+      <w:pPr>
+        <w:pStyle w:val="ListParagraph"/>
+        <w:numPr>
+          <w:ilvl w:val="0"/>
+          <w:numId w:val="7"/>
+        </w:numPr>
+        <w:jc w:val="both"/>
+        <w:rPr>
+          <w:rFonts w:asciiTheme="majorBidi" w:hAnsiTheme="majorBidi" w:cstheme="majorBidi"/>
+          <w:sz w:val="28"/>
+          <w:szCs w:val="28"/>
+        </w:rPr>
+      </w:pPr>
+      <w:r>
+        <w:rPr>
+          <w:rFonts w:asciiTheme="majorBidi" w:hAnsiTheme="majorBidi" w:cstheme="majorBidi"/>
+          <w:sz w:val="28"/>
+          <w:szCs w:val="28"/>
+        </w:rPr>
+        <w:t>GCP</w:t>
+      </w:r>
+    </w:p>
+    <w:p>
+      <w:pPr>
+        <w:pStyle w:val="ListParagraph"/>
+        <w:numPr>
+          <w:ilvl w:val="0"/>
+          <w:numId w:val="7"/>
+        </w:numPr>
+        <w:jc w:val="both"/>
+        <w:rPr>
+          <w:rFonts w:asciiTheme="majorBidi" w:hAnsiTheme="majorBidi" w:cstheme="majorBidi"/>
+          <w:sz w:val="28"/>
+          <w:szCs w:val="28"/>
+        </w:rPr>
+      </w:pPr>
+      <w:r>
+        <w:rPr>
+          <w:rFonts w:asciiTheme="majorBidi" w:hAnsiTheme="majorBidi" w:cstheme="majorBidi"/>
+          <w:sz w:val="28"/>
+          <w:szCs w:val="28"/>
+        </w:rPr>
+        <w:t>Kubernetes</w:t>
+      </w:r>
+    </w:p>
+    <w:p>
+      <w:pPr>
+        <w:pStyle w:val="ListParagraph"/>
+        <w:numPr>
+          <w:ilvl w:val="0"/>
+          <w:numId w:val="7"/>
+        </w:numPr>
+        <w:spacing w:after="80"/>
+        <w:jc w:val="both"/>
+        <w:rPr>
+          <w:rFonts w:asciiTheme="majorBidi" w:hAnsiTheme="majorBidi" w:cstheme="majorBidi"/>
+          <w:sz w:val="28"/>
+          <w:szCs w:val="28"/>
+        </w:rPr>
+      </w:pPr>
+      <w:r>
+        <w:rPr>
+          <w:rFonts w:asciiTheme="majorBidi" w:hAnsiTheme="majorBidi" w:cstheme="majorBidi"/>
+          <w:sz w:val="28"/>
+          <w:szCs w:val="28"/>
+        </w:rPr>
+        <w:t>VMware</w:t>
+      </w:r>
+    </w:p>
+    <w:p>
+      <w:pPr>
+        <w:spacing w:after="80"/>
+        <w:ind w:left="360"/>
+        <w:jc w:val="both"/>
+        <w:rPr>
+          <w:rFonts w:asciiTheme="majorBidi" w:hAnsiTheme="majorBidi" w:cstheme="majorBidi"/>
+          <w:sz w:val="28"/>
+          <w:szCs w:val="28"/>
+          <w:u w:val="single"/>
+        </w:rPr>
+      </w:pPr>
+      <w:r>
+        <w:rPr>
+          <w:rFonts w:asciiTheme="majorBidi" w:hAnsiTheme="majorBidi" w:cstheme="majorBidi"/>
+          <w:sz w:val="28"/>
+          <w:szCs w:val="28"/>
+          <w:u w:val="single"/>
+        </w:rPr>
+        <w:t>Example workflow:</w:t>
+      </w:r>
+    </w:p>
+    <w:p>
+      <w:pPr>
+        <w:spacing w:after="100"/>
+        <w:ind w:left="360"/>
+        <w:jc w:val="both"/>
+        <w:rPr>
+          <w:rFonts w:asciiTheme="majorBidi" w:hAnsiTheme="majorBidi" w:cstheme="majorBidi"/>
+          <w:sz w:val="28"/>
+          <w:szCs w:val="28"/>
+        </w:rPr>
+      </w:pPr>
+      <w:r>
+        <w:rPr>
+          <w:rFonts w:asciiTheme="majorBidi" w:hAnsiTheme="majorBidi" w:cstheme="majorBidi"/>
+          <w:sz w:val="28"/>
+          <w:szCs w:val="28"/>
+        </w:rPr>
+        <w:t>Ansible</w:t>
+      </w:r>
+      <w:r>
+        <w:rPr>
+          <w:rFonts w:asciiTheme="majorBidi" w:hAnsiTheme="majorBidi" w:cstheme="majorBidi"/>
+          <w:sz w:val="28"/>
+          <w:szCs w:val="28"/>
+        </w:rPr>
+        <w:t xml:space="preserve"> </w:t>
+      </w:r>
+      <w:r>
+        <w:rPr>
+          <w:rFonts w:asciiTheme="majorBidi" w:hAnsiTheme="majorBidi" w:cstheme="majorBidi"/>
+          <w:sz w:val="28"/>
+          <w:szCs w:val="28"/>
+        </w:rPr>
+        <w:t>→ query AWS API</w:t>
+      </w:r>
+      <w:r>
+        <w:rPr>
+          <w:rFonts w:asciiTheme="majorBidi" w:hAnsiTheme="majorBidi" w:cstheme="majorBidi"/>
+          <w:sz w:val="28"/>
+          <w:szCs w:val="28"/>
+        </w:rPr>
+        <w:t xml:space="preserve"> </w:t>
+      </w:r>
+      <w:r>
+        <w:rPr>
+          <w:rFonts w:asciiTheme="majorBidi" w:hAnsiTheme="majorBidi" w:cstheme="majorBidi"/>
+          <w:sz w:val="28"/>
+          <w:szCs w:val="28"/>
+        </w:rPr>
+        <w:t>→ AWS returns running EC2 instances</w:t>
+      </w:r>
+      <w:r>
+        <w:rPr>
+          <w:rFonts w:asciiTheme="majorBidi" w:hAnsiTheme="majorBidi" w:cstheme="majorBidi"/>
+          <w:sz w:val="28"/>
+          <w:szCs w:val="28"/>
+        </w:rPr>
+        <w:t xml:space="preserve"> </w:t>
+      </w:r>
+      <w:r>
+        <w:rPr>
+          <w:rFonts w:asciiTheme="majorBidi" w:hAnsiTheme="majorBidi" w:cstheme="majorBidi"/>
+          <w:sz w:val="28"/>
+          <w:szCs w:val="28"/>
+        </w:rPr>
+        <w:t>→ Ansible builds inventory dynamically</w:t>
+      </w:r>
+    </w:p>
+    <w:p>
+      <w:pPr>
+        <w:spacing w:after="60"/>
+        <w:ind w:left="360"/>
+        <w:jc w:val="both"/>
+        <w:rPr>
+          <w:rFonts w:asciiTheme="majorBidi" w:hAnsiTheme="majorBidi" w:cstheme="majorBidi"/>
+          <w:sz w:val="28"/>
+          <w:szCs w:val="28"/>
+        </w:rPr>
+      </w:pPr>
+      <w:r>
+        <w:rPr>
+          <w:rFonts w:asciiTheme="majorBidi" w:hAnsiTheme="majorBidi" w:cstheme="majorBidi"/>
+          <w:sz w:val="28"/>
+          <w:szCs w:val="28"/>
+        </w:rPr>
+        <w:t>Useful for:</w:t>
+      </w:r>
+    </w:p>
+    <w:p>
+      <w:pPr>
+        <w:pStyle w:val="ListParagraph"/>
+        <w:numPr>
+          <w:ilvl w:val="0"/>
+          <w:numId w:val="8"/>
+        </w:numPr>
+        <w:jc w:val="both"/>
+        <w:rPr>
+          <w:rFonts w:asciiTheme="majorBidi" w:hAnsiTheme="majorBidi" w:cstheme="majorBidi"/>
+          <w:sz w:val="28"/>
+          <w:szCs w:val="28"/>
+        </w:rPr>
+      </w:pPr>
+      <w:r>
+        <w:rPr>
+          <w:rFonts w:asciiTheme="majorBidi" w:hAnsiTheme="majorBidi" w:cstheme="majorBidi"/>
+          <w:sz w:val="28"/>
+          <w:szCs w:val="28"/>
+        </w:rPr>
+        <w:t>cloud</w:t>
+      </w:r>
+    </w:p>
+    <w:p>
+      <w:pPr>
+        <w:pStyle w:val="ListParagraph"/>
+        <w:numPr>
+          <w:ilvl w:val="0"/>
+          <w:numId w:val="8"/>
+        </w:numPr>
+        <w:jc w:val="both"/>
+        <w:rPr>
+          <w:rFonts w:asciiTheme="majorBidi" w:hAnsiTheme="majorBidi" w:cstheme="majorBidi"/>
+          <w:sz w:val="28"/>
+          <w:szCs w:val="28"/>
+        </w:rPr>
+      </w:pPr>
+      <w:r>
+        <w:rPr>
+          <w:rFonts w:asciiTheme="majorBidi" w:hAnsiTheme="majorBidi" w:cstheme="majorBidi"/>
+          <w:sz w:val="28"/>
+          <w:szCs w:val="28"/>
+        </w:rPr>
+        <w:t>auto-scaling infrastructure</w:t>
+      </w:r>
+    </w:p>
+    <w:p>
+      <w:pPr>
+        <w:pStyle w:val="ListParagraph"/>
+        <w:numPr>
+          <w:ilvl w:val="0"/>
+          <w:numId w:val="8"/>
+        </w:numPr>
+        <w:spacing w:after="120"/>
+        <w:jc w:val="both"/>
+        <w:rPr>
+          <w:rFonts w:asciiTheme="majorBidi" w:hAnsiTheme="majorBidi" w:cstheme="majorBidi"/>
+          <w:sz w:val="28"/>
+          <w:szCs w:val="28"/>
+        </w:rPr>
+      </w:pPr>
+      <w:r>
+        <w:rPr>
+          <w:rFonts w:asciiTheme="majorBidi" w:hAnsiTheme="majorBidi" w:cstheme="majorBidi"/>
+          <w:sz w:val="28"/>
+          <w:szCs w:val="28"/>
+        </w:rPr>
+        <w:t>ephemeral servers</w:t>
+      </w:r>
+    </w:p>
+    <w:p>
+      <w:pPr>
+        <w:spacing w:after="60"/>
+        <w:jc w:val="both"/>
+        <w:rPr>
+          <w:rFonts w:asciiTheme="majorBidi" w:hAnsiTheme="majorBidi" w:cstheme="majorBidi"/>
+          <w:b/>
+          <w:bCs/>
+          <w:sz w:val="36"/>
+          <w:szCs w:val="36"/>
+        </w:rPr>
+      </w:pPr>
+      <w:r>
+        <w:rPr>
+          <w:rFonts w:asciiTheme="majorBidi" w:hAnsiTheme="majorBidi" w:cstheme="majorBidi"/>
+          <w:b/>
+          <w:bCs/>
+          <w:sz w:val="36"/>
+          <w:szCs w:val="36"/>
+        </w:rPr>
+        <w:t>Inventory File Formats</w:t>
+      </w:r>
+      <w:r>
+        <w:rPr>
+          <w:rFonts w:asciiTheme="majorBidi" w:hAnsiTheme="majorBidi" w:cstheme="majorBidi"/>
+          <w:b/>
+          <w:bCs/>
+          <w:sz w:val="36"/>
+          <w:szCs w:val="36"/>
+        </w:rPr>
+        <w:t>:</w:t>
+      </w:r>
+    </w:p>
+    <w:p>
+      <w:pPr>
+        <w:spacing w:after="60"/>
+        <w:jc w:val="both"/>
+        <w:rPr>
+          <w:rFonts w:asciiTheme="majorBidi" w:hAnsiTheme="majorBidi" w:cstheme="majorBidi"/>
+          <w:sz w:val="28"/>
+          <w:szCs w:val="28"/>
+        </w:rPr>
+      </w:pPr>
+      <w:r>
+        <w:rPr>
+          <w:rFonts w:asciiTheme="majorBidi" w:hAnsiTheme="majorBidi" w:cstheme="majorBidi"/>
+          <w:sz w:val="28"/>
+          <w:szCs w:val="28"/>
+        </w:rPr>
+        <w:t>Two main formats exist.</w:t>
+      </w:r>
+    </w:p>
+    <w:p>
+      <w:pPr>
+        <w:pStyle w:val="ListParagraph"/>
+        <w:numPr>
+          <w:ilvl w:val="0"/>
+          <w:numId w:val="10"/>
+        </w:numPr>
+        <w:ind w:left="360"/>
+        <w:jc w:val="both"/>
+        <w:rPr>
+          <w:rFonts w:asciiTheme="majorBidi" w:hAnsiTheme="majorBidi" w:cstheme="majorBidi"/>
+          <w:b/>
+          <w:bCs/>
+          <w:sz w:val="28"/>
+          <w:szCs w:val="28"/>
+        </w:rPr>
+      </w:pPr>
+      <w:r>
+        <w:rPr>
+          <w:rFonts w:asciiTheme="majorBidi" w:hAnsiTheme="majorBidi" w:cstheme="majorBidi"/>
+          <w:b/>
+          <w:bCs/>
           <w:noProof/>
           <w:sz w:val="28"/>
           <w:szCs w:val="28"/>
@@ -1301,18 +1835,18 @@
         <mc:AlternateContent>
           <mc:Choice Requires="wps">
             <w:drawing>
-              <wp:anchor distT="0" distB="0" distL="114300" distR="114300" simplePos="0" relativeHeight="251660288" behindDoc="0" locked="0" layoutInCell="1" allowOverlap="1" wp14:anchorId="3A42F37B" wp14:editId="1D5D8956">
+              <wp:anchor distT="0" distB="0" distL="114300" distR="114300" simplePos="0" relativeHeight="251662336" behindDoc="0" locked="0" layoutInCell="1" allowOverlap="1" wp14:anchorId="63488C54" wp14:editId="380EC14E">
                 <wp:simplePos x="0" y="0"/>
                 <wp:positionH relativeFrom="column">
-                  <wp:posOffset>213360</wp:posOffset>
+                  <wp:posOffset>238125</wp:posOffset>
                 </wp:positionH>
                 <wp:positionV relativeFrom="paragraph">
-                  <wp:posOffset>5080</wp:posOffset>
+                  <wp:posOffset>281940</wp:posOffset>
                 </wp:positionV>
-                <wp:extent cx="1798320" cy="1280160"/>
-                <wp:effectExtent l="0" t="0" r="11430" b="15240"/>
+                <wp:extent cx="2571750" cy="1386840"/>
+                <wp:effectExtent l="0" t="0" r="19050" b="22860"/>
                 <wp:wrapNone/>
-                <wp:docPr id="1733378580" name="Rectangle 2"/>
+                <wp:docPr id="2036010268" name="Rectangle 4"/>
                 <wp:cNvGraphicFramePr/>
                 <a:graphic xmlns:a="http://schemas.openxmlformats.org/drawingml/2006/main">
                   <a:graphicData uri="http://schemas.microsoft.com/office/word/2010/wordprocessingShape">
@@ -1321,7 +1855,7 @@
                       <wps:spPr>
                         <a:xfrm>
                           <a:off x="0" y="0"/>
-                          <a:ext cx="1798320" cy="1280160"/>
+                          <a:ext cx="2571750" cy="1386840"/>
                         </a:xfrm>
                         <a:prstGeom prst="rect">
                           <a:avLst/>
@@ -1394,7 +1928,84 @@
                                 <w:sz w:val="28"/>
                                 <w:szCs w:val="28"/>
                               </w:rPr>
-                              <w:t>192.168.1.10</w:t>
+                              <w:t xml:space="preserve">web1 </w:t>
+                            </w:r>
+                            <w:proofErr w:type="spellStart"/>
+                            <w:r>
+                              <w:rPr>
+                                <w:rFonts w:asciiTheme="majorBidi" w:hAnsiTheme="majorBidi" w:cstheme="majorBidi"/>
+                                <w:b/>
+                                <w:bCs/>
+                                <w:i/>
+                                <w:iCs/>
+                                <w:sz w:val="28"/>
+                                <w:szCs w:val="28"/>
+                              </w:rPr>
+                              <w:t>ansible_host</w:t>
+                            </w:r>
+                            <w:proofErr w:type="spellEnd"/>
+                            <w:r>
+                              <w:rPr>
+                                <w:rFonts w:asciiTheme="majorBidi" w:hAnsiTheme="majorBidi" w:cstheme="majorBidi"/>
+                                <w:b/>
+                                <w:bCs/>
+                                <w:i/>
+                                <w:iCs/>
+                                <w:sz w:val="28"/>
+                                <w:szCs w:val="28"/>
+                              </w:rPr>
+                              <w:t>=192.168.1.10</w:t>
+                            </w:r>
+                          </w:p>
+                          <w:p>
+                            <w:pPr>
+                              <w:rPr>
+                                <w:rFonts w:asciiTheme="majorBidi" w:hAnsiTheme="majorBidi" w:cstheme="majorBidi"/>
+                                <w:b/>
+                                <w:bCs/>
+                                <w:i/>
+                                <w:iCs/>
+                                <w:sz w:val="28"/>
+                                <w:szCs w:val="28"/>
+                              </w:rPr>
+                            </w:pPr>
+                            <w:r>
+                              <w:rPr>
+                                <w:rFonts w:asciiTheme="majorBidi" w:hAnsiTheme="majorBidi" w:cstheme="majorBidi"/>
+                                <w:b/>
+                                <w:bCs/>
+                                <w:i/>
+                                <w:iCs/>
+                                <w:sz w:val="28"/>
+                                <w:szCs w:val="28"/>
+                              </w:rPr>
+                              <w:t xml:space="preserve">web2 </w:t>
+                            </w:r>
+                            <w:proofErr w:type="spellStart"/>
+                            <w:r>
+                              <w:rPr>
+                                <w:rFonts w:asciiTheme="majorBidi" w:hAnsiTheme="majorBidi" w:cstheme="majorBidi"/>
+                                <w:b/>
+                                <w:bCs/>
+                                <w:i/>
+                                <w:iCs/>
+                                <w:sz w:val="28"/>
+                                <w:szCs w:val="28"/>
+                              </w:rPr>
+                              <w:t>ansible_host</w:t>
+                            </w:r>
+                            <w:proofErr w:type="spellEnd"/>
+                            <w:r>
+                              <w:rPr>
+                                <w:rFonts w:asciiTheme="majorBidi" w:hAnsiTheme="majorBidi" w:cstheme="majorBidi"/>
+                                <w:b/>
+                                <w:bCs/>
+                                <w:i/>
+                                <w:iCs/>
+                                <w:sz w:val="28"/>
+                                <w:szCs w:val="28"/>
+                              </w:rPr>
+                              <w:t>=192.168.1.11</w:t>
                             </w:r>
                           </w:p>
                           <w:p>
@@ -1420,32 +2031,6 @@
                                 <w:sz w:val="28"/>
                                 <w:szCs w:val="28"/>
                               </w:rPr>
-                              <w:t>192.168.1.11</w:t>
-                            </w:r>
-                          </w:p>
-                          <w:p>
-                            <w:pPr>
-                              <w:spacing w:after="0"/>
-                              <w:rPr>
-                                <w:rFonts w:asciiTheme="majorBidi" w:hAnsiTheme="majorBidi" w:cstheme="majorBidi"/>
-                                <w:b/>
-                                <w:bCs/>
-                                <w:i/>
-                                <w:iCs/>
-                                <w:sz w:val="28"/>
-                                <w:szCs w:val="28"/>
-                              </w:rPr>
-                            </w:pPr>
-                            <w:r>
-                              <w:rPr>
-                                <w:rFonts w:asciiTheme="majorBidi" w:hAnsiTheme="majorBidi" w:cstheme="majorBidi"/>
-                                <w:b/>
-                                <w:bCs/>
-                                <w:i/>
-                                <w:iCs/>
-                                <w:sz w:val="28"/>
-                                <w:szCs w:val="28"/>
-                              </w:rPr>
                               <w:t>[</w:t>
                             </w:r>
                             <w:proofErr w:type="spellStart"/>
@@ -1497,26 +2082,37 @@
                                 <w:sz w:val="28"/>
                                 <w:szCs w:val="28"/>
                               </w:rPr>
-                              <w:t>192.168.1.20</w:t>
+                              <w:t xml:space="preserve">db1 </w:t>
+                            </w:r>
+                            <w:proofErr w:type="spellStart"/>
+                            <w:r>
+                              <w:rPr>
+                                <w:rFonts w:asciiTheme="majorBidi" w:hAnsiTheme="majorBidi" w:cstheme="majorBidi"/>
+                                <w:b/>
+                                <w:bCs/>
+                                <w:i/>
+                                <w:iCs/>
+                                <w:sz w:val="28"/>
+                                <w:szCs w:val="28"/>
+                              </w:rPr>
+                              <w:t>ansible_host</w:t>
+                            </w:r>
+                            <w:proofErr w:type="spellEnd"/>
+                            <w:r>
+                              <w:rPr>
+                                <w:rFonts w:asciiTheme="majorBidi" w:hAnsiTheme="majorBidi" w:cstheme="majorBidi"/>
+                                <w:b/>
+                                <w:bCs/>
+                                <w:i/>
+                                <w:iCs/>
+                                <w:sz w:val="28"/>
+                                <w:szCs w:val="28"/>
+                              </w:rPr>
+                              <w:t>=192.168.1.20</w:t>
                             </w:r>
                           </w:p>
                           <w:p>
                             <w:pPr>
-                              <w:spacing w:after="0"/>
-                              <w:rPr>
-                                <w:rFonts w:asciiTheme="majorBidi" w:hAnsiTheme="majorBidi" w:cstheme="majorBidi"/>
-                                <w:b/>
-                                <w:bCs/>
-                                <w:i/>
-                                <w:iCs/>
-                                <w:sz w:val="28"/>
-                                <w:szCs w:val="28"/>
-                              </w:rPr>
-                            </w:pPr>
-                          </w:p>
-                          <w:p>
-                            <w:pPr>
-                              <w:spacing w:after="0"/>
                               <w:jc w:val="center"/>
                               <w:rPr>
                                 <w:b/>
@@ -1537,6 +2133,9 @@
                     </wps:wsp>
                   </a:graphicData>
                 </a:graphic>
+                <wp14:sizeRelH relativeFrom="margin">
+                  <wp14:pctWidth>0</wp14:pctWidth>
+                </wp14:sizeRelH>
                 <wp14:sizeRelV relativeFrom="margin">
                   <wp14:pctHeight>0</wp14:pctHeight>
                 </wp14:sizeRelV>
@@ -1545,7 +2144,7 @@
           </mc:Choice>
           <mc:Fallback>
             <w:pict>
-              <v:rect w14:anchorId="3A42F37B" id="Rectangle 2" o:spid="_x0000_s1027" style="position:absolute;margin-left:16.8pt;margin-top:.4pt;width:141.6pt;height:100.8pt;z-index:251660288;visibility:visible;mso-wrap-style:square;mso-height-percent:0;mso-wrap-distance-left:9pt;mso-wrap-distance-top:0;mso-wrap-distance-right:9pt;mso-wrap-distance-bottom:0;mso-position-horizontal:absolute;mso-position-horizontal-relative:text;mso-position-vertical:absolute;mso-position-vertical-relative:text;mso-height-percent:0;mso-height-relative:margin;v-text-anchor:middle" o:gfxdata="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" fillcolor="black [3200]" strokecolor="black [480]" strokeweight="1pt">
+              <v:rect w14:anchorId="63488C54" id="Rectangle 4" o:spid="_x0000_s1027" style="position:absolute;left:0;text-align:left;margin-left:18.75pt;margin-top:22.2pt;width:202.5pt;height:109.2pt;z-index:251662336;visibility:visible;mso-wrap-style:square;mso-width-percent:0;mso-height-percent:0;mso-wrap-distance-left:9pt;mso-wrap-distance-top:0;mso-wrap-distance-right:9pt;mso-wrap-distance-bottom:0;mso-position-horizontal:absolute;mso-position-horizontal-relative:text;mso-position-vertical:absolute;mso-position-vertical-relative:text;mso-width-percent:0;mso-height-percent:0;mso-width-relative:margin;mso-height-relative:margin;v-text-anchor:middle" o:gfxdata="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" fillcolor="black [3200]" strokecolor="black [480]" strokeweight="1pt">
                 <v:textbox>
                   <w:txbxContent>
                     <w:p>
@@ -1597,7 +2196,84 @@
                           <w:sz w:val="28"/>
                           <w:szCs w:val="28"/>
                         </w:rPr>
-                        <w:t>192.168.1.10</w:t>
+                        <w:t xml:space="preserve">web1 </w:t>
+                      </w:r>
+                      <w:proofErr w:type="spellStart"/>
+                      <w:r>
+                        <w:rPr>
+                          <w:rFonts w:asciiTheme="majorBidi" w:hAnsiTheme="majorBidi" w:cstheme="majorBidi"/>
+                          <w:b/>
+                          <w:bCs/>
+                          <w:i/>
+                          <w:iCs/>
+                          <w:sz w:val="28"/>
+                          <w:szCs w:val="28"/>
+                        </w:rPr>
+                        <w:t>ansible_host</w:t>
+                      </w:r>
+                      <w:proofErr w:type="spellEnd"/>
+                      <w:r>
+                        <w:rPr>
+                          <w:rFonts w:asciiTheme="majorBidi" w:hAnsiTheme="majorBidi" w:cstheme="majorBidi"/>
+                          <w:b/>
+                          <w:bCs/>
+                          <w:i/>
+                          <w:iCs/>
+                          <w:sz w:val="28"/>
+                          <w:szCs w:val="28"/>
+                        </w:rPr>
+                        <w:t>=192.168.1.10</w:t>
+                      </w:r>
+                    </w:p>
+                    <w:p>
+                      <w:pPr>
+                        <w:rPr>
+                          <w:rFonts w:asciiTheme="majorBidi" w:hAnsiTheme="majorBidi" w:cstheme="majorBidi"/>
+                          <w:b/>
+                          <w:bCs/>
+                          <w:i/>
+                          <w:iCs/>
+                          <w:sz w:val="28"/>
+                          <w:szCs w:val="28"/>
+                        </w:rPr>
+                      </w:pPr>
+                      <w:r>
+                        <w:rPr>
+                          <w:rFonts w:asciiTheme="majorBidi" w:hAnsiTheme="majorBidi" w:cstheme="majorBidi"/>
+                          <w:b/>
+                          <w:bCs/>
+                          <w:i/>
+                          <w:iCs/>
+                          <w:sz w:val="28"/>
+                          <w:szCs w:val="28"/>
+                        </w:rPr>
+                        <w:t xml:space="preserve">web2 </w:t>
+                      </w:r>
+                      <w:proofErr w:type="spellStart"/>
+                      <w:r>
+                        <w:rPr>
+                          <w:rFonts w:asciiTheme="majorBidi" w:hAnsiTheme="majorBidi" w:cstheme="majorBidi"/>
+                          <w:b/>
+                          <w:bCs/>
+                          <w:i/>
+                          <w:iCs/>
+                          <w:sz w:val="28"/>
+                          <w:szCs w:val="28"/>
+                        </w:rPr>
+                        <w:t>ansible_host</w:t>
+                      </w:r>
+                      <w:proofErr w:type="spellEnd"/>
+                      <w:r>
+                        <w:rPr>
+                          <w:rFonts w:asciiTheme="majorBidi" w:hAnsiTheme="majorBidi" w:cstheme="majorBidi"/>
+                          <w:b/>
+                          <w:bCs/>
+                          <w:i/>
+                          <w:iCs/>
+                          <w:sz w:val="28"/>
+                          <w:szCs w:val="28"/>
+                        </w:rPr>
+                        <w:t>=192.168.1.11</w:t>
                       </w:r>
                     </w:p>
                     <w:p>
@@ -1623,32 +2299,6 @@
                           <w:sz w:val="28"/>
                           <w:szCs w:val="28"/>
                         </w:rPr>
-                        <w:t>192.168.1.11</w:t>
-                      </w:r>
-                    </w:p>
-                    <w:p>
-                      <w:pPr>
-                        <w:spacing w:after="0"/>
-                        <w:rPr>
-                          <w:rFonts w:asciiTheme="majorBidi" w:hAnsiTheme="majorBidi" w:cstheme="majorBidi"/>
-                          <w:b/>
-                          <w:bCs/>
-                          <w:i/>
-                          <w:iCs/>
-                          <w:sz w:val="28"/>
-                          <w:szCs w:val="28"/>
-                        </w:rPr>
-                      </w:pPr>
-                      <w:r>
-                        <w:rPr>
-                          <w:rFonts w:asciiTheme="majorBidi" w:hAnsiTheme="majorBidi" w:cstheme="majorBidi"/>
-                          <w:b/>
-                          <w:bCs/>
-                          <w:i/>
-                          <w:iCs/>
-                          <w:sz w:val="28"/>
-                          <w:szCs w:val="28"/>
-                        </w:rPr>
                         <w:t>[</w:t>
                       </w:r>
                       <w:proofErr w:type="spellStart"/>
@@ -1700,26 +2350,37 @@
                           <w:sz w:val="28"/>
                           <w:szCs w:val="28"/>
                         </w:rPr>
-                        <w:t>192.168.1.20</w:t>
+                        <w:t xml:space="preserve">db1 </w:t>
+                      </w:r>
+                      <w:proofErr w:type="spellStart"/>
+                      <w:r>
+                        <w:rPr>
+                          <w:rFonts w:asciiTheme="majorBidi" w:hAnsiTheme="majorBidi" w:cstheme="majorBidi"/>
+                          <w:b/>
+                          <w:bCs/>
+                          <w:i/>
+                          <w:iCs/>
+                          <w:sz w:val="28"/>
+                          <w:szCs w:val="28"/>
+                        </w:rPr>
+                        <w:t>ansible_host</w:t>
+                      </w:r>
+                      <w:proofErr w:type="spellEnd"/>
+                      <w:r>
+                        <w:rPr>
+                          <w:rFonts w:asciiTheme="majorBidi" w:hAnsiTheme="majorBidi" w:cstheme="majorBidi"/>
+                          <w:b/>
+                          <w:bCs/>
+                          <w:i/>
+                          <w:iCs/>
+                          <w:sz w:val="28"/>
+                          <w:szCs w:val="28"/>
+                        </w:rPr>
+                        <w:t>=192.168.1.20</w:t>
                       </w:r>
                     </w:p>
                     <w:p>
                       <w:pPr>
-                        <w:spacing w:after="0"/>
-                        <w:rPr>
-                          <w:rFonts w:asciiTheme="majorBidi" w:hAnsiTheme="majorBidi" w:cstheme="majorBidi"/>
-                          <w:b/>
-                          <w:bCs/>
-                          <w:i/>
-                          <w:iCs/>
-                          <w:sz w:val="28"/>
-                          <w:szCs w:val="28"/>
-                        </w:rPr>
-                      </w:pPr>
-                    </w:p>
-                    <w:p>
-                      <w:pPr>
-                        <w:spacing w:after="0"/>
                         <w:jc w:val="center"/>
                         <w:rPr>
                           <w:b/>
@@ -1736,333 +2397,72 @@
           </mc:Fallback>
         </mc:AlternateContent>
       </w:r>
-    </w:p>
-    <w:p>
-      <w:pPr>
-        <w:rPr>
-          <w:rFonts w:asciiTheme="majorBidi" w:hAnsiTheme="majorBidi" w:cstheme="majorBidi"/>
-          <w:sz w:val="28"/>
-          <w:szCs w:val="28"/>
-        </w:rPr>
-      </w:pPr>
-    </w:p>
-    <w:p>
-      <w:pPr>
-        <w:rPr>
-          <w:rFonts w:asciiTheme="majorBidi" w:hAnsiTheme="majorBidi" w:cstheme="majorBidi"/>
-          <w:sz w:val="28"/>
-          <w:szCs w:val="28"/>
-        </w:rPr>
-      </w:pPr>
-    </w:p>
-    <w:p>
-      <w:pPr>
-        <w:rPr>
-          <w:rFonts w:asciiTheme="majorBidi" w:hAnsiTheme="majorBidi" w:cstheme="majorBidi"/>
-          <w:sz w:val="28"/>
-          <w:szCs w:val="28"/>
-        </w:rPr>
-      </w:pPr>
-    </w:p>
-    <w:p>
-      <w:pPr>
-        <w:spacing w:after="60"/>
-        <w:ind w:left="360"/>
-        <w:rPr>
-          <w:rFonts w:asciiTheme="majorBidi" w:hAnsiTheme="majorBidi" w:cstheme="majorBidi"/>
-          <w:sz w:val="28"/>
-          <w:szCs w:val="28"/>
-        </w:rPr>
-      </w:pPr>
-      <w:r>
-        <w:rPr>
-          <w:rFonts w:asciiTheme="majorBidi" w:hAnsiTheme="majorBidi" w:cstheme="majorBidi"/>
-          <w:sz w:val="28"/>
-          <w:szCs w:val="28"/>
-        </w:rPr>
-        <w:lastRenderedPageBreak/>
-        <w:t>Used in:</w:t>
-      </w:r>
+      <w:r>
+        <w:rPr>
+          <w:rFonts w:asciiTheme="majorBidi" w:hAnsiTheme="majorBidi" w:cstheme="majorBidi"/>
+          <w:b/>
+          <w:bCs/>
+          <w:sz w:val="28"/>
+          <w:szCs w:val="28"/>
+        </w:rPr>
+        <w:t>INI format (traditional)</w:t>
+      </w:r>
+    </w:p>
+    <w:p>
+      <w:pPr>
+        <w:jc w:val="both"/>
+        <w:rPr>
+          <w:rFonts w:asciiTheme="majorBidi" w:hAnsiTheme="majorBidi" w:cstheme="majorBidi"/>
+          <w:sz w:val="28"/>
+          <w:szCs w:val="28"/>
+        </w:rPr>
+      </w:pPr>
+    </w:p>
+    <w:p>
+      <w:pPr>
+        <w:jc w:val="both"/>
+        <w:rPr>
+          <w:rFonts w:asciiTheme="majorBidi" w:hAnsiTheme="majorBidi" w:cstheme="majorBidi"/>
+          <w:sz w:val="28"/>
+          <w:szCs w:val="28"/>
+        </w:rPr>
+      </w:pPr>
+    </w:p>
+    <w:p>
+      <w:pPr>
+        <w:jc w:val="both"/>
+        <w:rPr>
+          <w:rFonts w:asciiTheme="majorBidi" w:hAnsiTheme="majorBidi" w:cstheme="majorBidi"/>
+          <w:sz w:val="28"/>
+          <w:szCs w:val="28"/>
+        </w:rPr>
+      </w:pPr>
+    </w:p>
+    <w:p>
+      <w:pPr>
+        <w:jc w:val="both"/>
+        <w:rPr>
+          <w:rFonts w:asciiTheme="majorBidi" w:hAnsiTheme="majorBidi" w:cstheme="majorBidi"/>
+          <w:sz w:val="28"/>
+          <w:szCs w:val="28"/>
+        </w:rPr>
+      </w:pPr>
     </w:p>
     <w:p>
       <w:pPr>
         <w:pStyle w:val="ListParagraph"/>
         <w:numPr>
           <w:ilvl w:val="0"/>
-          <w:numId w:val="5"/>
+          <w:numId w:val="10"/>
         </w:numPr>
-        <w:rPr>
-          <w:rFonts w:asciiTheme="majorBidi" w:hAnsiTheme="majorBidi" w:cstheme="majorBidi"/>
-          <w:sz w:val="28"/>
-          <w:szCs w:val="28"/>
-        </w:rPr>
-      </w:pPr>
-      <w:r>
-        <w:rPr>
-          <w:rFonts w:asciiTheme="majorBidi" w:hAnsiTheme="majorBidi" w:cstheme="majorBidi"/>
-          <w:sz w:val="28"/>
-          <w:szCs w:val="28"/>
-        </w:rPr>
-        <w:t>small infrastructures</w:t>
-      </w:r>
-    </w:p>
-    <w:p>
-      <w:pPr>
-        <w:pStyle w:val="ListParagraph"/>
-        <w:numPr>
-          <w:ilvl w:val="0"/>
-          <w:numId w:val="5"/>
-        </w:numPr>
-        <w:rPr>
-          <w:rFonts w:asciiTheme="majorBidi" w:hAnsiTheme="majorBidi" w:cstheme="majorBidi"/>
-          <w:sz w:val="28"/>
-          <w:szCs w:val="28"/>
-        </w:rPr>
-      </w:pPr>
-      <w:r>
-        <w:rPr>
-          <w:rFonts w:asciiTheme="majorBidi" w:hAnsiTheme="majorBidi" w:cstheme="majorBidi"/>
-          <w:sz w:val="28"/>
-          <w:szCs w:val="28"/>
-        </w:rPr>
-        <w:t>labs</w:t>
-      </w:r>
-    </w:p>
-    <w:p>
-      <w:pPr>
-        <w:pStyle w:val="ListParagraph"/>
-        <w:numPr>
-          <w:ilvl w:val="0"/>
-          <w:numId w:val="5"/>
-        </w:numPr>
-        <w:rPr>
-          <w:rFonts w:asciiTheme="majorBidi" w:hAnsiTheme="majorBidi" w:cstheme="majorBidi"/>
-          <w:sz w:val="28"/>
-          <w:szCs w:val="28"/>
-        </w:rPr>
-      </w:pPr>
-      <w:r>
-        <w:rPr>
-          <w:rFonts w:asciiTheme="majorBidi" w:hAnsiTheme="majorBidi" w:cstheme="majorBidi"/>
-          <w:sz w:val="28"/>
-          <w:szCs w:val="28"/>
-        </w:rPr>
-        <w:t>static environments</w:t>
-      </w:r>
-    </w:p>
-    <w:p>
-      <w:pPr>
-        <w:pStyle w:val="ListParagraph"/>
-        <w:rPr>
-          <w:rFonts w:asciiTheme="majorBidi" w:hAnsiTheme="majorBidi" w:cstheme="majorBidi"/>
-          <w:sz w:val="6"/>
-          <w:szCs w:val="6"/>
-        </w:rPr>
-      </w:pPr>
-    </w:p>
-    <w:p>
-      <w:pPr>
-        <w:pStyle w:val="ListParagraph"/>
-        <w:numPr>
-          <w:ilvl w:val="0"/>
-          <w:numId w:val="6"/>
-        </w:numPr>
-        <w:spacing w:after="60"/>
         <w:ind w:left="360"/>
-        <w:rPr>
-          <w:rFonts w:asciiTheme="majorBidi" w:hAnsiTheme="majorBidi" w:cstheme="majorBidi"/>
-          <w:b/>
-          <w:bCs/>
-          <w:sz w:val="32"/>
-          <w:szCs w:val="32"/>
-        </w:rPr>
-      </w:pPr>
-      <w:r>
-        <w:rPr>
-          <w:rFonts w:asciiTheme="majorBidi" w:hAnsiTheme="majorBidi" w:cstheme="majorBidi"/>
-          <w:b/>
-          <w:bCs/>
-          <w:sz w:val="32"/>
-          <w:szCs w:val="32"/>
-        </w:rPr>
-        <w:t>Dynamic Inventory</w:t>
-      </w:r>
-    </w:p>
-    <w:p>
-      <w:pPr>
-        <w:spacing w:after="60"/>
-        <w:ind w:left="360"/>
-        <w:rPr>
-          <w:rFonts w:asciiTheme="majorBidi" w:hAnsiTheme="majorBidi" w:cstheme="majorBidi"/>
-          <w:sz w:val="28"/>
-          <w:szCs w:val="28"/>
-        </w:rPr>
-      </w:pPr>
-      <w:r>
-        <w:rPr>
-          <w:rFonts w:asciiTheme="majorBidi" w:hAnsiTheme="majorBidi" w:cstheme="majorBidi"/>
-          <w:sz w:val="28"/>
-          <w:szCs w:val="28"/>
-        </w:rPr>
-        <w:t>Hosts are discovered automatically.</w:t>
-      </w:r>
-      <w:r>
-        <w:rPr>
-          <w:rFonts w:asciiTheme="majorBidi" w:hAnsiTheme="majorBidi" w:cstheme="majorBidi"/>
-          <w:sz w:val="28"/>
-          <w:szCs w:val="28"/>
-        </w:rPr>
-        <w:t xml:space="preserve"> </w:t>
-      </w:r>
-      <w:r>
-        <w:rPr>
-          <w:rFonts w:asciiTheme="majorBidi" w:hAnsiTheme="majorBidi" w:cstheme="majorBidi"/>
-          <w:sz w:val="28"/>
-          <w:szCs w:val="28"/>
-        </w:rPr>
-        <w:t>Instead of writing servers manually, Ansible queries an external system.</w:t>
-      </w:r>
-    </w:p>
-    <w:p>
-      <w:pPr>
-        <w:spacing w:after="60"/>
-        <w:ind w:left="360"/>
-        <w:rPr>
-          <w:rFonts w:asciiTheme="majorBidi" w:hAnsiTheme="majorBidi" w:cstheme="majorBidi"/>
-          <w:sz w:val="28"/>
-          <w:szCs w:val="28"/>
-          <w:u w:val="single"/>
-        </w:rPr>
-      </w:pPr>
-      <w:r>
-        <w:rPr>
-          <w:rFonts w:asciiTheme="majorBidi" w:hAnsiTheme="majorBidi" w:cstheme="majorBidi"/>
-          <w:sz w:val="28"/>
-          <w:szCs w:val="28"/>
-          <w:u w:val="single"/>
-        </w:rPr>
-        <w:t>Examples:</w:t>
-      </w:r>
-    </w:p>
-    <w:p>
-      <w:pPr>
-        <w:pStyle w:val="ListParagraph"/>
-        <w:numPr>
-          <w:ilvl w:val="0"/>
-          <w:numId w:val="7"/>
-        </w:numPr>
-        <w:rPr>
-          <w:rFonts w:asciiTheme="majorBidi" w:hAnsiTheme="majorBidi" w:cstheme="majorBidi"/>
-          <w:sz w:val="28"/>
-          <w:szCs w:val="28"/>
-        </w:rPr>
-      </w:pPr>
-      <w:r>
-        <w:rPr>
-          <w:rFonts w:asciiTheme="majorBidi" w:hAnsiTheme="majorBidi" w:cstheme="majorBidi"/>
-          <w:sz w:val="28"/>
-          <w:szCs w:val="28"/>
-        </w:rPr>
-        <w:t>AWS EC2</w:t>
-      </w:r>
-    </w:p>
-    <w:p>
-      <w:pPr>
-        <w:pStyle w:val="ListParagraph"/>
-        <w:numPr>
-          <w:ilvl w:val="0"/>
-          <w:numId w:val="7"/>
-        </w:numPr>
-        <w:rPr>
-          <w:rFonts w:asciiTheme="majorBidi" w:hAnsiTheme="majorBidi" w:cstheme="majorBidi"/>
-          <w:sz w:val="28"/>
-          <w:szCs w:val="28"/>
-        </w:rPr>
-      </w:pPr>
-      <w:r>
-        <w:rPr>
-          <w:rFonts w:asciiTheme="majorBidi" w:hAnsiTheme="majorBidi" w:cstheme="majorBidi"/>
-          <w:sz w:val="28"/>
-          <w:szCs w:val="28"/>
-        </w:rPr>
-        <w:t>Azure</w:t>
-      </w:r>
-    </w:p>
-    <w:p>
-      <w:pPr>
-        <w:pStyle w:val="ListParagraph"/>
-        <w:numPr>
-          <w:ilvl w:val="0"/>
-          <w:numId w:val="7"/>
-        </w:numPr>
-        <w:rPr>
-          <w:rFonts w:asciiTheme="majorBidi" w:hAnsiTheme="majorBidi" w:cstheme="majorBidi"/>
-          <w:sz w:val="28"/>
-          <w:szCs w:val="28"/>
-        </w:rPr>
-      </w:pPr>
-      <w:r>
-        <w:rPr>
-          <w:rFonts w:asciiTheme="majorBidi" w:hAnsiTheme="majorBidi" w:cstheme="majorBidi"/>
-          <w:sz w:val="28"/>
-          <w:szCs w:val="28"/>
-        </w:rPr>
-        <w:t>GCP</w:t>
-      </w:r>
-    </w:p>
-    <w:p>
-      <w:pPr>
-        <w:pStyle w:val="ListParagraph"/>
-        <w:numPr>
-          <w:ilvl w:val="0"/>
-          <w:numId w:val="7"/>
-        </w:numPr>
-        <w:rPr>
-          <w:rFonts w:asciiTheme="majorBidi" w:hAnsiTheme="majorBidi" w:cstheme="majorBidi"/>
-          <w:sz w:val="28"/>
-          <w:szCs w:val="28"/>
-        </w:rPr>
-      </w:pPr>
-      <w:r>
-        <w:rPr>
-          <w:rFonts w:asciiTheme="majorBidi" w:hAnsiTheme="majorBidi" w:cstheme="majorBidi"/>
-          <w:sz w:val="28"/>
-          <w:szCs w:val="28"/>
-        </w:rPr>
-        <w:t>Kubernetes</w:t>
-      </w:r>
-    </w:p>
-    <w:p>
-      <w:pPr>
-        <w:pStyle w:val="ListParagraph"/>
-        <w:numPr>
-          <w:ilvl w:val="0"/>
-          <w:numId w:val="7"/>
-        </w:numPr>
-        <w:spacing w:after="80"/>
-        <w:rPr>
-          <w:rFonts w:asciiTheme="majorBidi" w:hAnsiTheme="majorBidi" w:cstheme="majorBidi"/>
-          <w:sz w:val="28"/>
-          <w:szCs w:val="28"/>
-        </w:rPr>
-      </w:pPr>
-      <w:r>
-        <w:rPr>
-          <w:rFonts w:asciiTheme="majorBidi" w:hAnsiTheme="majorBidi" w:cstheme="majorBidi"/>
-          <w:sz w:val="28"/>
-          <w:szCs w:val="28"/>
-        </w:rPr>
-        <w:t>VMware</w:t>
-      </w:r>
-    </w:p>
-    <w:p>
-      <w:pPr>
-        <w:ind w:left="360"/>
-        <w:rPr>
-          <w:rFonts w:asciiTheme="majorBidi" w:hAnsiTheme="majorBidi" w:cstheme="majorBidi"/>
-          <w:sz w:val="28"/>
-          <w:szCs w:val="28"/>
-          <w:u w:val="single"/>
+        <w:jc w:val="both"/>
+        <w:rPr>
+          <w:rFonts w:asciiTheme="majorBidi" w:hAnsiTheme="majorBidi" w:cstheme="majorBidi"/>
+          <w:b/>
+          <w:bCs/>
+          <w:sz w:val="28"/>
+          <w:szCs w:val="28"/>
         </w:rPr>
       </w:pPr>
       <w:r>
@@ -2071,23 +2471,22 @@
           <w:noProof/>
           <w:sz w:val="28"/>
           <w:szCs w:val="28"/>
-          <w:u w:val="single"/>
         </w:rPr>
         <mc:AlternateContent>
           <mc:Choice Requires="wps">
             <w:drawing>
-              <wp:anchor distT="0" distB="0" distL="114300" distR="114300" simplePos="0" relativeHeight="251661312" behindDoc="0" locked="0" layoutInCell="1" allowOverlap="1" wp14:anchorId="32343618" wp14:editId="07A9ECD1">
+              <wp:anchor distT="0" distB="0" distL="114300" distR="114300" simplePos="0" relativeHeight="251663360" behindDoc="0" locked="0" layoutInCell="1" allowOverlap="1" wp14:anchorId="0EBDD0AF" wp14:editId="0C07C52A">
                 <wp:simplePos x="0" y="0"/>
                 <wp:positionH relativeFrom="column">
-                  <wp:posOffset>220980</wp:posOffset>
+                  <wp:posOffset>219075</wp:posOffset>
                 </wp:positionH>
                 <wp:positionV relativeFrom="paragraph">
-                  <wp:posOffset>276225</wp:posOffset>
+                  <wp:posOffset>300989</wp:posOffset>
                 </wp:positionV>
-                <wp:extent cx="2941320" cy="1744980"/>
-                <wp:effectExtent l="0" t="0" r="11430" b="26670"/>
+                <wp:extent cx="1546860" cy="2219325"/>
+                <wp:effectExtent l="0" t="0" r="15240" b="28575"/>
                 <wp:wrapNone/>
-                <wp:docPr id="1856363712" name="Rectangle 3"/>
+                <wp:docPr id="1276689286" name="Rectangle 5"/>
                 <wp:cNvGraphicFramePr/>
                 <a:graphic xmlns:a="http://schemas.openxmlformats.org/drawingml/2006/main">
                   <a:graphicData uri="http://schemas.microsoft.com/office/word/2010/wordprocessingShape">
@@ -2096,7 +2495,7 @@
                       <wps:spPr>
                         <a:xfrm>
                           <a:off x="0" y="0"/>
-                          <a:ext cx="2941320" cy="1744980"/>
+                          <a:ext cx="1546860" cy="2219325"/>
                         </a:xfrm>
                         <a:prstGeom prst="rect">
                           <a:avLst/>
@@ -2143,7 +2542,7 @@
                                 <w:sz w:val="28"/>
                                 <w:szCs w:val="28"/>
                               </w:rPr>
-                              <w:t>Ansible</w:t>
+                              <w:t>all:</w:t>
                             </w:r>
                           </w:p>
                           <w:p>
@@ -2169,7 +2568,19 @@
                                 <w:sz w:val="28"/>
                                 <w:szCs w:val="28"/>
                               </w:rPr>
-                              <w:t>↓</w:t>
+                              <w:t xml:space="preserve">     </w:t>
+                            </w:r>
+                            <w:r>
+                              <w:rPr>
+                                <w:rFonts w:asciiTheme="majorBidi" w:hAnsiTheme="majorBidi" w:cstheme="majorBidi"/>
+                                <w:b/>
+                                <w:bCs/>
+                                <w:i/>
+                                <w:iCs/>
+                                <w:sz w:val="28"/>
+                                <w:szCs w:val="28"/>
+                              </w:rPr>
+                              <w:t>children:</w:t>
                             </w:r>
                           </w:p>
                           <w:p>
@@ -2195,7 +2606,19 @@
                                 <w:sz w:val="28"/>
                                 <w:szCs w:val="28"/>
                               </w:rPr>
-                              <w:t>query AWS API</w:t>
+                              <w:t xml:space="preserve">          </w:t>
+                            </w:r>
+                            <w:r>
+                              <w:rPr>
+                                <w:rFonts w:asciiTheme="majorBidi" w:hAnsiTheme="majorBidi" w:cstheme="majorBidi"/>
+                                <w:b/>
+                                <w:bCs/>
+                                <w:i/>
+                                <w:iCs/>
+                                <w:sz w:val="28"/>
+                                <w:szCs w:val="28"/>
+                              </w:rPr>
+                              <w:t>web:</w:t>
                             </w:r>
                           </w:p>
                           <w:p>
@@ -2221,7 +2644,19 @@
                                 <w:sz w:val="28"/>
                                 <w:szCs w:val="28"/>
                               </w:rPr>
-                              <w:t>↓</w:t>
+                              <w:t xml:space="preserve">               </w:t>
+                            </w:r>
+                            <w:r>
+                              <w:rPr>
+                                <w:rFonts w:asciiTheme="majorBidi" w:hAnsiTheme="majorBidi" w:cstheme="majorBidi"/>
+                                <w:b/>
+                                <w:bCs/>
+                                <w:i/>
+                                <w:iCs/>
+                                <w:sz w:val="28"/>
+                                <w:szCs w:val="28"/>
+                              </w:rPr>
+                              <w:t>hosts:</w:t>
                             </w:r>
                           </w:p>
                           <w:p>
@@ -2247,7 +2682,19 @@
                                 <w:sz w:val="28"/>
                                 <w:szCs w:val="28"/>
                               </w:rPr>
-                              <w:t>AWS returns running EC2 instances</w:t>
+                              <w:t xml:space="preserve">                    </w:t>
+                            </w:r>
+                            <w:r>
+                              <w:rPr>
+                                <w:rFonts w:asciiTheme="majorBidi" w:hAnsiTheme="majorBidi" w:cstheme="majorBidi"/>
+                                <w:b/>
+                                <w:bCs/>
+                                <w:i/>
+                                <w:iCs/>
+                                <w:sz w:val="28"/>
+                                <w:szCs w:val="28"/>
+                              </w:rPr>
+                              <w:t>web1:</w:t>
                             </w:r>
                           </w:p>
                           <w:p>
@@ -2273,7 +2720,19 @@
                                 <w:sz w:val="28"/>
                                 <w:szCs w:val="28"/>
                               </w:rPr>
-                              <w:t>↓</w:t>
+                              <w:t xml:space="preserve">                    </w:t>
+                            </w:r>
+                            <w:r>
+                              <w:rPr>
+                                <w:rFonts w:asciiTheme="majorBidi" w:hAnsiTheme="majorBidi" w:cstheme="majorBidi"/>
+                                <w:b/>
+                                <w:bCs/>
+                                <w:i/>
+                                <w:iCs/>
+                                <w:sz w:val="28"/>
+                                <w:szCs w:val="28"/>
+                              </w:rPr>
+                              <w:t>web2:</w:t>
                             </w:r>
                           </w:p>
                           <w:p>
@@ -2299,7 +2758,109 @@
                                 <w:sz w:val="28"/>
                                 <w:szCs w:val="28"/>
                               </w:rPr>
-                              <w:t>Ansible builds inventory dynamically</w:t>
+                              <w:t xml:space="preserve">          </w:t>
+                            </w:r>
+                            <w:proofErr w:type="spellStart"/>
+                            <w:r>
+                              <w:rPr>
+                                <w:rFonts w:asciiTheme="majorBidi" w:hAnsiTheme="majorBidi" w:cstheme="majorBidi"/>
+                                <w:b/>
+                                <w:bCs/>
+                                <w:i/>
+                                <w:iCs/>
+                                <w:sz w:val="28"/>
+                                <w:szCs w:val="28"/>
+                              </w:rPr>
+                              <w:t>db</w:t>
+                            </w:r>
+                            <w:proofErr w:type="spellEnd"/>
+                            <w:r>
+                              <w:rPr>
+                                <w:rFonts w:asciiTheme="majorBidi" w:hAnsiTheme="majorBidi" w:cstheme="majorBidi"/>
+                                <w:b/>
+                                <w:bCs/>
+                                <w:i/>
+                                <w:iCs/>
+                                <w:sz w:val="28"/>
+                                <w:szCs w:val="28"/>
+                              </w:rPr>
+                              <w:t>:</w:t>
+                            </w:r>
+                          </w:p>
+                          <w:p>
+                            <w:pPr>
+                              <w:spacing w:after="0"/>
+                              <w:rPr>
+                                <w:rFonts w:asciiTheme="majorBidi" w:hAnsiTheme="majorBidi" w:cstheme="majorBidi"/>
+                                <w:b/>
+                                <w:bCs/>
+                                <w:i/>
+                                <w:iCs/>
+                                <w:sz w:val="28"/>
+                                <w:szCs w:val="28"/>
+                              </w:rPr>
+                            </w:pPr>
+                            <w:r>
+                              <w:rPr>
+                                <w:rFonts w:asciiTheme="majorBidi" w:hAnsiTheme="majorBidi" w:cstheme="majorBidi"/>
+                                <w:b/>
+                                <w:bCs/>
+                                <w:i/>
+                                <w:iCs/>
+                                <w:sz w:val="28"/>
+                                <w:szCs w:val="28"/>
+                              </w:rPr>
+                              <w:t xml:space="preserve">               </w:t>
+                            </w:r>
+                            <w:r>
+                              <w:rPr>
+                                <w:rFonts w:asciiTheme="majorBidi" w:hAnsiTheme="majorBidi" w:cstheme="majorBidi"/>
+                                <w:b/>
+                                <w:bCs/>
+                                <w:i/>
+                                <w:iCs/>
+                                <w:sz w:val="28"/>
+                                <w:szCs w:val="28"/>
+                              </w:rPr>
+                              <w:t>hosts:</w:t>
+                            </w:r>
+                          </w:p>
+                          <w:p>
+                            <w:pPr>
+                              <w:spacing w:after="0"/>
+                              <w:rPr>
+                                <w:rFonts w:asciiTheme="majorBidi" w:hAnsiTheme="majorBidi" w:cstheme="majorBidi"/>
+                                <w:b/>
+                                <w:bCs/>
+                                <w:i/>
+                                <w:iCs/>
+                                <w:sz w:val="28"/>
+                                <w:szCs w:val="28"/>
+                              </w:rPr>
+                            </w:pPr>
+                            <w:r>
+                              <w:rPr>
+                                <w:rFonts w:asciiTheme="majorBidi" w:hAnsiTheme="majorBidi" w:cstheme="majorBidi"/>
+                                <w:b/>
+                                <w:bCs/>
+                                <w:i/>
+                                <w:iCs/>
+                                <w:sz w:val="28"/>
+                                <w:szCs w:val="28"/>
+                              </w:rPr>
+                              <w:t xml:space="preserve">                    </w:t>
+                            </w:r>
+                            <w:r>
+                              <w:rPr>
+                                <w:rFonts w:asciiTheme="majorBidi" w:hAnsiTheme="majorBidi" w:cstheme="majorBidi"/>
+                                <w:b/>
+                                <w:bCs/>
+                                <w:i/>
+                                <w:iCs/>
+                                <w:sz w:val="28"/>
+                                <w:szCs w:val="28"/>
+                              </w:rPr>
+                              <w:t>db1:</w:t>
                             </w:r>
                           </w:p>
                           <w:p>
@@ -2336,7 +2897,7 @@
           </mc:Choice>
           <mc:Fallback>
             <w:pict>
-              <v:rect w14:anchorId="32343618" id="Rectangle 3" o:spid="_x0000_s1028" style="position:absolute;left:0;text-align:left;margin-left:17.4pt;margin-top:21.75pt;width:231.6pt;height:137.4pt;z-index:251661312;visibility:visible;mso-wrap-style:square;mso-width-percent:0;mso-height-percent:0;mso-wrap-distance-left:9pt;mso-wrap-distance-top:0;mso-wrap-distance-right:9pt;mso-wrap-distance-bottom:0;mso-position-horizontal:absolute;mso-position-horizontal-relative:text;mso-position-vertical:absolute;mso-position-vertical-relative:text;mso-width-percent:0;mso-height-percent:0;mso-width-relative:margin;mso-height-relative:margin;v-text-anchor:middle" o:gfxdata="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" fillcolor="black [3200]" strokecolor="black [480]" strokeweight="1pt">
+              <v:rect w14:anchorId="0EBDD0AF" id="Rectangle 5" o:spid="_x0000_s1028" style="position:absolute;left:0;text-align:left;margin-left:17.25pt;margin-top:23.7pt;width:121.8pt;height:174.75pt;z-index:251663360;visibility:visible;mso-wrap-style:square;mso-width-percent:0;mso-height-percent:0;mso-wrap-distance-left:9pt;mso-wrap-distance-top:0;mso-wrap-distance-right:9pt;mso-wrap-distance-bottom:0;mso-position-horizontal:absolute;mso-position-horizontal-relative:text;mso-position-vertical:absolute;mso-position-vertical-relative:text;mso-width-percent:0;mso-height-percent:0;mso-width-relative:margin;mso-height-relative:margin;v-text-anchor:middle" o:gfxdata="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" fillcolor="black [3200]" strokecolor="black [480]" strokeweight="1pt">
                 <v:textbox>
                   <w:txbxContent>
                     <w:p>
@@ -2362,7 +2923,7 @@
                           <w:sz w:val="28"/>
                           <w:szCs w:val="28"/>
                         </w:rPr>
-                        <w:t>Ansible</w:t>
+                        <w:t>all:</w:t>
                       </w:r>
                     </w:p>
                     <w:p>
@@ -2388,7 +2949,19 @@
                           <w:sz w:val="28"/>
                           <w:szCs w:val="28"/>
                         </w:rPr>
-                        <w:t>↓</w:t>
+                        <w:t xml:space="preserve">     </w:t>
+                      </w:r>
+                      <w:r>
+                        <w:rPr>
+                          <w:rFonts w:asciiTheme="majorBidi" w:hAnsiTheme="majorBidi" w:cstheme="majorBidi"/>
+                          <w:b/>
+                          <w:bCs/>
+                          <w:i/>
+                          <w:iCs/>
+                          <w:sz w:val="28"/>
+                          <w:szCs w:val="28"/>
+                        </w:rPr>
+                        <w:t>children:</w:t>
                       </w:r>
                     </w:p>
                     <w:p>
@@ -2414,7 +2987,19 @@
                           <w:sz w:val="28"/>
                           <w:szCs w:val="28"/>
                         </w:rPr>
-                        <w:t>query AWS API</w:t>
+                        <w:t xml:space="preserve">          </w:t>
+                      </w:r>
+                      <w:r>
+                        <w:rPr>
+                          <w:rFonts w:asciiTheme="majorBidi" w:hAnsiTheme="majorBidi" w:cstheme="majorBidi"/>
+                          <w:b/>
+                          <w:bCs/>
+                          <w:i/>
+                          <w:iCs/>
+                          <w:sz w:val="28"/>
+                          <w:szCs w:val="28"/>
+                        </w:rPr>
+                        <w:t>web:</w:t>
                       </w:r>
                     </w:p>
                     <w:p>
@@ -2440,7 +3025,19 @@
                           <w:sz w:val="28"/>
                           <w:szCs w:val="28"/>
                         </w:rPr>
-                        <w:t>↓</w:t>
+                        <w:t xml:space="preserve">               </w:t>
+                      </w:r>
+                      <w:r>
+                        <w:rPr>
+                          <w:rFonts w:asciiTheme="majorBidi" w:hAnsiTheme="majorBidi" w:cstheme="majorBidi"/>
+                          <w:b/>
+                          <w:bCs/>
+                          <w:i/>
+                          <w:iCs/>
+                          <w:sz w:val="28"/>
+                          <w:szCs w:val="28"/>
+                        </w:rPr>
+                        <w:t>hosts:</w:t>
                       </w:r>
                     </w:p>
                     <w:p>
@@ -2466,7 +3063,19 @@
                           <w:sz w:val="28"/>
                           <w:szCs w:val="28"/>
                         </w:rPr>
-                        <w:t>AWS returns running EC2 instances</w:t>
+                        <w:t xml:space="preserve">                    </w:t>
+                      </w:r>
+                      <w:r>
+                        <w:rPr>
+                          <w:rFonts w:asciiTheme="majorBidi" w:hAnsiTheme="majorBidi" w:cstheme="majorBidi"/>
+                          <w:b/>
+                          <w:bCs/>
+                          <w:i/>
+                          <w:iCs/>
+                          <w:sz w:val="28"/>
+                          <w:szCs w:val="28"/>
+                        </w:rPr>
+                        <w:t>web1:</w:t>
                       </w:r>
                     </w:p>
                     <w:p>
@@ -2492,7 +3101,19 @@
                           <w:sz w:val="28"/>
                           <w:szCs w:val="28"/>
                         </w:rPr>
-                        <w:t>↓</w:t>
+                        <w:t xml:space="preserve">                    </w:t>
+                      </w:r>
+                      <w:r>
+                        <w:rPr>
+                          <w:rFonts w:asciiTheme="majorBidi" w:hAnsiTheme="majorBidi" w:cstheme="majorBidi"/>
+                          <w:b/>
+                          <w:bCs/>
+                          <w:i/>
+                          <w:iCs/>
+                          <w:sz w:val="28"/>
+                          <w:szCs w:val="28"/>
+                        </w:rPr>
+                        <w:t>web2:</w:t>
                       </w:r>
                     </w:p>
                     <w:p>
@@ -2518,7 +3139,109 @@
                           <w:sz w:val="28"/>
                           <w:szCs w:val="28"/>
                         </w:rPr>
-                        <w:t>Ansible builds inventory dynamically</w:t>
+                        <w:t xml:space="preserve">          </w:t>
+                      </w:r>
+                      <w:proofErr w:type="spellStart"/>
+                      <w:r>
+                        <w:rPr>
+                          <w:rFonts w:asciiTheme="majorBidi" w:hAnsiTheme="majorBidi" w:cstheme="majorBidi"/>
+                          <w:b/>
+                          <w:bCs/>
+                          <w:i/>
+                          <w:iCs/>
+                          <w:sz w:val="28"/>
+                          <w:szCs w:val="28"/>
+                        </w:rPr>
+                        <w:t>db</w:t>
+                      </w:r>
+                      <w:proofErr w:type="spellEnd"/>
+                      <w:r>
+                        <w:rPr>
+                          <w:rFonts w:asciiTheme="majorBidi" w:hAnsiTheme="majorBidi" w:cstheme="majorBidi"/>
+                          <w:b/>
+                          <w:bCs/>
+                          <w:i/>
+                          <w:iCs/>
+                          <w:sz w:val="28"/>
+                          <w:szCs w:val="28"/>
+                        </w:rPr>
+                        <w:t>:</w:t>
+                      </w:r>
+                    </w:p>
+                    <w:p>
+                      <w:pPr>
+                        <w:spacing w:after="0"/>
+                        <w:rPr>
+                          <w:rFonts w:asciiTheme="majorBidi" w:hAnsiTheme="majorBidi" w:cstheme="majorBidi"/>
+                          <w:b/>
+                          <w:bCs/>
+                          <w:i/>
+                          <w:iCs/>
+                          <w:sz w:val="28"/>
+                          <w:szCs w:val="28"/>
+                        </w:rPr>
+                      </w:pPr>
+                      <w:r>
+                        <w:rPr>
+                          <w:rFonts w:asciiTheme="majorBidi" w:hAnsiTheme="majorBidi" w:cstheme="majorBidi"/>
+                          <w:b/>
+                          <w:bCs/>
+                          <w:i/>
+                          <w:iCs/>
+                          <w:sz w:val="28"/>
+                          <w:szCs w:val="28"/>
+                        </w:rPr>
+                        <w:t xml:space="preserve">               </w:t>
+                      </w:r>
+                      <w:r>
+                        <w:rPr>
+                          <w:rFonts w:asciiTheme="majorBidi" w:hAnsiTheme="majorBidi" w:cstheme="majorBidi"/>
+                          <w:b/>
+                          <w:bCs/>
+                          <w:i/>
+                          <w:iCs/>
+                          <w:sz w:val="28"/>
+                          <w:szCs w:val="28"/>
+                        </w:rPr>
+                        <w:t>hosts:</w:t>
+                      </w:r>
+                    </w:p>
+                    <w:p>
+                      <w:pPr>
+                        <w:spacing w:after="0"/>
+                        <w:rPr>
+                          <w:rFonts w:asciiTheme="majorBidi" w:hAnsiTheme="majorBidi" w:cstheme="majorBidi"/>
+                          <w:b/>
+                          <w:bCs/>
+                          <w:i/>
+                          <w:iCs/>
+                          <w:sz w:val="28"/>
+                          <w:szCs w:val="28"/>
+                        </w:rPr>
+                      </w:pPr>
+                      <w:r>
+                        <w:rPr>
+                          <w:rFonts w:asciiTheme="majorBidi" w:hAnsiTheme="majorBidi" w:cstheme="majorBidi"/>
+                          <w:b/>
+                          <w:bCs/>
+                          <w:i/>
+                          <w:iCs/>
+                          <w:sz w:val="28"/>
+                          <w:szCs w:val="28"/>
+                        </w:rPr>
+                        <w:t xml:space="preserve">                    </w:t>
+                      </w:r>
+                      <w:r>
+                        <w:rPr>
+                          <w:rFonts w:asciiTheme="majorBidi" w:hAnsiTheme="majorBidi" w:cstheme="majorBidi"/>
+                          <w:b/>
+                          <w:bCs/>
+                          <w:i/>
+                          <w:iCs/>
+                          <w:sz w:val="28"/>
+                          <w:szCs w:val="28"/>
+                        </w:rPr>
+                        <w:t>db1:</w:t>
                       </w:r>
                     </w:p>
                     <w:p>
@@ -2543,75 +3266,124 @@
       <w:r>
         <w:rPr>
           <w:rFonts w:asciiTheme="majorBidi" w:hAnsiTheme="majorBidi" w:cstheme="majorBidi"/>
-          <w:sz w:val="28"/>
-          <w:szCs w:val="28"/>
-          <w:u w:val="single"/>
-        </w:rPr>
-        <w:t>Example workflow:</w:t>
-      </w:r>
-    </w:p>
-    <w:p>
-      <w:pPr>
-        <w:rPr>
-          <w:rFonts w:asciiTheme="majorBidi" w:hAnsiTheme="majorBidi" w:cstheme="majorBidi"/>
-          <w:sz w:val="28"/>
-          <w:szCs w:val="28"/>
-        </w:rPr>
-      </w:pPr>
-    </w:p>
-    <w:p>
-      <w:pPr>
-        <w:rPr>
-          <w:rFonts w:asciiTheme="majorBidi" w:hAnsiTheme="majorBidi" w:cstheme="majorBidi"/>
-          <w:sz w:val="28"/>
-          <w:szCs w:val="28"/>
-        </w:rPr>
-      </w:pPr>
-    </w:p>
-    <w:p>
-      <w:pPr>
-        <w:rPr>
-          <w:rFonts w:asciiTheme="majorBidi" w:hAnsiTheme="majorBidi" w:cstheme="majorBidi"/>
-          <w:sz w:val="28"/>
-          <w:szCs w:val="28"/>
-        </w:rPr>
-      </w:pPr>
-    </w:p>
-    <w:p>
-      <w:pPr>
-        <w:rPr>
-          <w:rFonts w:asciiTheme="majorBidi" w:hAnsiTheme="majorBidi" w:cstheme="majorBidi"/>
-          <w:sz w:val="28"/>
-          <w:szCs w:val="28"/>
-        </w:rPr>
-      </w:pPr>
-    </w:p>
-    <w:p>
-      <w:pPr>
-        <w:rPr>
-          <w:rFonts w:asciiTheme="majorBidi" w:hAnsiTheme="majorBidi" w:cstheme="majorBidi"/>
+          <w:b/>
+          <w:bCs/>
+          <w:sz w:val="28"/>
+          <w:szCs w:val="28"/>
+        </w:rPr>
+        <w:t>YAML format (modern)</w:t>
+      </w:r>
+    </w:p>
+    <w:p>
+      <w:pPr>
+        <w:jc w:val="both"/>
+        <w:rPr>
+          <w:rFonts w:asciiTheme="majorBidi" w:hAnsiTheme="majorBidi" w:cstheme="majorBidi"/>
+          <w:sz w:val="28"/>
+          <w:szCs w:val="28"/>
+        </w:rPr>
+      </w:pPr>
+    </w:p>
+    <w:p>
+      <w:pPr>
+        <w:jc w:val="both"/>
+        <w:rPr>
+          <w:rFonts w:asciiTheme="majorBidi" w:hAnsiTheme="majorBidi" w:cstheme="majorBidi"/>
+          <w:sz w:val="28"/>
+          <w:szCs w:val="28"/>
+        </w:rPr>
+      </w:pPr>
+    </w:p>
+    <w:p>
+      <w:pPr>
+        <w:jc w:val="both"/>
+        <w:rPr>
+          <w:rFonts w:asciiTheme="majorBidi" w:hAnsiTheme="majorBidi" w:cstheme="majorBidi"/>
+          <w:sz w:val="28"/>
+          <w:szCs w:val="28"/>
+        </w:rPr>
+      </w:pPr>
+    </w:p>
+    <w:p>
+      <w:pPr>
+        <w:jc w:val="both"/>
+        <w:rPr>
+          <w:rFonts w:asciiTheme="majorBidi" w:hAnsiTheme="majorBidi" w:cstheme="majorBidi"/>
+          <w:sz w:val="28"/>
+          <w:szCs w:val="28"/>
+        </w:rPr>
+      </w:pPr>
+    </w:p>
+    <w:p>
+      <w:pPr>
+        <w:jc w:val="both"/>
+        <w:rPr>
+          <w:rFonts w:asciiTheme="majorBidi" w:hAnsiTheme="majorBidi" w:cstheme="majorBidi"/>
+          <w:sz w:val="28"/>
+          <w:szCs w:val="28"/>
+        </w:rPr>
+      </w:pPr>
+    </w:p>
+    <w:p>
+      <w:pPr>
+        <w:jc w:val="both"/>
+        <w:rPr>
+          <w:rFonts w:asciiTheme="majorBidi" w:hAnsiTheme="majorBidi" w:cstheme="majorBidi"/>
+          <w:sz w:val="28"/>
+          <w:szCs w:val="28"/>
+        </w:rPr>
+      </w:pPr>
+    </w:p>
+    <w:p>
+      <w:pPr>
+        <w:jc w:val="both"/>
+        <w:rPr>
+          <w:rFonts w:asciiTheme="majorBidi" w:hAnsiTheme="majorBidi" w:cstheme="majorBidi"/>
+          <w:sz w:val="10"/>
+          <w:szCs w:val="10"/>
+        </w:rPr>
+      </w:pPr>
+    </w:p>
+    <w:p>
+      <w:pPr>
+        <w:spacing w:after="60"/>
+        <w:jc w:val="both"/>
+        <w:rPr>
+          <w:rFonts w:asciiTheme="majorBidi" w:hAnsiTheme="majorBidi" w:cstheme="majorBidi"/>
+          <w:b/>
+          <w:bCs/>
           <w:sz w:val="32"/>
           <w:szCs w:val="32"/>
         </w:rPr>
       </w:pPr>
+      <w:r>
+        <w:rPr>
+          <w:rFonts w:asciiTheme="majorBidi" w:hAnsiTheme="majorBidi" w:cstheme="majorBidi"/>
+          <w:b/>
+          <w:bCs/>
+          <w:sz w:val="32"/>
+          <w:szCs w:val="32"/>
+        </w:rPr>
+        <w:t>Inventory Hierarchy</w:t>
+      </w:r>
     </w:p>
     <w:p>
       <w:pPr>
         <w:spacing w:after="60"/>
-        <w:ind w:left="360"/>
-        <w:rPr>
-          <w:rFonts w:asciiTheme="majorBidi" w:hAnsiTheme="majorBidi" w:cstheme="majorBidi"/>
-          <w:sz w:val="28"/>
-          <w:szCs w:val="28"/>
-        </w:rPr>
-      </w:pPr>
-      <w:r>
-        <w:rPr>
-          <w:rFonts w:asciiTheme="majorBidi" w:hAnsiTheme="majorBidi" w:cstheme="majorBidi"/>
-          <w:sz w:val="28"/>
-          <w:szCs w:val="28"/>
-        </w:rPr>
-        <w:t>Useful for:</w:t>
+        <w:jc w:val="both"/>
+        <w:rPr>
+          <w:rFonts w:asciiTheme="majorBidi" w:hAnsiTheme="majorBidi" w:cstheme="majorBidi"/>
+          <w:sz w:val="28"/>
+          <w:szCs w:val="28"/>
+        </w:rPr>
+      </w:pPr>
+      <w:r>
+        <w:rPr>
+          <w:rFonts w:asciiTheme="majorBidi" w:hAnsiTheme="majorBidi" w:cstheme="majorBidi"/>
+          <w:sz w:val="28"/>
+          <w:szCs w:val="28"/>
+        </w:rPr>
+        <w:t>Groups can contain:</w:t>
       </w:r>
     </w:p>
     <w:p>
@@ -2619,21 +3391,23 @@
         <w:pStyle w:val="ListParagraph"/>
         <w:numPr>
           <w:ilvl w:val="0"/>
-          <w:numId w:val="8"/>
+          <w:numId w:val="11"/>
         </w:numPr>
-        <w:rPr>
-          <w:rFonts w:asciiTheme="majorBidi" w:hAnsiTheme="majorBidi" w:cstheme="majorBidi"/>
-          <w:sz w:val="28"/>
-          <w:szCs w:val="28"/>
-        </w:rPr>
-      </w:pPr>
-      <w:r>
-        <w:rPr>
-          <w:rFonts w:asciiTheme="majorBidi" w:hAnsiTheme="majorBidi" w:cstheme="majorBidi"/>
-          <w:sz w:val="28"/>
-          <w:szCs w:val="28"/>
-        </w:rPr>
-        <w:t>cloud</w:t>
+        <w:ind w:left="360"/>
+        <w:jc w:val="both"/>
+        <w:rPr>
+          <w:rFonts w:asciiTheme="majorBidi" w:hAnsiTheme="majorBidi" w:cstheme="majorBidi"/>
+          <w:sz w:val="28"/>
+          <w:szCs w:val="28"/>
+        </w:rPr>
+      </w:pPr>
+      <w:r>
+        <w:rPr>
+          <w:rFonts w:asciiTheme="majorBidi" w:hAnsiTheme="majorBidi" w:cstheme="majorBidi"/>
+          <w:sz w:val="28"/>
+          <w:szCs w:val="28"/>
+        </w:rPr>
+        <w:t>hosts</w:t>
       </w:r>
     </w:p>
     <w:p>
@@ -2641,117 +3415,60 @@
         <w:pStyle w:val="ListParagraph"/>
         <w:numPr>
           <w:ilvl w:val="0"/>
-          <w:numId w:val="8"/>
+          <w:numId w:val="11"/>
         </w:numPr>
-        <w:rPr>
-          <w:rFonts w:asciiTheme="majorBidi" w:hAnsiTheme="majorBidi" w:cstheme="majorBidi"/>
-          <w:sz w:val="28"/>
-          <w:szCs w:val="28"/>
-        </w:rPr>
-      </w:pPr>
-      <w:r>
-        <w:rPr>
-          <w:rFonts w:asciiTheme="majorBidi" w:hAnsiTheme="majorBidi" w:cstheme="majorBidi"/>
-          <w:sz w:val="28"/>
-          <w:szCs w:val="28"/>
-        </w:rPr>
-        <w:t>auto-scaling infrastructure</w:t>
-      </w:r>
-    </w:p>
-    <w:p>
-      <w:pPr>
-        <w:pStyle w:val="ListParagraph"/>
-        <w:numPr>
-          <w:ilvl w:val="0"/>
-          <w:numId w:val="8"/>
-        </w:numPr>
-        <w:spacing w:after="120"/>
-        <w:rPr>
-          <w:rFonts w:asciiTheme="majorBidi" w:hAnsiTheme="majorBidi" w:cstheme="majorBidi"/>
-          <w:sz w:val="28"/>
-          <w:szCs w:val="28"/>
-        </w:rPr>
-      </w:pPr>
-      <w:r>
-        <w:rPr>
-          <w:rFonts w:asciiTheme="majorBidi" w:hAnsiTheme="majorBidi" w:cstheme="majorBidi"/>
-          <w:sz w:val="28"/>
-          <w:szCs w:val="28"/>
-        </w:rPr>
-        <w:t>ephemeral servers</w:t>
+        <w:spacing w:after="80"/>
+        <w:ind w:left="360"/>
+        <w:jc w:val="both"/>
+        <w:rPr>
+          <w:rFonts w:asciiTheme="majorBidi" w:hAnsiTheme="majorBidi" w:cstheme="majorBidi"/>
+          <w:sz w:val="28"/>
+          <w:szCs w:val="28"/>
+        </w:rPr>
+      </w:pPr>
+      <w:r>
+        <w:rPr>
+          <w:rFonts w:asciiTheme="majorBidi" w:hAnsiTheme="majorBidi" w:cstheme="majorBidi"/>
+          <w:sz w:val="28"/>
+          <w:szCs w:val="28"/>
+        </w:rPr>
+        <w:lastRenderedPageBreak/>
+        <w:t>other groups</w:t>
       </w:r>
     </w:p>
     <w:p>
       <w:pPr>
         <w:spacing w:after="60"/>
-        <w:rPr>
-          <w:rFonts w:asciiTheme="majorBidi" w:hAnsiTheme="majorBidi" w:cstheme="majorBidi"/>
-          <w:b/>
-          <w:bCs/>
-          <w:sz w:val="36"/>
-          <w:szCs w:val="36"/>
-        </w:rPr>
-      </w:pPr>
-      <w:r>
-        <w:rPr>
-          <w:rFonts w:asciiTheme="majorBidi" w:hAnsiTheme="majorBidi" w:cstheme="majorBidi"/>
-          <w:b/>
-          <w:bCs/>
-          <w:sz w:val="36"/>
-          <w:szCs w:val="36"/>
-        </w:rPr>
-        <w:t>Inventory File Formats</w:t>
-      </w:r>
-      <w:r>
-        <w:rPr>
-          <w:rFonts w:asciiTheme="majorBidi" w:hAnsiTheme="majorBidi" w:cstheme="majorBidi"/>
-          <w:b/>
-          <w:bCs/>
-          <w:sz w:val="36"/>
-          <w:szCs w:val="36"/>
-        </w:rPr>
-        <w:t>:</w:t>
-      </w:r>
-    </w:p>
-    <w:p>
-      <w:pPr>
-        <w:spacing w:after="60"/>
-        <w:rPr>
-          <w:rFonts w:asciiTheme="majorBidi" w:hAnsiTheme="majorBidi" w:cstheme="majorBidi"/>
-          <w:sz w:val="28"/>
-          <w:szCs w:val="28"/>
-        </w:rPr>
-      </w:pPr>
-      <w:r>
-        <w:rPr>
-          <w:rFonts w:asciiTheme="majorBidi" w:hAnsiTheme="majorBidi" w:cstheme="majorBidi"/>
-          <w:sz w:val="28"/>
-          <w:szCs w:val="28"/>
-        </w:rPr>
-        <w:t>Two main formats exist.</w:t>
-      </w:r>
-    </w:p>
-    <w:p>
-      <w:pPr>
-        <w:pStyle w:val="ListParagraph"/>
-        <w:numPr>
-          <w:ilvl w:val="0"/>
-          <w:numId w:val="10"/>
-        </w:numPr>
-        <w:ind w:left="360"/>
-        <w:rPr>
-          <w:rFonts w:asciiTheme="majorBidi" w:hAnsiTheme="majorBidi" w:cstheme="majorBidi"/>
-          <w:b/>
-          <w:bCs/>
-          <w:sz w:val="28"/>
-          <w:szCs w:val="28"/>
-        </w:rPr>
-      </w:pPr>
-      <w:r>
-        <w:rPr>
-          <w:rFonts w:asciiTheme="majorBidi" w:hAnsiTheme="majorBidi" w:cstheme="majorBidi"/>
-          <w:b/>
-          <w:bCs/>
+        <w:jc w:val="both"/>
+        <w:rPr>
+          <w:rFonts w:asciiTheme="majorBidi" w:hAnsiTheme="majorBidi" w:cstheme="majorBidi"/>
+          <w:sz w:val="28"/>
+          <w:szCs w:val="28"/>
+          <w:u w:val="single"/>
+        </w:rPr>
+      </w:pPr>
+      <w:r>
+        <w:rPr>
+          <w:rFonts w:asciiTheme="majorBidi" w:hAnsiTheme="majorBidi" w:cstheme="majorBidi"/>
+          <w:sz w:val="28"/>
+          <w:szCs w:val="28"/>
+          <w:u w:val="single"/>
+        </w:rPr>
+        <w:t>Example:</w:t>
+      </w:r>
+    </w:p>
+    <w:p>
+      <w:pPr>
+        <w:jc w:val="both"/>
+        <w:rPr>
+          <w:rFonts w:asciiTheme="majorBidi" w:hAnsiTheme="majorBidi" w:cstheme="majorBidi"/>
+          <w:sz w:val="28"/>
+          <w:szCs w:val="28"/>
+        </w:rPr>
+      </w:pPr>
+      <w:r>
+        <w:rPr>
+          <w:rFonts w:asciiTheme="majorBidi" w:hAnsiTheme="majorBidi" w:cstheme="majorBidi"/>
           <w:noProof/>
           <w:sz w:val="28"/>
           <w:szCs w:val="28"/>
@@ -2759,18 +3476,18 @@
         <mc:AlternateContent>
           <mc:Choice Requires="wps">
             <w:drawing>
-              <wp:anchor distT="0" distB="0" distL="114300" distR="114300" simplePos="0" relativeHeight="251662336" behindDoc="0" locked="0" layoutInCell="1" allowOverlap="1" wp14:anchorId="63488C54" wp14:editId="518345E9">
+              <wp:anchor distT="0" distB="0" distL="114300" distR="114300" simplePos="0" relativeHeight="251664384" behindDoc="0" locked="0" layoutInCell="1" allowOverlap="1" wp14:anchorId="266EEE0E" wp14:editId="7A94EFC1">
                 <wp:simplePos x="0" y="0"/>
-                <wp:positionH relativeFrom="column">
-                  <wp:posOffset>236220</wp:posOffset>
+                <wp:positionH relativeFrom="margin">
+                  <wp:align>left</wp:align>
                 </wp:positionH>
                 <wp:positionV relativeFrom="paragraph">
-                  <wp:posOffset>279400</wp:posOffset>
+                  <wp:posOffset>34925</wp:posOffset>
                 </wp:positionV>
-                <wp:extent cx="3238500" cy="1386840"/>
+                <wp:extent cx="1847850" cy="2148840"/>
                 <wp:effectExtent l="0" t="0" r="19050" b="22860"/>
                 <wp:wrapNone/>
-                <wp:docPr id="2036010268" name="Rectangle 4"/>
+                <wp:docPr id="2026167811" name="Rectangle 6"/>
                 <wp:cNvGraphicFramePr/>
                 <a:graphic xmlns:a="http://schemas.openxmlformats.org/drawingml/2006/main">
                   <a:graphicData uri="http://schemas.microsoft.com/office/word/2010/wordprocessingShape">
@@ -2779,7 +3496,7 @@
                       <wps:spPr>
                         <a:xfrm>
                           <a:off x="0" y="0"/>
-                          <a:ext cx="3238500" cy="1386840"/>
+                          <a:ext cx="1847850" cy="2148840"/>
                         </a:xfrm>
                         <a:prstGeom prst="rect">
                           <a:avLst/>
@@ -2852,37 +3569,12 @@
                                 <w:sz w:val="28"/>
                                 <w:szCs w:val="28"/>
                               </w:rPr>
-                              <w:t xml:space="preserve">web1 </w:t>
-                            </w:r>
-                            <w:proofErr w:type="spellStart"/>
-                            <w:r>
-                              <w:rPr>
-                                <w:rFonts w:asciiTheme="majorBidi" w:hAnsiTheme="majorBidi" w:cstheme="majorBidi"/>
-                                <w:b/>
-                                <w:bCs/>
-                                <w:i/>
-                                <w:iCs/>
-                                <w:sz w:val="28"/>
-                                <w:szCs w:val="28"/>
-                              </w:rPr>
-                              <w:t>ansible_host</w:t>
-                            </w:r>
-                            <w:proofErr w:type="spellEnd"/>
-                            <w:r>
-                              <w:rPr>
-                                <w:rFonts w:asciiTheme="majorBidi" w:hAnsiTheme="majorBidi" w:cstheme="majorBidi"/>
-                                <w:b/>
-                                <w:bCs/>
-                                <w:i/>
-                                <w:iCs/>
-                                <w:sz w:val="28"/>
-                                <w:szCs w:val="28"/>
-                              </w:rPr>
-                              <w:t>=192.168.1.10</w:t>
+                              <w:t>web1</w:t>
                             </w:r>
                           </w:p>
                           <w:p>
                             <w:pPr>
+                              <w:spacing w:after="120"/>
                               <w:rPr>
                                 <w:rFonts w:asciiTheme="majorBidi" w:hAnsiTheme="majorBidi" w:cstheme="majorBidi"/>
                                 <w:b/>
@@ -2903,33 +3595,7 @@
                                 <w:sz w:val="28"/>
                                 <w:szCs w:val="28"/>
                               </w:rPr>
-                              <w:t xml:space="preserve">web2 </w:t>
-                            </w:r>
-                            <w:proofErr w:type="spellStart"/>
-                            <w:r>
-                              <w:rPr>
-                                <w:rFonts w:asciiTheme="majorBidi" w:hAnsiTheme="majorBidi" w:cstheme="majorBidi"/>
-                                <w:b/>
-                                <w:bCs/>
-                                <w:i/>
-                                <w:iCs/>
-                                <w:sz w:val="28"/>
-                                <w:szCs w:val="28"/>
-                              </w:rPr>
-                              <w:t>ansible_host</w:t>
-                            </w:r>
-                            <w:proofErr w:type="spellEnd"/>
-                            <w:r>
-                              <w:rPr>
-                                <w:rFonts w:asciiTheme="majorBidi" w:hAnsiTheme="majorBidi" w:cstheme="majorBidi"/>
-                                <w:b/>
-                                <w:bCs/>
-                                <w:i/>
-                                <w:iCs/>
-                                <w:sz w:val="28"/>
-                                <w:szCs w:val="28"/>
-                              </w:rPr>
-                              <w:t>=192.168.1.11</w:t>
+                              <w:t>web2</w:t>
                             </w:r>
                           </w:p>
                           <w:p>
@@ -2986,6 +3652,7 @@
                           </w:p>
                           <w:p>
                             <w:pPr>
+                              <w:spacing w:after="120"/>
                               <w:rPr>
                                 <w:rFonts w:asciiTheme="majorBidi" w:hAnsiTheme="majorBidi" w:cstheme="majorBidi"/>
                                 <w:b/>
@@ -3006,9 +3673,36 @@
                                 <w:sz w:val="28"/>
                                 <w:szCs w:val="28"/>
                               </w:rPr>
-                              <w:t xml:space="preserve">db1 </w:t>
+                              <w:t>db1</w:t>
+                            </w:r>
+                          </w:p>
+                          <w:p>
+                            <w:pPr>
+                              <w:spacing w:after="0"/>
+                              <w:rPr>
+                                <w:rFonts w:asciiTheme="majorBidi" w:hAnsiTheme="majorBidi" w:cstheme="majorBidi"/>
+                                <w:b/>
+                                <w:bCs/>
+                                <w:i/>
+                                <w:iCs/>
+                                <w:sz w:val="28"/>
+                                <w:szCs w:val="28"/>
+                              </w:rPr>
+                            </w:pPr>
+                            <w:r>
+                              <w:rPr>
+                                <w:rFonts w:asciiTheme="majorBidi" w:hAnsiTheme="majorBidi" w:cstheme="majorBidi"/>
+                                <w:b/>
+                                <w:bCs/>
+                                <w:i/>
+                                <w:iCs/>
+                                <w:sz w:val="28"/>
+                                <w:szCs w:val="28"/>
+                              </w:rPr>
+                              <w:t>[</w:t>
                             </w:r>
                             <w:proofErr w:type="spellStart"/>
+                            <w:proofErr w:type="gramStart"/>
                             <w:r>
                               <w:rPr>
                                 <w:rFonts w:asciiTheme="majorBidi" w:hAnsiTheme="majorBidi" w:cstheme="majorBidi"/>
@@ -3019,9 +3713,10 @@
                                 <w:sz w:val="28"/>
                                 <w:szCs w:val="28"/>
                               </w:rPr>
-                              <w:t>ansible_host</w:t>
+                              <w:t>production:children</w:t>
                             </w:r>
                             <w:proofErr w:type="spellEnd"/>
+                            <w:proofErr w:type="gramEnd"/>
                             <w:r>
                               <w:rPr>
                                 <w:rFonts w:asciiTheme="majorBidi" w:hAnsiTheme="majorBidi" w:cstheme="majorBidi"/>
@@ -3032,8 +3727,61 @@
                                 <w:sz w:val="28"/>
                                 <w:szCs w:val="28"/>
                               </w:rPr>
-                              <w:t>=192.168.1.20</w:t>
+                              <w:t>]</w:t>
                             </w:r>
+                          </w:p>
+                          <w:p>
+                            <w:pPr>
+                              <w:spacing w:after="0"/>
+                              <w:rPr>
+                                <w:rFonts w:asciiTheme="majorBidi" w:hAnsiTheme="majorBidi" w:cstheme="majorBidi"/>
+                                <w:b/>
+                                <w:bCs/>
+                                <w:i/>
+                                <w:iCs/>
+                                <w:sz w:val="28"/>
+                                <w:szCs w:val="28"/>
+                              </w:rPr>
+                            </w:pPr>
+                            <w:r>
+                              <w:rPr>
+                                <w:rFonts w:asciiTheme="majorBidi" w:hAnsiTheme="majorBidi" w:cstheme="majorBidi"/>
+                                <w:b/>
+                                <w:bCs/>
+                                <w:i/>
+                                <w:iCs/>
+                                <w:sz w:val="28"/>
+                                <w:szCs w:val="28"/>
+                              </w:rPr>
+                              <w:t>web</w:t>
+                            </w:r>
+                          </w:p>
+                          <w:p>
+                            <w:pPr>
+                              <w:rPr>
+                                <w:rFonts w:asciiTheme="majorBidi" w:hAnsiTheme="majorBidi" w:cstheme="majorBidi"/>
+                                <w:b/>
+                                <w:bCs/>
+                                <w:i/>
+                                <w:iCs/>
+                                <w:sz w:val="28"/>
+                                <w:szCs w:val="28"/>
+                              </w:rPr>
+                            </w:pPr>
+                            <w:proofErr w:type="spellStart"/>
+                            <w:r>
+                              <w:rPr>
+                                <w:rFonts w:asciiTheme="majorBidi" w:hAnsiTheme="majorBidi" w:cstheme="majorBidi"/>
+                                <w:b/>
+                                <w:bCs/>
+                                <w:i/>
+                                <w:iCs/>
+                                <w:sz w:val="28"/>
+                                <w:szCs w:val="28"/>
+                              </w:rPr>
+                              <w:t>db</w:t>
+                            </w:r>
+                            <w:proofErr w:type="spellEnd"/>
                           </w:p>
                           <w:p>
                             <w:pPr>
@@ -3057,6 +3805,9 @@
                     </wps:wsp>
                   </a:graphicData>
                 </a:graphic>
+                <wp14:sizeRelH relativeFrom="margin">
+                  <wp14:pctWidth>0</wp14:pctWidth>
+                </wp14:sizeRelH>
                 <wp14:sizeRelV relativeFrom="margin">
                   <wp14:pctHeight>0</wp14:pctHeight>
                 </wp14:sizeRelV>
@@ -3065,7 +3816,7 @@
           </mc:Choice>
           <mc:Fallback>
             <w:pict>
-              <v:rect w14:anchorId="63488C54" id="Rectangle 4" o:spid="_x0000_s1029" style="position:absolute;left:0;text-align:left;margin-left:18.6pt;margin-top:22pt;width:255pt;height:109.2pt;z-index:251662336;visibility:visible;mso-wrap-style:square;mso-height-percent:0;mso-wrap-distance-left:9pt;mso-wrap-distance-top:0;mso-wrap-distance-right:9pt;mso-wrap-distance-bottom:0;mso-position-horizontal:absolute;mso-position-horizontal-relative:text;mso-position-vertical:absolute;mso-position-vertical-relative:text;mso-height-percent:0;mso-height-relative:margin;v-text-anchor:middle" o:gfxdata="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" fillcolor="black [3200]" strokecolor="black [480]" strokeweight="1pt">
+              <v:rect w14:anchorId="266EEE0E" id="Rectangle 6" o:spid="_x0000_s1029" style="position:absolute;left:0;text-align:left;margin-left:0;margin-top:2.75pt;width:145.5pt;height:169.2pt;z-index:251664384;visibility:visible;mso-wrap-style:square;mso-width-percent:0;mso-height-percent:0;mso-wrap-distance-left:9pt;mso-wrap-distance-top:0;mso-wrap-distance-right:9pt;mso-wrap-distance-bottom:0;mso-position-horizontal:left;mso-position-horizontal-relative:margin;mso-position-vertical:absolute;mso-position-vertical-relative:text;mso-width-percent:0;mso-height-percent:0;mso-width-relative:margin;mso-height-relative:margin;v-text-anchor:middle" o:gfxdata="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" fillcolor="black [3200]" strokecolor="black [480]" strokeweight="1pt">
                 <v:textbox>
                   <w:txbxContent>
                     <w:p>
@@ -3117,37 +3868,12 @@
                           <w:sz w:val="28"/>
                           <w:szCs w:val="28"/>
                         </w:rPr>
-                        <w:t xml:space="preserve">web1 </w:t>
-                      </w:r>
-                      <w:proofErr w:type="spellStart"/>
-                      <w:r>
-                        <w:rPr>
-                          <w:rFonts w:asciiTheme="majorBidi" w:hAnsiTheme="majorBidi" w:cstheme="majorBidi"/>
-                          <w:b/>
-                          <w:bCs/>
-                          <w:i/>
-                          <w:iCs/>
-                          <w:sz w:val="28"/>
-                          <w:szCs w:val="28"/>
-                        </w:rPr>
-                        <w:t>ansible_host</w:t>
-                      </w:r>
-                      <w:proofErr w:type="spellEnd"/>
-                      <w:r>
-                        <w:rPr>
-                          <w:rFonts w:asciiTheme="majorBidi" w:hAnsiTheme="majorBidi" w:cstheme="majorBidi"/>
-                          <w:b/>
-                          <w:bCs/>
-                          <w:i/>
-                          <w:iCs/>
-                          <w:sz w:val="28"/>
-                          <w:szCs w:val="28"/>
-                        </w:rPr>
-                        <w:t>=192.168.1.10</w:t>
+                        <w:t>web1</w:t>
                       </w:r>
                     </w:p>
                     <w:p>
                       <w:pPr>
+                        <w:spacing w:after="120"/>
                         <w:rPr>
                           <w:rFonts w:asciiTheme="majorBidi" w:hAnsiTheme="majorBidi" w:cstheme="majorBidi"/>
                           <w:b/>
@@ -3168,33 +3894,7 @@
                           <w:sz w:val="28"/>
                           <w:szCs w:val="28"/>
                         </w:rPr>
-                        <w:t xml:space="preserve">web2 </w:t>
-                      </w:r>
-                      <w:proofErr w:type="spellStart"/>
-                      <w:r>
-                        <w:rPr>
-                          <w:rFonts w:asciiTheme="majorBidi" w:hAnsiTheme="majorBidi" w:cstheme="majorBidi"/>
-                          <w:b/>
-                          <w:bCs/>
-                          <w:i/>
-                          <w:iCs/>
-                          <w:sz w:val="28"/>
-                          <w:szCs w:val="28"/>
-                        </w:rPr>
-                        <w:t>ansible_host</w:t>
-                      </w:r>
-                      <w:proofErr w:type="spellEnd"/>
-                      <w:r>
-                        <w:rPr>
-                          <w:rFonts w:asciiTheme="majorBidi" w:hAnsiTheme="majorBidi" w:cstheme="majorBidi"/>
-                          <w:b/>
-                          <w:bCs/>
-                          <w:i/>
-                          <w:iCs/>
-                          <w:sz w:val="28"/>
-                          <w:szCs w:val="28"/>
-                        </w:rPr>
-                        <w:t>=192.168.1.11</w:t>
+                        <w:t>web2</w:t>
                       </w:r>
                     </w:p>
                     <w:p>
@@ -3251,6 +3951,7 @@
                     </w:p>
                     <w:p>
                       <w:pPr>
+                        <w:spacing w:after="120"/>
                         <w:rPr>
                           <w:rFonts w:asciiTheme="majorBidi" w:hAnsiTheme="majorBidi" w:cstheme="majorBidi"/>
                           <w:b/>
@@ -3271,37 +3972,118 @@
                           <w:sz w:val="28"/>
                           <w:szCs w:val="28"/>
                         </w:rPr>
-                        <w:t xml:space="preserve">db1 </w:t>
-                      </w:r>
-                      <w:proofErr w:type="spellStart"/>
-                      <w:r>
-                        <w:rPr>
-                          <w:rFonts w:asciiTheme="majorBidi" w:hAnsiTheme="majorBidi" w:cstheme="majorBidi"/>
-                          <w:b/>
-                          <w:bCs/>
-                          <w:i/>
-                          <w:iCs/>
-                          <w:sz w:val="28"/>
-                          <w:szCs w:val="28"/>
-                        </w:rPr>
-                        <w:t>ansible_host</w:t>
-                      </w:r>
-                      <w:proofErr w:type="spellEnd"/>
-                      <w:r>
-                        <w:rPr>
-                          <w:rFonts w:asciiTheme="majorBidi" w:hAnsiTheme="majorBidi" w:cstheme="majorBidi"/>
-                          <w:b/>
-                          <w:bCs/>
-                          <w:i/>
-                          <w:iCs/>
-                          <w:sz w:val="28"/>
-                          <w:szCs w:val="28"/>
-                        </w:rPr>
-                        <w:t>=192.168.1.20</w:t>
+                        <w:t>db1</w:t>
                       </w:r>
                     </w:p>
                     <w:p>
                       <w:pPr>
+                        <w:spacing w:after="0"/>
+                        <w:rPr>
+                          <w:rFonts w:asciiTheme="majorBidi" w:hAnsiTheme="majorBidi" w:cstheme="majorBidi"/>
+                          <w:b/>
+                          <w:bCs/>
+                          <w:i/>
+                          <w:iCs/>
+                          <w:sz w:val="28"/>
+                          <w:szCs w:val="28"/>
+                        </w:rPr>
+                      </w:pPr>
+                      <w:r>
+                        <w:rPr>
+                          <w:rFonts w:asciiTheme="majorBidi" w:hAnsiTheme="majorBidi" w:cstheme="majorBidi"/>
+                          <w:b/>
+                          <w:bCs/>
+                          <w:i/>
+                          <w:iCs/>
+                          <w:sz w:val="28"/>
+                          <w:szCs w:val="28"/>
+                        </w:rPr>
+                        <w:t>[</w:t>
+                      </w:r>
+                      <w:proofErr w:type="spellStart"/>
+                      <w:proofErr w:type="gramStart"/>
+                      <w:r>
+                        <w:rPr>
+                          <w:rFonts w:asciiTheme="majorBidi" w:hAnsiTheme="majorBidi" w:cstheme="majorBidi"/>
+                          <w:b/>
+                          <w:bCs/>
+                          <w:i/>
+                          <w:iCs/>
+                          <w:sz w:val="28"/>
+                          <w:szCs w:val="28"/>
+                        </w:rPr>
+                        <w:t>production:children</w:t>
+                      </w:r>
+                      <w:proofErr w:type="spellEnd"/>
+                      <w:proofErr w:type="gramEnd"/>
+                      <w:r>
+                        <w:rPr>
+                          <w:rFonts w:asciiTheme="majorBidi" w:hAnsiTheme="majorBidi" w:cstheme="majorBidi"/>
+                          <w:b/>
+                          <w:bCs/>
+                          <w:i/>
+                          <w:iCs/>
+                          <w:sz w:val="28"/>
+                          <w:szCs w:val="28"/>
+                        </w:rPr>
+                        <w:t>]</w:t>
+                      </w:r>
+                    </w:p>
+                    <w:p>
+                      <w:pPr>
+                        <w:spacing w:after="0"/>
+                        <w:rPr>
+                          <w:rFonts w:asciiTheme="majorBidi" w:hAnsiTheme="majorBidi" w:cstheme="majorBidi"/>
+                          <w:b/>
+                          <w:bCs/>
+                          <w:i/>
+                          <w:iCs/>
+                          <w:sz w:val="28"/>
+                          <w:szCs w:val="28"/>
+                        </w:rPr>
+                      </w:pPr>
+                      <w:r>
+                        <w:rPr>
+                          <w:rFonts w:asciiTheme="majorBidi" w:hAnsiTheme="majorBidi" w:cstheme="majorBidi"/>
+                          <w:b/>
+                          <w:bCs/>
+                          <w:i/>
+                          <w:iCs/>
+                          <w:sz w:val="28"/>
+                          <w:szCs w:val="28"/>
+                        </w:rPr>
+                        <w:t>web</w:t>
+                      </w:r>
+                    </w:p>
+                    <w:p>
+                      <w:pPr>
+                        <w:rPr>
+                          <w:rFonts w:asciiTheme="majorBidi" w:hAnsiTheme="majorBidi" w:cstheme="majorBidi"/>
+                          <w:b/>
+                          <w:bCs/>
+                          <w:i/>
+                          <w:iCs/>
+                          <w:sz w:val="28"/>
+                          <w:szCs w:val="28"/>
+                        </w:rPr>
+                      </w:pPr>
+                      <w:proofErr w:type="spellStart"/>
+                      <w:r>
+                        <w:rPr>
+                          <w:rFonts w:asciiTheme="majorBidi" w:hAnsiTheme="majorBidi" w:cstheme="majorBidi"/>
+                          <w:b/>
+                          <w:bCs/>
+                          <w:i/>
+                          <w:iCs/>
+                          <w:sz w:val="28"/>
+                          <w:szCs w:val="28"/>
+                        </w:rPr>
+                        <w:t>db</w:t>
+                      </w:r>
+                      <w:proofErr w:type="spellEnd"/>
+                    </w:p>
+                    <w:p>
+                      <w:pPr>
                         <w:jc w:val="center"/>
                         <w:rPr>
                           <w:b/>
@@ -3313,116 +4095,108 @@
                     </w:p>
                   </w:txbxContent>
                 </v:textbox>
+                <w10:wrap anchorx="margin"/>
               </v:rect>
             </w:pict>
           </mc:Fallback>
         </mc:AlternateContent>
       </w:r>
-      <w:r>
-        <w:rPr>
-          <w:rFonts w:asciiTheme="majorBidi" w:hAnsiTheme="majorBidi" w:cstheme="majorBidi"/>
-          <w:b/>
-          <w:bCs/>
-          <w:sz w:val="28"/>
-          <w:szCs w:val="28"/>
-        </w:rPr>
-        <w:t>INI format (traditional)</w:t>
-      </w:r>
-    </w:p>
-    <w:p>
-      <w:pPr>
-        <w:rPr>
-          <w:rFonts w:asciiTheme="majorBidi" w:hAnsiTheme="majorBidi" w:cstheme="majorBidi"/>
-          <w:sz w:val="28"/>
-          <w:szCs w:val="28"/>
-        </w:rPr>
-      </w:pPr>
-    </w:p>
-    <w:p>
-      <w:pPr>
-        <w:rPr>
-          <w:rFonts w:asciiTheme="majorBidi" w:hAnsiTheme="majorBidi" w:cstheme="majorBidi"/>
-          <w:sz w:val="28"/>
-          <w:szCs w:val="28"/>
-        </w:rPr>
-      </w:pPr>
-    </w:p>
-    <w:p>
-      <w:pPr>
-        <w:rPr>
-          <w:rFonts w:asciiTheme="majorBidi" w:hAnsiTheme="majorBidi" w:cstheme="majorBidi"/>
-          <w:sz w:val="28"/>
-          <w:szCs w:val="28"/>
-        </w:rPr>
-      </w:pPr>
-    </w:p>
-    <w:p>
-      <w:pPr>
-        <w:rPr>
-          <w:rFonts w:asciiTheme="majorBidi" w:hAnsiTheme="majorBidi" w:cstheme="majorBidi"/>
-          <w:sz w:val="32"/>
-          <w:szCs w:val="32"/>
-        </w:rPr>
-      </w:pPr>
-    </w:p>
-    <w:p>
-      <w:pPr>
-        <w:pStyle w:val="ListParagraph"/>
-        <w:numPr>
-          <w:ilvl w:val="0"/>
-          <w:numId w:val="10"/>
-        </w:numPr>
-        <w:ind w:left="360"/>
-        <w:rPr>
-          <w:rFonts w:asciiTheme="majorBidi" w:hAnsiTheme="majorBidi" w:cstheme="majorBidi"/>
-          <w:b/>
-          <w:bCs/>
-          <w:sz w:val="28"/>
-          <w:szCs w:val="28"/>
-        </w:rPr>
-      </w:pPr>
-      <w:r>
-        <w:rPr>
-          <w:rFonts w:asciiTheme="majorBidi" w:hAnsiTheme="majorBidi" w:cstheme="majorBidi"/>
-          <w:b/>
-          <w:bCs/>
-          <w:sz w:val="28"/>
-          <w:szCs w:val="28"/>
-        </w:rPr>
-        <w:t>YAML format (modern)</w:t>
-      </w:r>
-    </w:p>
-    <w:p>
-      <w:pPr>
-        <w:rPr>
-          <w:rFonts w:asciiTheme="majorBidi" w:hAnsiTheme="majorBidi" w:cstheme="majorBidi"/>
-          <w:sz w:val="28"/>
-          <w:szCs w:val="28"/>
-        </w:rPr>
-      </w:pPr>
-      <w:r>
-        <w:rPr>
-          <w:rFonts w:asciiTheme="majorBidi" w:hAnsiTheme="majorBidi" w:cstheme="majorBidi"/>
+    </w:p>
+    <w:p>
+      <w:pPr>
+        <w:jc w:val="both"/>
+        <w:rPr>
+          <w:rFonts w:asciiTheme="majorBidi" w:hAnsiTheme="majorBidi" w:cstheme="majorBidi"/>
+          <w:sz w:val="28"/>
+          <w:szCs w:val="28"/>
+        </w:rPr>
+      </w:pPr>
+    </w:p>
+    <w:p>
+      <w:pPr>
+        <w:jc w:val="both"/>
+        <w:rPr>
+          <w:rFonts w:asciiTheme="majorBidi" w:hAnsiTheme="majorBidi" w:cstheme="majorBidi"/>
+          <w:sz w:val="28"/>
+          <w:szCs w:val="28"/>
+        </w:rPr>
+      </w:pPr>
+    </w:p>
+    <w:p>
+      <w:pPr>
+        <w:jc w:val="both"/>
+        <w:rPr>
+          <w:rFonts w:asciiTheme="majorBidi" w:hAnsiTheme="majorBidi" w:cstheme="majorBidi"/>
+          <w:sz w:val="28"/>
+          <w:szCs w:val="28"/>
+        </w:rPr>
+      </w:pPr>
+    </w:p>
+    <w:p>
+      <w:pPr>
+        <w:jc w:val="both"/>
+        <w:rPr>
+          <w:rFonts w:asciiTheme="majorBidi" w:hAnsiTheme="majorBidi" w:cstheme="majorBidi"/>
+          <w:sz w:val="28"/>
+          <w:szCs w:val="28"/>
+        </w:rPr>
+      </w:pPr>
+    </w:p>
+    <w:p>
+      <w:pPr>
+        <w:jc w:val="both"/>
+        <w:rPr>
+          <w:rFonts w:asciiTheme="majorBidi" w:hAnsiTheme="majorBidi" w:cstheme="majorBidi"/>
+          <w:sz w:val="28"/>
+          <w:szCs w:val="28"/>
+        </w:rPr>
+      </w:pPr>
+    </w:p>
+    <w:p>
+      <w:pPr>
+        <w:jc w:val="both"/>
+        <w:rPr>
+          <w:rFonts w:asciiTheme="majorBidi" w:hAnsiTheme="majorBidi" w:cstheme="majorBidi"/>
+          <w:sz w:val="12"/>
+          <w:szCs w:val="12"/>
+        </w:rPr>
+      </w:pPr>
+    </w:p>
+    <w:p>
+      <w:pPr>
+        <w:jc w:val="both"/>
+        <w:rPr>
+          <w:rFonts w:asciiTheme="majorBidi" w:hAnsiTheme="majorBidi" w:cstheme="majorBidi"/>
+          <w:b/>
+          <w:bCs/>
+          <w:sz w:val="28"/>
+          <w:szCs w:val="28"/>
+        </w:rPr>
+      </w:pPr>
+      <w:r>
+        <w:rPr>
+          <w:rFonts w:asciiTheme="majorBidi" w:hAnsiTheme="majorBidi" w:cstheme="majorBidi"/>
+          <w:b/>
+          <w:bCs/>
           <w:noProof/>
           <w:sz w:val="28"/>
           <w:szCs w:val="28"/>
         </w:rPr>
-        <w:lastRenderedPageBreak/>
         <mc:AlternateContent>
           <mc:Choice Requires="wps">
             <w:drawing>
-              <wp:anchor distT="0" distB="0" distL="114300" distR="114300" simplePos="0" relativeHeight="251663360" behindDoc="0" locked="0" layoutInCell="1" allowOverlap="1" wp14:anchorId="0EBDD0AF" wp14:editId="19770915">
+              <wp:anchor distT="0" distB="0" distL="114300" distR="114300" simplePos="0" relativeHeight="251665408" behindDoc="0" locked="0" layoutInCell="1" allowOverlap="1" wp14:anchorId="7661C33B" wp14:editId="349BF48B">
                 <wp:simplePos x="0" y="0"/>
-                <wp:positionH relativeFrom="column">
-                  <wp:posOffset>220980</wp:posOffset>
+                <wp:positionH relativeFrom="margin">
+                  <wp:align>left</wp:align>
                 </wp:positionH>
                 <wp:positionV relativeFrom="paragraph">
-                  <wp:posOffset>-7620</wp:posOffset>
+                  <wp:posOffset>276225</wp:posOffset>
                 </wp:positionV>
-                <wp:extent cx="1546860" cy="2202180"/>
-                <wp:effectExtent l="0" t="0" r="15240" b="26670"/>
+                <wp:extent cx="1590675" cy="1493520"/>
+                <wp:effectExtent l="0" t="0" r="28575" b="11430"/>
                 <wp:wrapNone/>
-                <wp:docPr id="1276689286" name="Rectangle 5"/>
+                <wp:docPr id="1519894304" name="Rectangle 7"/>
                 <wp:cNvGraphicFramePr/>
                 <a:graphic xmlns:a="http://schemas.openxmlformats.org/drawingml/2006/main">
                   <a:graphicData uri="http://schemas.microsoft.com/office/word/2010/wordprocessingShape">
@@ -3431,7 +4205,7 @@
                       <wps:spPr>
                         <a:xfrm>
                           <a:off x="0" y="0"/>
-                          <a:ext cx="1546860" cy="2202180"/>
+                          <a:ext cx="1590675" cy="1493520"/>
                         </a:xfrm>
                         <a:prstGeom prst="rect">
                           <a:avLst/>
@@ -3478,7 +4252,7 @@
                                 <w:sz w:val="28"/>
                                 <w:szCs w:val="28"/>
                               </w:rPr>
-                              <w:t>all:</w:t>
+                              <w:t>production</w:t>
                             </w:r>
                           </w:p>
                           <w:p>
@@ -3504,24 +4278,13 @@
                                 <w:sz w:val="28"/>
                                 <w:szCs w:val="28"/>
                               </w:rPr>
-                              <w:t xml:space="preserve">     </w:t>
-                            </w:r>
-                            <w:r>
-                              <w:rPr>
-                                <w:rFonts w:asciiTheme="majorBidi" w:hAnsiTheme="majorBidi" w:cstheme="majorBidi"/>
-                                <w:b/>
-                                <w:bCs/>
-                                <w:i/>
-                                <w:iCs/>
-                                <w:sz w:val="28"/>
-                                <w:szCs w:val="28"/>
-                              </w:rPr>
-                              <w:t>children:</w:t>
+                              <w:t xml:space="preserve"> ├── web</w:t>
                             </w:r>
                           </w:p>
                           <w:p>
                             <w:pPr>
                               <w:spacing w:after="0"/>
+                              <w:ind w:left="29"/>
                               <w:rPr>
                                 <w:rFonts w:asciiTheme="majorBidi" w:hAnsiTheme="majorBidi" w:cstheme="majorBidi"/>
                                 <w:b/>
@@ -3542,7 +4305,7 @@
                                 <w:sz w:val="28"/>
                                 <w:szCs w:val="28"/>
                               </w:rPr>
-                              <w:t xml:space="preserve">          </w:t>
+                              <w:t xml:space="preserve"> │  </w:t>
                             </w:r>
                             <w:r>
                               <w:rPr>
@@ -3554,12 +4317,25 @@
                                 <w:sz w:val="28"/>
                                 <w:szCs w:val="28"/>
                               </w:rPr>
-                              <w:t>web:</w:t>
+                              <w:t xml:space="preserve">     </w:t>
+                            </w:r>
+                            <w:r>
+                              <w:rPr>
+                                <w:rFonts w:asciiTheme="majorBidi" w:hAnsiTheme="majorBidi" w:cstheme="majorBidi"/>
+                                <w:b/>
+                                <w:bCs/>
+                                <w:i/>
+                                <w:iCs/>
+                                <w:sz w:val="28"/>
+                                <w:szCs w:val="28"/>
+                              </w:rPr>
+                              <w:t xml:space="preserve"> ├── web1</w:t>
                             </w:r>
                           </w:p>
                           <w:p>
                             <w:pPr>
                               <w:spacing w:after="0"/>
+                              <w:ind w:left="29"/>
                               <w:rPr>
                                 <w:rFonts w:asciiTheme="majorBidi" w:hAnsiTheme="majorBidi" w:cstheme="majorBidi"/>
                                 <w:b/>
@@ -3580,7 +4356,7 @@
                                 <w:sz w:val="28"/>
                                 <w:szCs w:val="28"/>
                               </w:rPr>
-                              <w:t xml:space="preserve">               </w:t>
+                              <w:t xml:space="preserve"> │  </w:t>
                             </w:r>
                             <w:r>
                               <w:rPr>
@@ -3592,7 +4368,19 @@
                                 <w:sz w:val="28"/>
                                 <w:szCs w:val="28"/>
                               </w:rPr>
-                              <w:t>hosts:</w:t>
+                              <w:t xml:space="preserve">     </w:t>
+                            </w:r>
+                            <w:r>
+                              <w:rPr>
+                                <w:rFonts w:asciiTheme="majorBidi" w:hAnsiTheme="majorBidi" w:cstheme="majorBidi"/>
+                                <w:b/>
+                                <w:bCs/>
+                                <w:i/>
+                                <w:iCs/>
+                                <w:sz w:val="28"/>
+                                <w:szCs w:val="28"/>
+                              </w:rPr>
+                              <w:t xml:space="preserve"> └── web2</w:t>
                             </w:r>
                           </w:p>
                           <w:p>
@@ -3618,8 +4406,9 @@
                                 <w:sz w:val="28"/>
                                 <w:szCs w:val="28"/>
                               </w:rPr>
-                              <w:t xml:space="preserve">                    </w:t>
+                              <w:t xml:space="preserve"> └── </w:t>
                             </w:r>
+                            <w:proofErr w:type="spellStart"/>
                             <w:r>
                               <w:rPr>
                                 <w:rFonts w:asciiTheme="majorBidi" w:hAnsiTheme="majorBidi" w:cstheme="majorBidi"/>
@@ -3630,8 +4419,9 @@
                                 <w:sz w:val="28"/>
                                 <w:szCs w:val="28"/>
                               </w:rPr>
-                              <w:t>web1:</w:t>
+                              <w:t>db</w:t>
                             </w:r>
+                            <w:proofErr w:type="spellEnd"/>
                           </w:p>
                           <w:p>
                             <w:pPr>
@@ -3656,7 +4446,7 @@
                                 <w:sz w:val="28"/>
                                 <w:szCs w:val="28"/>
                               </w:rPr>
-                              <w:t xml:space="preserve">                    </w:t>
+                              <w:t xml:space="preserve">    </w:t>
                             </w:r>
                             <w:r>
                               <w:rPr>
@@ -3668,85 +4458,7 @@
                                 <w:sz w:val="28"/>
                                 <w:szCs w:val="28"/>
                               </w:rPr>
-                              <w:t>web2:</w:t>
-                            </w:r>
-                          </w:p>
-                          <w:p>
-                            <w:pPr>
-                              <w:spacing w:after="0"/>
-                              <w:rPr>
-                                <w:rFonts w:asciiTheme="majorBidi" w:hAnsiTheme="majorBidi" w:cstheme="majorBidi"/>
-                                <w:b/>
-                                <w:bCs/>
-                                <w:i/>
-                                <w:iCs/>
-                                <w:sz w:val="28"/>
-                                <w:szCs w:val="28"/>
-                              </w:rPr>
-                            </w:pPr>
-                            <w:r>
-                              <w:rPr>
-                                <w:rFonts w:asciiTheme="majorBidi" w:hAnsiTheme="majorBidi" w:cstheme="majorBidi"/>
-                                <w:b/>
-                                <w:bCs/>
-                                <w:i/>
-                                <w:iCs/>
-                                <w:sz w:val="28"/>
-                                <w:szCs w:val="28"/>
-                              </w:rPr>
-                              <w:t xml:space="preserve">          </w:t>
-                            </w:r>
-                            <w:proofErr w:type="spellStart"/>
-                            <w:r>
-                              <w:rPr>
-                                <w:rFonts w:asciiTheme="majorBidi" w:hAnsiTheme="majorBidi" w:cstheme="majorBidi"/>
-                                <w:b/>
-                                <w:bCs/>
-                                <w:i/>
-                                <w:iCs/>
-                                <w:sz w:val="28"/>
-                                <w:szCs w:val="28"/>
-                              </w:rPr>
-                              <w:t>db</w:t>
-                            </w:r>
-                            <w:proofErr w:type="spellEnd"/>
-                            <w:r>
-                              <w:rPr>
-                                <w:rFonts w:asciiTheme="majorBidi" w:hAnsiTheme="majorBidi" w:cstheme="majorBidi"/>
-                                <w:b/>
-                                <w:bCs/>
-                                <w:i/>
-                                <w:iCs/>
-                                <w:sz w:val="28"/>
-                                <w:szCs w:val="28"/>
-                              </w:rPr>
-                              <w:t>:</w:t>
-                            </w:r>
-                          </w:p>
-                          <w:p>
-                            <w:pPr>
-                              <w:spacing w:after="0"/>
-                              <w:rPr>
-                                <w:rFonts w:asciiTheme="majorBidi" w:hAnsiTheme="majorBidi" w:cstheme="majorBidi"/>
-                                <w:b/>
-                                <w:bCs/>
-                                <w:i/>
-                                <w:iCs/>
-                                <w:sz w:val="28"/>
-                                <w:szCs w:val="28"/>
-                              </w:rPr>
-                            </w:pPr>
-                            <w:r>
-                              <w:rPr>
-                                <w:rFonts w:asciiTheme="majorBidi" w:hAnsiTheme="majorBidi" w:cstheme="majorBidi"/>
-                                <w:b/>
-                                <w:bCs/>
-                                <w:i/>
-                                <w:iCs/>
-                                <w:sz w:val="28"/>
-                                <w:szCs w:val="28"/>
-                              </w:rPr>
-                              <w:t xml:space="preserve">               </w:t>
+                              <w:t xml:space="preserve">     </w:t>
                             </w:r>
                             <w:r>
                               <w:rPr>
@@ -3758,45 +4470,7 @@
                                 <w:sz w:val="28"/>
                                 <w:szCs w:val="28"/>
                               </w:rPr>
-                              <w:t>hosts:</w:t>
-                            </w:r>
-                          </w:p>
-                          <w:p>
-                            <w:pPr>
-                              <w:spacing w:after="0"/>
-                              <w:rPr>
-                                <w:rFonts w:asciiTheme="majorBidi" w:hAnsiTheme="majorBidi" w:cstheme="majorBidi"/>
-                                <w:b/>
-                                <w:bCs/>
-                                <w:i/>
-                                <w:iCs/>
-                                <w:sz w:val="28"/>
-                                <w:szCs w:val="28"/>
-                              </w:rPr>
-                            </w:pPr>
-                            <w:r>
-                              <w:rPr>
-                                <w:rFonts w:asciiTheme="majorBidi" w:hAnsiTheme="majorBidi" w:cstheme="majorBidi"/>
-                                <w:b/>
-                                <w:bCs/>
-                                <w:i/>
-                                <w:iCs/>
-                                <w:sz w:val="28"/>
-                                <w:szCs w:val="28"/>
-                              </w:rPr>
-                              <w:t xml:space="preserve">                    </w:t>
-                            </w:r>
-                            <w:r>
-                              <w:rPr>
-                                <w:rFonts w:asciiTheme="majorBidi" w:hAnsiTheme="majorBidi" w:cstheme="majorBidi"/>
-                                <w:b/>
-                                <w:bCs/>
-                                <w:i/>
-                                <w:iCs/>
-                                <w:sz w:val="28"/>
-                                <w:szCs w:val="28"/>
-                              </w:rPr>
-                              <w:t>db1:</w:t>
+                              <w:t xml:space="preserve"> └── db1</w:t>
                             </w:r>
                           </w:p>
                           <w:p>
@@ -3833,7 +4507,7 @@
           </mc:Choice>
           <mc:Fallback>
             <w:pict>
-              <v:rect w14:anchorId="0EBDD0AF" id="Rectangle 5" o:spid="_x0000_s1030" style="position:absolute;margin-left:17.4pt;margin-top:-.6pt;width:121.8pt;height:173.4pt;z-index:251663360;visibility:visible;mso-wrap-style:square;mso-width-percent:0;mso-height-percent:0;mso-wrap-distance-left:9pt;mso-wrap-distance-top:0;mso-wrap-distance-right:9pt;mso-wrap-distance-bottom:0;mso-position-horizontal:absolute;mso-position-horizontal-relative:text;mso-position-vertical:absolute;mso-position-vertical-relative:text;mso-width-percent:0;mso-height-percent:0;mso-width-relative:margin;mso-height-relative:margin;v-text-anchor:middle" o:gfxdata="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" fillcolor="black [3200]" strokecolor="black [480]" strokeweight="1pt">
+              <v:rect w14:anchorId="7661C33B" id="Rectangle 7" o:spid="_x0000_s1030" style="position:absolute;left:0;text-align:left;margin-left:0;margin-top:21.75pt;width:125.25pt;height:117.6pt;z-index:251665408;visibility:visible;mso-wrap-style:square;mso-width-percent:0;mso-height-percent:0;mso-wrap-distance-left:9pt;mso-wrap-distance-top:0;mso-wrap-distance-right:9pt;mso-wrap-distance-bottom:0;mso-position-horizontal:left;mso-position-horizontal-relative:margin;mso-position-vertical:absolute;mso-position-vertical-relative:text;mso-width-percent:0;mso-height-percent:0;mso-width-relative:margin;mso-height-relative:margin;v-text-anchor:middle" o:gfxdata="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" fillcolor="black [3200]" strokecolor="black [480]" strokeweight="1pt">
                 <v:textbox>
                   <w:txbxContent>
                     <w:p>
@@ -3859,7 +4533,7 @@
                           <w:sz w:val="28"/>
                           <w:szCs w:val="28"/>
                         </w:rPr>
-                        <w:t>all:</w:t>
+                        <w:t>production</w:t>
                       </w:r>
                     </w:p>
                     <w:p>
@@ -3885,24 +4559,13 @@
                           <w:sz w:val="28"/>
                           <w:szCs w:val="28"/>
                         </w:rPr>
-                        <w:t xml:space="preserve">     </w:t>
-                      </w:r>
-                      <w:r>
-                        <w:rPr>
-                          <w:rFonts w:asciiTheme="majorBidi" w:hAnsiTheme="majorBidi" w:cstheme="majorBidi"/>
-                          <w:b/>
-                          <w:bCs/>
-                          <w:i/>
-                          <w:iCs/>
-                          <w:sz w:val="28"/>
-                          <w:szCs w:val="28"/>
-                        </w:rPr>
-                        <w:t>children:</w:t>
+                        <w:t xml:space="preserve"> ├── web</w:t>
                       </w:r>
                     </w:p>
                     <w:p>
                       <w:pPr>
                         <w:spacing w:after="0"/>
+                        <w:ind w:left="29"/>
                         <w:rPr>
                           <w:rFonts w:asciiTheme="majorBidi" w:hAnsiTheme="majorBidi" w:cstheme="majorBidi"/>
                           <w:b/>
@@ -3923,7 +4586,7 @@
                           <w:sz w:val="28"/>
                           <w:szCs w:val="28"/>
                         </w:rPr>
-                        <w:t xml:space="preserve">          </w:t>
+                        <w:t xml:space="preserve"> │  </w:t>
                       </w:r>
                       <w:r>
                         <w:rPr>
@@ -3935,12 +4598,25 @@
                           <w:sz w:val="28"/>
                           <w:szCs w:val="28"/>
                         </w:rPr>
-                        <w:t>web:</w:t>
+                        <w:t xml:space="preserve">     </w:t>
+                      </w:r>
+                      <w:r>
+                        <w:rPr>
+                          <w:rFonts w:asciiTheme="majorBidi" w:hAnsiTheme="majorBidi" w:cstheme="majorBidi"/>
+                          <w:b/>
+                          <w:bCs/>
+                          <w:i/>
+                          <w:iCs/>
+                          <w:sz w:val="28"/>
+                          <w:szCs w:val="28"/>
+                        </w:rPr>
+                        <w:t xml:space="preserve"> ├── web1</w:t>
                       </w:r>
                     </w:p>
                     <w:p>
                       <w:pPr>
                         <w:spacing w:after="0"/>
+                        <w:ind w:left="29"/>
                         <w:rPr>
                           <w:rFonts w:asciiTheme="majorBidi" w:hAnsiTheme="majorBidi" w:cstheme="majorBidi"/>
                           <w:b/>
@@ -3961,7 +4637,7 @@
                           <w:sz w:val="28"/>
                           <w:szCs w:val="28"/>
                         </w:rPr>
-                        <w:t xml:space="preserve">               </w:t>
+                        <w:t xml:space="preserve"> │  </w:t>
                       </w:r>
                       <w:r>
                         <w:rPr>
@@ -3973,7 +4649,19 @@
                           <w:sz w:val="28"/>
                           <w:szCs w:val="28"/>
                         </w:rPr>
-                        <w:t>hosts:</w:t>
+                        <w:t xml:space="preserve">     </w:t>
+                      </w:r>
+                      <w:r>
+                        <w:rPr>
+                          <w:rFonts w:asciiTheme="majorBidi" w:hAnsiTheme="majorBidi" w:cstheme="majorBidi"/>
+                          <w:b/>
+                          <w:bCs/>
+                          <w:i/>
+                          <w:iCs/>
+                          <w:sz w:val="28"/>
+                          <w:szCs w:val="28"/>
+                        </w:rPr>
+                        <w:t xml:space="preserve"> └── web2</w:t>
                       </w:r>
                     </w:p>
                     <w:p>
@@ -3999,977 +4687,8 @@
                           <w:sz w:val="28"/>
                           <w:szCs w:val="28"/>
                         </w:rPr>
-                        <w:t xml:space="preserve">                    </w:t>
+                        <w:t xml:space="preserve"> └── </w:t>
                       </w:r>
-                      <w:r>
-                        <w:rPr>
-                          <w:rFonts w:asciiTheme="majorBidi" w:hAnsiTheme="majorBidi" w:cstheme="majorBidi"/>
-                          <w:b/>
-                          <w:bCs/>
-                          <w:i/>
-                          <w:iCs/>
-                          <w:sz w:val="28"/>
-                          <w:szCs w:val="28"/>
-                        </w:rPr>
-                        <w:t>web1:</w:t>
-                      </w:r>
-                    </w:p>
-                    <w:p>
-                      <w:pPr>
-                        <w:spacing w:after="0"/>
-                        <w:rPr>
-                          <w:rFonts w:asciiTheme="majorBidi" w:hAnsiTheme="majorBidi" w:cstheme="majorBidi"/>
-                          <w:b/>
-                          <w:bCs/>
-                          <w:i/>
-                          <w:iCs/>
-                          <w:sz w:val="28"/>
-                          <w:szCs w:val="28"/>
-                        </w:rPr>
-                      </w:pPr>
-                      <w:r>
-                        <w:rPr>
-                          <w:rFonts w:asciiTheme="majorBidi" w:hAnsiTheme="majorBidi" w:cstheme="majorBidi"/>
-                          <w:b/>
-                          <w:bCs/>
-                          <w:i/>
-                          <w:iCs/>
-                          <w:sz w:val="28"/>
-                          <w:szCs w:val="28"/>
-                        </w:rPr>
-                        <w:t xml:space="preserve">                    </w:t>
-                      </w:r>
-                      <w:r>
-                        <w:rPr>
-                          <w:rFonts w:asciiTheme="majorBidi" w:hAnsiTheme="majorBidi" w:cstheme="majorBidi"/>
-                          <w:b/>
-                          <w:bCs/>
-                          <w:i/>
-                          <w:iCs/>
-                          <w:sz w:val="28"/>
-                          <w:szCs w:val="28"/>
-                        </w:rPr>
-                        <w:t>web2:</w:t>
-                      </w:r>
-                    </w:p>
-                    <w:p>
-                      <w:pPr>
-                        <w:spacing w:after="0"/>
-                        <w:rPr>
-                          <w:rFonts w:asciiTheme="majorBidi" w:hAnsiTheme="majorBidi" w:cstheme="majorBidi"/>
-                          <w:b/>
-                          <w:bCs/>
-                          <w:i/>
-                          <w:iCs/>
-                          <w:sz w:val="28"/>
-                          <w:szCs w:val="28"/>
-                        </w:rPr>
-                      </w:pPr>
-                      <w:r>
-                        <w:rPr>
-                          <w:rFonts w:asciiTheme="majorBidi" w:hAnsiTheme="majorBidi" w:cstheme="majorBidi"/>
-                          <w:b/>
-                          <w:bCs/>
-                          <w:i/>
-                          <w:iCs/>
-                          <w:sz w:val="28"/>
-                          <w:szCs w:val="28"/>
-                        </w:rPr>
-                        <w:t xml:space="preserve">          </w:t>
-                      </w:r>
-                      <w:proofErr w:type="spellStart"/>
-                      <w:r>
-                        <w:rPr>
-                          <w:rFonts w:asciiTheme="majorBidi" w:hAnsiTheme="majorBidi" w:cstheme="majorBidi"/>
-                          <w:b/>
-                          <w:bCs/>
-                          <w:i/>
-                          <w:iCs/>
-                          <w:sz w:val="28"/>
-                          <w:szCs w:val="28"/>
-                        </w:rPr>
-                        <w:t>db</w:t>
-                      </w:r>
-                      <w:proofErr w:type="spellEnd"/>
-                      <w:r>
-                        <w:rPr>
-                          <w:rFonts w:asciiTheme="majorBidi" w:hAnsiTheme="majorBidi" w:cstheme="majorBidi"/>
-                          <w:b/>
-                          <w:bCs/>
-                          <w:i/>
-                          <w:iCs/>
-                          <w:sz w:val="28"/>
-                          <w:szCs w:val="28"/>
-                        </w:rPr>
-                        <w:t>:</w:t>
-                      </w:r>
-                    </w:p>
-                    <w:p>
-                      <w:pPr>
-                        <w:spacing w:after="0"/>
-                        <w:rPr>
-                          <w:rFonts w:asciiTheme="majorBidi" w:hAnsiTheme="majorBidi" w:cstheme="majorBidi"/>
-                          <w:b/>
-                          <w:bCs/>
-                          <w:i/>
-                          <w:iCs/>
-                          <w:sz w:val="28"/>
-                          <w:szCs w:val="28"/>
-                        </w:rPr>
-                      </w:pPr>
-                      <w:r>
-                        <w:rPr>
-                          <w:rFonts w:asciiTheme="majorBidi" w:hAnsiTheme="majorBidi" w:cstheme="majorBidi"/>
-                          <w:b/>
-                          <w:bCs/>
-                          <w:i/>
-                          <w:iCs/>
-                          <w:sz w:val="28"/>
-                          <w:szCs w:val="28"/>
-                        </w:rPr>
-                        <w:t xml:space="preserve">               </w:t>
-                      </w:r>
-                      <w:r>
-                        <w:rPr>
-                          <w:rFonts w:asciiTheme="majorBidi" w:hAnsiTheme="majorBidi" w:cstheme="majorBidi"/>
-                          <w:b/>
-                          <w:bCs/>
-                          <w:i/>
-                          <w:iCs/>
-                          <w:sz w:val="28"/>
-                          <w:szCs w:val="28"/>
-                        </w:rPr>
-                        <w:t>hosts:</w:t>
-                      </w:r>
-                    </w:p>
-                    <w:p>
-                      <w:pPr>
-                        <w:spacing w:after="0"/>
-                        <w:rPr>
-                          <w:rFonts w:asciiTheme="majorBidi" w:hAnsiTheme="majorBidi" w:cstheme="majorBidi"/>
-                          <w:b/>
-                          <w:bCs/>
-                          <w:i/>
-                          <w:iCs/>
-                          <w:sz w:val="28"/>
-                          <w:szCs w:val="28"/>
-                        </w:rPr>
-                      </w:pPr>
-                      <w:r>
-                        <w:rPr>
-                          <w:rFonts w:asciiTheme="majorBidi" w:hAnsiTheme="majorBidi" w:cstheme="majorBidi"/>
-                          <w:b/>
-                          <w:bCs/>
-                          <w:i/>
-                          <w:iCs/>
-                          <w:sz w:val="28"/>
-                          <w:szCs w:val="28"/>
-                        </w:rPr>
-                        <w:t xml:space="preserve">                    </w:t>
-                      </w:r>
-                      <w:r>
-                        <w:rPr>
-                          <w:rFonts w:asciiTheme="majorBidi" w:hAnsiTheme="majorBidi" w:cstheme="majorBidi"/>
-                          <w:b/>
-                          <w:bCs/>
-                          <w:i/>
-                          <w:iCs/>
-                          <w:sz w:val="28"/>
-                          <w:szCs w:val="28"/>
-                        </w:rPr>
-                        <w:t>db1:</w:t>
-                      </w:r>
-                    </w:p>
-                    <w:p>
-                      <w:pPr>
-                        <w:spacing w:after="0"/>
-                        <w:jc w:val="center"/>
-                        <w:rPr>
-                          <w:b/>
-                          <w:bCs/>
-                          <w:i/>
-                          <w:iCs/>
-                        </w:rPr>
-                      </w:pPr>
-                    </w:p>
-                  </w:txbxContent>
-                </v:textbox>
-              </v:rect>
-            </w:pict>
-          </mc:Fallback>
-        </mc:AlternateContent>
-      </w:r>
-    </w:p>
-    <w:p>
-      <w:pPr>
-        <w:rPr>
-          <w:rFonts w:asciiTheme="majorBidi" w:hAnsiTheme="majorBidi" w:cstheme="majorBidi"/>
-          <w:sz w:val="28"/>
-          <w:szCs w:val="28"/>
-        </w:rPr>
-      </w:pPr>
-    </w:p>
-    <w:p>
-      <w:pPr>
-        <w:rPr>
-          <w:rFonts w:asciiTheme="majorBidi" w:hAnsiTheme="majorBidi" w:cstheme="majorBidi"/>
-          <w:sz w:val="28"/>
-          <w:szCs w:val="28"/>
-        </w:rPr>
-      </w:pPr>
-    </w:p>
-    <w:p>
-      <w:pPr>
-        <w:rPr>
-          <w:rFonts w:asciiTheme="majorBidi" w:hAnsiTheme="majorBidi" w:cstheme="majorBidi"/>
-          <w:sz w:val="28"/>
-          <w:szCs w:val="28"/>
-        </w:rPr>
-      </w:pPr>
-    </w:p>
-    <w:p>
-      <w:pPr>
-        <w:rPr>
-          <w:rFonts w:asciiTheme="majorBidi" w:hAnsiTheme="majorBidi" w:cstheme="majorBidi"/>
-          <w:sz w:val="28"/>
-          <w:szCs w:val="28"/>
-        </w:rPr>
-      </w:pPr>
-    </w:p>
-    <w:p>
-      <w:pPr>
-        <w:rPr>
-          <w:rFonts w:asciiTheme="majorBidi" w:hAnsiTheme="majorBidi" w:cstheme="majorBidi"/>
-          <w:sz w:val="28"/>
-          <w:szCs w:val="28"/>
-        </w:rPr>
-      </w:pPr>
-    </w:p>
-    <w:p>
-      <w:pPr>
-        <w:rPr>
-          <w:rFonts w:asciiTheme="majorBidi" w:hAnsiTheme="majorBidi" w:cstheme="majorBidi"/>
-          <w:sz w:val="14"/>
-          <w:szCs w:val="14"/>
-        </w:rPr>
-      </w:pPr>
-    </w:p>
-    <w:p>
-      <w:pPr>
-        <w:spacing w:after="60"/>
-        <w:rPr>
-          <w:rFonts w:asciiTheme="majorBidi" w:hAnsiTheme="majorBidi" w:cstheme="majorBidi"/>
-          <w:b/>
-          <w:bCs/>
-          <w:sz w:val="32"/>
-          <w:szCs w:val="32"/>
-        </w:rPr>
-      </w:pPr>
-      <w:r>
-        <w:rPr>
-          <w:rFonts w:asciiTheme="majorBidi" w:hAnsiTheme="majorBidi" w:cstheme="majorBidi"/>
-          <w:b/>
-          <w:bCs/>
-          <w:sz w:val="32"/>
-          <w:szCs w:val="32"/>
-        </w:rPr>
-        <w:t>Inventory Hierarchy</w:t>
-      </w:r>
-    </w:p>
-    <w:p>
-      <w:pPr>
-        <w:spacing w:after="60"/>
-        <w:rPr>
-          <w:rFonts w:asciiTheme="majorBidi" w:hAnsiTheme="majorBidi" w:cstheme="majorBidi"/>
-          <w:sz w:val="28"/>
-          <w:szCs w:val="28"/>
-        </w:rPr>
-      </w:pPr>
-      <w:r>
-        <w:rPr>
-          <w:rFonts w:asciiTheme="majorBidi" w:hAnsiTheme="majorBidi" w:cstheme="majorBidi"/>
-          <w:sz w:val="28"/>
-          <w:szCs w:val="28"/>
-        </w:rPr>
-        <w:t>Groups can contain:</w:t>
-      </w:r>
-    </w:p>
-    <w:p>
-      <w:pPr>
-        <w:pStyle w:val="ListParagraph"/>
-        <w:numPr>
-          <w:ilvl w:val="0"/>
-          <w:numId w:val="11"/>
-        </w:numPr>
-        <w:ind w:left="360"/>
-        <w:rPr>
-          <w:rFonts w:asciiTheme="majorBidi" w:hAnsiTheme="majorBidi" w:cstheme="majorBidi"/>
-          <w:sz w:val="28"/>
-          <w:szCs w:val="28"/>
-        </w:rPr>
-      </w:pPr>
-      <w:r>
-        <w:rPr>
-          <w:rFonts w:asciiTheme="majorBidi" w:hAnsiTheme="majorBidi" w:cstheme="majorBidi"/>
-          <w:sz w:val="28"/>
-          <w:szCs w:val="28"/>
-        </w:rPr>
-        <w:t>hosts</w:t>
-      </w:r>
-    </w:p>
-    <w:p>
-      <w:pPr>
-        <w:pStyle w:val="ListParagraph"/>
-        <w:numPr>
-          <w:ilvl w:val="0"/>
-          <w:numId w:val="11"/>
-        </w:numPr>
-        <w:spacing w:after="80"/>
-        <w:ind w:left="360"/>
-        <w:rPr>
-          <w:rFonts w:asciiTheme="majorBidi" w:hAnsiTheme="majorBidi" w:cstheme="majorBidi"/>
-          <w:sz w:val="28"/>
-          <w:szCs w:val="28"/>
-        </w:rPr>
-      </w:pPr>
-      <w:r>
-        <w:rPr>
-          <w:rFonts w:asciiTheme="majorBidi" w:hAnsiTheme="majorBidi" w:cstheme="majorBidi"/>
-          <w:sz w:val="28"/>
-          <w:szCs w:val="28"/>
-        </w:rPr>
-        <w:t>other groups</w:t>
-      </w:r>
-    </w:p>
-    <w:p>
-      <w:pPr>
-        <w:spacing w:after="60"/>
-        <w:rPr>
-          <w:rFonts w:asciiTheme="majorBidi" w:hAnsiTheme="majorBidi" w:cstheme="majorBidi"/>
-          <w:sz w:val="28"/>
-          <w:szCs w:val="28"/>
-          <w:u w:val="single"/>
-        </w:rPr>
-      </w:pPr>
-      <w:r>
-        <w:rPr>
-          <w:rFonts w:asciiTheme="majorBidi" w:hAnsiTheme="majorBidi" w:cstheme="majorBidi"/>
-          <w:sz w:val="28"/>
-          <w:szCs w:val="28"/>
-          <w:u w:val="single"/>
-        </w:rPr>
-        <w:t>Example:</w:t>
-      </w:r>
-    </w:p>
-    <w:p>
-      <w:pPr>
-        <w:rPr>
-          <w:rFonts w:asciiTheme="majorBidi" w:hAnsiTheme="majorBidi" w:cstheme="majorBidi"/>
-          <w:sz w:val="28"/>
-          <w:szCs w:val="28"/>
-        </w:rPr>
-      </w:pPr>
-      <w:r>
-        <w:rPr>
-          <w:rFonts w:asciiTheme="majorBidi" w:hAnsiTheme="majorBidi" w:cstheme="majorBidi"/>
-          <w:noProof/>
-          <w:sz w:val="28"/>
-          <w:szCs w:val="28"/>
-        </w:rPr>
-        <mc:AlternateContent>
-          <mc:Choice Requires="wps">
-            <w:drawing>
-              <wp:anchor distT="0" distB="0" distL="114300" distR="114300" simplePos="0" relativeHeight="251664384" behindDoc="0" locked="0" layoutInCell="1" allowOverlap="1" wp14:anchorId="266EEE0E" wp14:editId="5CD28D34">
-                <wp:simplePos x="0" y="0"/>
-                <wp:positionH relativeFrom="margin">
-                  <wp:align>left</wp:align>
-                </wp:positionH>
-                <wp:positionV relativeFrom="paragraph">
-                  <wp:posOffset>34925</wp:posOffset>
-                </wp:positionV>
-                <wp:extent cx="2827020" cy="2148840"/>
-                <wp:effectExtent l="0" t="0" r="11430" b="22860"/>
-                <wp:wrapNone/>
-                <wp:docPr id="2026167811" name="Rectangle 6"/>
-                <wp:cNvGraphicFramePr/>
-                <a:graphic xmlns:a="http://schemas.openxmlformats.org/drawingml/2006/main">
-                  <a:graphicData uri="http://schemas.microsoft.com/office/word/2010/wordprocessingShape">
-                    <wps:wsp>
-                      <wps:cNvSpPr/>
-                      <wps:spPr>
-                        <a:xfrm>
-                          <a:off x="0" y="0"/>
-                          <a:ext cx="2827020" cy="2148840"/>
-                        </a:xfrm>
-                        <a:prstGeom prst="rect">
-                          <a:avLst/>
-                        </a:prstGeom>
-                      </wps:spPr>
-                      <wps:style>
-                        <a:lnRef idx="2">
-                          <a:schemeClr val="dk1">
-                            <a:shade val="15000"/>
-                          </a:schemeClr>
-                        </a:lnRef>
-                        <a:fillRef idx="1">
-                          <a:schemeClr val="dk1"/>
-                        </a:fillRef>
-                        <a:effectRef idx="0">
-                          <a:schemeClr val="dk1"/>
-                        </a:effectRef>
-                        <a:fontRef idx="minor">
-                          <a:schemeClr val="lt1"/>
-                        </a:fontRef>
-                      </wps:style>
-                      <wps:txbx>
-                        <w:txbxContent>
-                          <w:p>
-                            <w:pPr>
-                              <w:spacing w:after="0"/>
-                              <w:rPr>
-                                <w:rFonts w:asciiTheme="majorBidi" w:hAnsiTheme="majorBidi" w:cstheme="majorBidi"/>
-                                <w:b/>
-                                <w:bCs/>
-                                <w:i/>
-                                <w:iCs/>
-                                <w:sz w:val="28"/>
-                                <w:szCs w:val="28"/>
-                              </w:rPr>
-                            </w:pPr>
-                            <w:r>
-                              <w:rPr>
-                                <w:rFonts w:asciiTheme="majorBidi" w:hAnsiTheme="majorBidi" w:cstheme="majorBidi"/>
-                                <w:b/>
-                                <w:bCs/>
-                                <w:i/>
-                                <w:iCs/>
-                                <w:sz w:val="28"/>
-                                <w:szCs w:val="28"/>
-                              </w:rPr>
-                              <w:t>[web]</w:t>
-                            </w:r>
-                          </w:p>
-                          <w:p>
-                            <w:pPr>
-                              <w:spacing w:after="0"/>
-                              <w:rPr>
-                                <w:rFonts w:asciiTheme="majorBidi" w:hAnsiTheme="majorBidi" w:cstheme="majorBidi"/>
-                                <w:b/>
-                                <w:bCs/>
-                                <w:i/>
-                                <w:iCs/>
-                                <w:sz w:val="28"/>
-                                <w:szCs w:val="28"/>
-                              </w:rPr>
-                            </w:pPr>
-                            <w:r>
-                              <w:rPr>
-                                <w:rFonts w:asciiTheme="majorBidi" w:hAnsiTheme="majorBidi" w:cstheme="majorBidi"/>
-                                <w:b/>
-                                <w:bCs/>
-                                <w:i/>
-                                <w:iCs/>
-                                <w:sz w:val="28"/>
-                                <w:szCs w:val="28"/>
-                              </w:rPr>
-                              <w:t>web1</w:t>
-                            </w:r>
-                          </w:p>
-                          <w:p>
-                            <w:pPr>
-                              <w:spacing w:after="120"/>
-                              <w:rPr>
-                                <w:rFonts w:asciiTheme="majorBidi" w:hAnsiTheme="majorBidi" w:cstheme="majorBidi"/>
-                                <w:b/>
-                                <w:bCs/>
-                                <w:i/>
-                                <w:iCs/>
-                                <w:sz w:val="28"/>
-                                <w:szCs w:val="28"/>
-                              </w:rPr>
-                            </w:pPr>
-                            <w:r>
-                              <w:rPr>
-                                <w:rFonts w:asciiTheme="majorBidi" w:hAnsiTheme="majorBidi" w:cstheme="majorBidi"/>
-                                <w:b/>
-                                <w:bCs/>
-                                <w:i/>
-                                <w:iCs/>
-                                <w:sz w:val="28"/>
-                                <w:szCs w:val="28"/>
-                              </w:rPr>
-                              <w:t>web2</w:t>
-                            </w:r>
-                          </w:p>
-                          <w:p>
-                            <w:pPr>
-                              <w:spacing w:after="0"/>
-                              <w:rPr>
-                                <w:rFonts w:asciiTheme="majorBidi" w:hAnsiTheme="majorBidi" w:cstheme="majorBidi"/>
-                                <w:b/>
-                                <w:bCs/>
-                                <w:i/>
-                                <w:iCs/>
-                                <w:sz w:val="28"/>
-                                <w:szCs w:val="28"/>
-                              </w:rPr>
-                            </w:pPr>
-                            <w:r>
-                              <w:rPr>
-                                <w:rFonts w:asciiTheme="majorBidi" w:hAnsiTheme="majorBidi" w:cstheme="majorBidi"/>
-                                <w:b/>
-                                <w:bCs/>
-                                <w:i/>
-                                <w:iCs/>
-                                <w:sz w:val="28"/>
-                                <w:szCs w:val="28"/>
-                              </w:rPr>
-                              <w:t>[</w:t>
-                            </w:r>
-                            <w:proofErr w:type="spellStart"/>
-                            <w:r>
-                              <w:rPr>
-                                <w:rFonts w:asciiTheme="majorBidi" w:hAnsiTheme="majorBidi" w:cstheme="majorBidi"/>
-                                <w:b/>
-                                <w:bCs/>
-                                <w:i/>
-                                <w:iCs/>
-                                <w:sz w:val="28"/>
-                                <w:szCs w:val="28"/>
-                              </w:rPr>
-                              <w:t>db</w:t>
-                            </w:r>
-                            <w:proofErr w:type="spellEnd"/>
-                            <w:r>
-                              <w:rPr>
-                                <w:rFonts w:asciiTheme="majorBidi" w:hAnsiTheme="majorBidi" w:cstheme="majorBidi"/>
-                                <w:b/>
-                                <w:bCs/>
-                                <w:i/>
-                                <w:iCs/>
-                                <w:sz w:val="28"/>
-                                <w:szCs w:val="28"/>
-                              </w:rPr>
-                              <w:t>]</w:t>
-                            </w:r>
-                          </w:p>
-                          <w:p>
-                            <w:pPr>
-                              <w:spacing w:after="120"/>
-                              <w:rPr>
-                                <w:rFonts w:asciiTheme="majorBidi" w:hAnsiTheme="majorBidi" w:cstheme="majorBidi"/>
-                                <w:b/>
-                                <w:bCs/>
-                                <w:i/>
-                                <w:iCs/>
-                                <w:sz w:val="28"/>
-                                <w:szCs w:val="28"/>
-                              </w:rPr>
-                            </w:pPr>
-                            <w:r>
-                              <w:rPr>
-                                <w:rFonts w:asciiTheme="majorBidi" w:hAnsiTheme="majorBidi" w:cstheme="majorBidi"/>
-                                <w:b/>
-                                <w:bCs/>
-                                <w:i/>
-                                <w:iCs/>
-                                <w:sz w:val="28"/>
-                                <w:szCs w:val="28"/>
-                              </w:rPr>
-                              <w:t>db1</w:t>
-                            </w:r>
-                          </w:p>
-                          <w:p>
-                            <w:pPr>
-                              <w:spacing w:after="0"/>
-                              <w:rPr>
-                                <w:rFonts w:asciiTheme="majorBidi" w:hAnsiTheme="majorBidi" w:cstheme="majorBidi"/>
-                                <w:b/>
-                                <w:bCs/>
-                                <w:i/>
-                                <w:iCs/>
-                                <w:sz w:val="28"/>
-                                <w:szCs w:val="28"/>
-                              </w:rPr>
-                            </w:pPr>
-                            <w:r>
-                              <w:rPr>
-                                <w:rFonts w:asciiTheme="majorBidi" w:hAnsiTheme="majorBidi" w:cstheme="majorBidi"/>
-                                <w:b/>
-                                <w:bCs/>
-                                <w:i/>
-                                <w:iCs/>
-                                <w:sz w:val="28"/>
-                                <w:szCs w:val="28"/>
-                              </w:rPr>
-                              <w:t>[</w:t>
-                            </w:r>
-                            <w:proofErr w:type="spellStart"/>
-                            <w:proofErr w:type="gramStart"/>
-                            <w:r>
-                              <w:rPr>
-                                <w:rFonts w:asciiTheme="majorBidi" w:hAnsiTheme="majorBidi" w:cstheme="majorBidi"/>
-                                <w:b/>
-                                <w:bCs/>
-                                <w:i/>
-                                <w:iCs/>
-                                <w:sz w:val="28"/>
-                                <w:szCs w:val="28"/>
-                              </w:rPr>
-                              <w:t>production:children</w:t>
-                            </w:r>
-                            <w:proofErr w:type="spellEnd"/>
-                            <w:proofErr w:type="gramEnd"/>
-                            <w:r>
-                              <w:rPr>
-                                <w:rFonts w:asciiTheme="majorBidi" w:hAnsiTheme="majorBidi" w:cstheme="majorBidi"/>
-                                <w:b/>
-                                <w:bCs/>
-                                <w:i/>
-                                <w:iCs/>
-                                <w:sz w:val="28"/>
-                                <w:szCs w:val="28"/>
-                              </w:rPr>
-                              <w:t>]</w:t>
-                            </w:r>
-                          </w:p>
-                          <w:p>
-                            <w:pPr>
-                              <w:spacing w:after="0"/>
-                              <w:rPr>
-                                <w:rFonts w:asciiTheme="majorBidi" w:hAnsiTheme="majorBidi" w:cstheme="majorBidi"/>
-                                <w:b/>
-                                <w:bCs/>
-                                <w:i/>
-                                <w:iCs/>
-                                <w:sz w:val="28"/>
-                                <w:szCs w:val="28"/>
-                              </w:rPr>
-                            </w:pPr>
-                            <w:r>
-                              <w:rPr>
-                                <w:rFonts w:asciiTheme="majorBidi" w:hAnsiTheme="majorBidi" w:cstheme="majorBidi"/>
-                                <w:b/>
-                                <w:bCs/>
-                                <w:i/>
-                                <w:iCs/>
-                                <w:sz w:val="28"/>
-                                <w:szCs w:val="28"/>
-                              </w:rPr>
-                              <w:t>web</w:t>
-                            </w:r>
-                          </w:p>
-                          <w:p>
-                            <w:pPr>
-                              <w:rPr>
-                                <w:rFonts w:asciiTheme="majorBidi" w:hAnsiTheme="majorBidi" w:cstheme="majorBidi"/>
-                                <w:b/>
-                                <w:bCs/>
-                                <w:i/>
-                                <w:iCs/>
-                                <w:sz w:val="28"/>
-                                <w:szCs w:val="28"/>
-                              </w:rPr>
-                            </w:pPr>
-                            <w:proofErr w:type="spellStart"/>
-                            <w:r>
-                              <w:rPr>
-                                <w:rFonts w:asciiTheme="majorBidi" w:hAnsiTheme="majorBidi" w:cstheme="majorBidi"/>
-                                <w:b/>
-                                <w:bCs/>
-                                <w:i/>
-                                <w:iCs/>
-                                <w:sz w:val="28"/>
-                                <w:szCs w:val="28"/>
-                              </w:rPr>
-                              <w:t>db</w:t>
-                            </w:r>
-                            <w:proofErr w:type="spellEnd"/>
-                          </w:p>
-                          <w:p>
-                            <w:pPr>
-                              <w:jc w:val="center"/>
-                              <w:rPr>
-                                <w:b/>
-                                <w:bCs/>
-                                <w:i/>
-                                <w:iCs/>
-                              </w:rPr>
-                            </w:pPr>
-                          </w:p>
-                        </w:txbxContent>
-                      </wps:txbx>
-                      <wps:bodyPr rot="0" spcFirstLastPara="0" vertOverflow="overflow" horzOverflow="overflow" vert="horz" wrap="square" lIns="91440" tIns="45720" rIns="91440" bIns="45720" numCol="1" spcCol="0" rtlCol="0" fromWordArt="0" anchor="ctr" anchorCtr="0" forceAA="0" compatLnSpc="1">
-                        <a:prstTxWarp prst="textNoShape">
-                          <a:avLst/>
-                        </a:prstTxWarp>
-                        <a:noAutofit/>
-                      </wps:bodyPr>
-                    </wps:wsp>
-                  </a:graphicData>
-                </a:graphic>
-                <wp14:sizeRelH relativeFrom="margin">
-                  <wp14:pctWidth>0</wp14:pctWidth>
-                </wp14:sizeRelH>
-                <wp14:sizeRelV relativeFrom="margin">
-                  <wp14:pctHeight>0</wp14:pctHeight>
-                </wp14:sizeRelV>
-              </wp:anchor>
-            </w:drawing>
-          </mc:Choice>
-          <mc:Fallback>
-            <w:pict>
-              <v:rect w14:anchorId="266EEE0E" id="Rectangle 6" o:spid="_x0000_s1031" style="position:absolute;margin-left:0;margin-top:2.75pt;width:222.6pt;height:169.2pt;z-index:251664384;visibility:visible;mso-wrap-style:square;mso-width-percent:0;mso-height-percent:0;mso-wrap-distance-left:9pt;mso-wrap-distance-top:0;mso-wrap-distance-right:9pt;mso-wrap-distance-bottom:0;mso-position-horizontal:left;mso-position-horizontal-relative:margin;mso-position-vertical:absolute;mso-position-vertical-relative:text;mso-width-percent:0;mso-height-percent:0;mso-width-relative:margin;mso-height-relative:margin;v-text-anchor:middle" o:gfxdata="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" fillcolor="black [3200]" strokecolor="black [480]" strokeweight="1pt">
-                <v:textbox>
-                  <w:txbxContent>
-                    <w:p>
-                      <w:pPr>
-                        <w:spacing w:after="0"/>
-                        <w:rPr>
-                          <w:rFonts w:asciiTheme="majorBidi" w:hAnsiTheme="majorBidi" w:cstheme="majorBidi"/>
-                          <w:b/>
-                          <w:bCs/>
-                          <w:i/>
-                          <w:iCs/>
-                          <w:sz w:val="28"/>
-                          <w:szCs w:val="28"/>
-                        </w:rPr>
-                      </w:pPr>
-                      <w:r>
-                        <w:rPr>
-                          <w:rFonts w:asciiTheme="majorBidi" w:hAnsiTheme="majorBidi" w:cstheme="majorBidi"/>
-                          <w:b/>
-                          <w:bCs/>
-                          <w:i/>
-                          <w:iCs/>
-                          <w:sz w:val="28"/>
-                          <w:szCs w:val="28"/>
-                        </w:rPr>
-                        <w:t>[web]</w:t>
-                      </w:r>
-                    </w:p>
-                    <w:p>
-                      <w:pPr>
-                        <w:spacing w:after="0"/>
-                        <w:rPr>
-                          <w:rFonts w:asciiTheme="majorBidi" w:hAnsiTheme="majorBidi" w:cstheme="majorBidi"/>
-                          <w:b/>
-                          <w:bCs/>
-                          <w:i/>
-                          <w:iCs/>
-                          <w:sz w:val="28"/>
-                          <w:szCs w:val="28"/>
-                        </w:rPr>
-                      </w:pPr>
-                      <w:r>
-                        <w:rPr>
-                          <w:rFonts w:asciiTheme="majorBidi" w:hAnsiTheme="majorBidi" w:cstheme="majorBidi"/>
-                          <w:b/>
-                          <w:bCs/>
-                          <w:i/>
-                          <w:iCs/>
-                          <w:sz w:val="28"/>
-                          <w:szCs w:val="28"/>
-                        </w:rPr>
-                        <w:t>web1</w:t>
-                      </w:r>
-                    </w:p>
-                    <w:p>
-                      <w:pPr>
-                        <w:spacing w:after="120"/>
-                        <w:rPr>
-                          <w:rFonts w:asciiTheme="majorBidi" w:hAnsiTheme="majorBidi" w:cstheme="majorBidi"/>
-                          <w:b/>
-                          <w:bCs/>
-                          <w:i/>
-                          <w:iCs/>
-                          <w:sz w:val="28"/>
-                          <w:szCs w:val="28"/>
-                        </w:rPr>
-                      </w:pPr>
-                      <w:r>
-                        <w:rPr>
-                          <w:rFonts w:asciiTheme="majorBidi" w:hAnsiTheme="majorBidi" w:cstheme="majorBidi"/>
-                          <w:b/>
-                          <w:bCs/>
-                          <w:i/>
-                          <w:iCs/>
-                          <w:sz w:val="28"/>
-                          <w:szCs w:val="28"/>
-                        </w:rPr>
-                        <w:t>web2</w:t>
-                      </w:r>
-                    </w:p>
-                    <w:p>
-                      <w:pPr>
-                        <w:spacing w:after="0"/>
-                        <w:rPr>
-                          <w:rFonts w:asciiTheme="majorBidi" w:hAnsiTheme="majorBidi" w:cstheme="majorBidi"/>
-                          <w:b/>
-                          <w:bCs/>
-                          <w:i/>
-                          <w:iCs/>
-                          <w:sz w:val="28"/>
-                          <w:szCs w:val="28"/>
-                        </w:rPr>
-                      </w:pPr>
-                      <w:r>
-                        <w:rPr>
-                          <w:rFonts w:asciiTheme="majorBidi" w:hAnsiTheme="majorBidi" w:cstheme="majorBidi"/>
-                          <w:b/>
-                          <w:bCs/>
-                          <w:i/>
-                          <w:iCs/>
-                          <w:sz w:val="28"/>
-                          <w:szCs w:val="28"/>
-                        </w:rPr>
-                        <w:t>[</w:t>
-                      </w:r>
-                      <w:proofErr w:type="spellStart"/>
-                      <w:r>
-                        <w:rPr>
-                          <w:rFonts w:asciiTheme="majorBidi" w:hAnsiTheme="majorBidi" w:cstheme="majorBidi"/>
-                          <w:b/>
-                          <w:bCs/>
-                          <w:i/>
-                          <w:iCs/>
-                          <w:sz w:val="28"/>
-                          <w:szCs w:val="28"/>
-                        </w:rPr>
-                        <w:t>db</w:t>
-                      </w:r>
-                      <w:proofErr w:type="spellEnd"/>
-                      <w:r>
-                        <w:rPr>
-                          <w:rFonts w:asciiTheme="majorBidi" w:hAnsiTheme="majorBidi" w:cstheme="majorBidi"/>
-                          <w:b/>
-                          <w:bCs/>
-                          <w:i/>
-                          <w:iCs/>
-                          <w:sz w:val="28"/>
-                          <w:szCs w:val="28"/>
-                        </w:rPr>
-                        <w:t>]</w:t>
-                      </w:r>
-                    </w:p>
-                    <w:p>
-                      <w:pPr>
-                        <w:spacing w:after="120"/>
-                        <w:rPr>
-                          <w:rFonts w:asciiTheme="majorBidi" w:hAnsiTheme="majorBidi" w:cstheme="majorBidi"/>
-                          <w:b/>
-                          <w:bCs/>
-                          <w:i/>
-                          <w:iCs/>
-                          <w:sz w:val="28"/>
-                          <w:szCs w:val="28"/>
-                        </w:rPr>
-                      </w:pPr>
-                      <w:r>
-                        <w:rPr>
-                          <w:rFonts w:asciiTheme="majorBidi" w:hAnsiTheme="majorBidi" w:cstheme="majorBidi"/>
-                          <w:b/>
-                          <w:bCs/>
-                          <w:i/>
-                          <w:iCs/>
-                          <w:sz w:val="28"/>
-                          <w:szCs w:val="28"/>
-                        </w:rPr>
-                        <w:t>db1</w:t>
-                      </w:r>
-                    </w:p>
-                    <w:p>
-                      <w:pPr>
-                        <w:spacing w:after="0"/>
-                        <w:rPr>
-                          <w:rFonts w:asciiTheme="majorBidi" w:hAnsiTheme="majorBidi" w:cstheme="majorBidi"/>
-                          <w:b/>
-                          <w:bCs/>
-                          <w:i/>
-                          <w:iCs/>
-                          <w:sz w:val="28"/>
-                          <w:szCs w:val="28"/>
-                        </w:rPr>
-                      </w:pPr>
-                      <w:r>
-                        <w:rPr>
-                          <w:rFonts w:asciiTheme="majorBidi" w:hAnsiTheme="majorBidi" w:cstheme="majorBidi"/>
-                          <w:b/>
-                          <w:bCs/>
-                          <w:i/>
-                          <w:iCs/>
-                          <w:sz w:val="28"/>
-                          <w:szCs w:val="28"/>
-                        </w:rPr>
-                        <w:t>[</w:t>
-                      </w:r>
-                      <w:proofErr w:type="spellStart"/>
-                      <w:proofErr w:type="gramStart"/>
-                      <w:r>
-                        <w:rPr>
-                          <w:rFonts w:asciiTheme="majorBidi" w:hAnsiTheme="majorBidi" w:cstheme="majorBidi"/>
-                          <w:b/>
-                          <w:bCs/>
-                          <w:i/>
-                          <w:iCs/>
-                          <w:sz w:val="28"/>
-                          <w:szCs w:val="28"/>
-                        </w:rPr>
-                        <w:t>production:children</w:t>
-                      </w:r>
-                      <w:proofErr w:type="spellEnd"/>
-                      <w:proofErr w:type="gramEnd"/>
-                      <w:r>
-                        <w:rPr>
-                          <w:rFonts w:asciiTheme="majorBidi" w:hAnsiTheme="majorBidi" w:cstheme="majorBidi"/>
-                          <w:b/>
-                          <w:bCs/>
-                          <w:i/>
-                          <w:iCs/>
-                          <w:sz w:val="28"/>
-                          <w:szCs w:val="28"/>
-                        </w:rPr>
-                        <w:t>]</w:t>
-                      </w:r>
-                    </w:p>
-                    <w:p>
-                      <w:pPr>
-                        <w:spacing w:after="0"/>
-                        <w:rPr>
-                          <w:rFonts w:asciiTheme="majorBidi" w:hAnsiTheme="majorBidi" w:cstheme="majorBidi"/>
-                          <w:b/>
-                          <w:bCs/>
-                          <w:i/>
-                          <w:iCs/>
-                          <w:sz w:val="28"/>
-                          <w:szCs w:val="28"/>
-                        </w:rPr>
-                      </w:pPr>
-                      <w:r>
-                        <w:rPr>
-                          <w:rFonts w:asciiTheme="majorBidi" w:hAnsiTheme="majorBidi" w:cstheme="majorBidi"/>
-                          <w:b/>
-                          <w:bCs/>
-                          <w:i/>
-                          <w:iCs/>
-                          <w:sz w:val="28"/>
-                          <w:szCs w:val="28"/>
-                        </w:rPr>
-                        <w:t>web</w:t>
-                      </w:r>
-                    </w:p>
-                    <w:p>
-                      <w:pPr>
-                        <w:rPr>
-                          <w:rFonts w:asciiTheme="majorBidi" w:hAnsiTheme="majorBidi" w:cstheme="majorBidi"/>
-                          <w:b/>
-                          <w:bCs/>
-                          <w:i/>
-                          <w:iCs/>
-                          <w:sz w:val="28"/>
-                          <w:szCs w:val="28"/>
-                        </w:rPr>
-                      </w:pPr>
                       <w:proofErr w:type="spellStart"/>
                       <w:r>
                         <w:rPr>
@@ -4987,6 +4706,57 @@
                     </w:p>
                     <w:p>
                       <w:pPr>
+                        <w:spacing w:after="0"/>
+                        <w:rPr>
+                          <w:rFonts w:asciiTheme="majorBidi" w:hAnsiTheme="majorBidi" w:cstheme="majorBidi"/>
+                          <w:b/>
+                          <w:bCs/>
+                          <w:i/>
+                          <w:iCs/>
+                          <w:sz w:val="28"/>
+                          <w:szCs w:val="28"/>
+                        </w:rPr>
+                      </w:pPr>
+                      <w:r>
+                        <w:rPr>
+                          <w:rFonts w:asciiTheme="majorBidi" w:hAnsiTheme="majorBidi" w:cstheme="majorBidi"/>
+                          <w:b/>
+                          <w:bCs/>
+                          <w:i/>
+                          <w:iCs/>
+                          <w:sz w:val="28"/>
+                          <w:szCs w:val="28"/>
+                        </w:rPr>
+                        <w:t xml:space="preserve">    </w:t>
+                      </w:r>
+                      <w:r>
+                        <w:rPr>
+                          <w:rFonts w:asciiTheme="majorBidi" w:hAnsiTheme="majorBidi" w:cstheme="majorBidi"/>
+                          <w:b/>
+                          <w:bCs/>
+                          <w:i/>
+                          <w:iCs/>
+                          <w:sz w:val="28"/>
+                          <w:szCs w:val="28"/>
+                        </w:rPr>
+                        <w:t xml:space="preserve">     </w:t>
+                      </w:r>
+                      <w:r>
+                        <w:rPr>
+                          <w:rFonts w:asciiTheme="majorBidi" w:hAnsiTheme="majorBidi" w:cstheme="majorBidi"/>
+                          <w:b/>
+                          <w:bCs/>
+                          <w:i/>
+                          <w:iCs/>
+                          <w:sz w:val="28"/>
+                          <w:szCs w:val="28"/>
+                        </w:rPr>
+                        <w:t xml:space="preserve"> └── db1</w:t>
+                      </w:r>
+                    </w:p>
+                    <w:p>
+                      <w:pPr>
+                        <w:spacing w:after="0"/>
                         <w:jc w:val="center"/>
                         <w:rPr>
                           <w:b/>
@@ -5004,672 +4774,6 @@
           </mc:Fallback>
         </mc:AlternateContent>
       </w:r>
-    </w:p>
-    <w:p>
-      <w:pPr>
-        <w:rPr>
-          <w:rFonts w:asciiTheme="majorBidi" w:hAnsiTheme="majorBidi" w:cstheme="majorBidi"/>
-          <w:sz w:val="28"/>
-          <w:szCs w:val="28"/>
-        </w:rPr>
-      </w:pPr>
-    </w:p>
-    <w:p>
-      <w:pPr>
-        <w:rPr>
-          <w:rFonts w:asciiTheme="majorBidi" w:hAnsiTheme="majorBidi" w:cstheme="majorBidi"/>
-          <w:sz w:val="28"/>
-          <w:szCs w:val="28"/>
-        </w:rPr>
-      </w:pPr>
-    </w:p>
-    <w:p>
-      <w:pPr>
-        <w:rPr>
-          <w:rFonts w:asciiTheme="majorBidi" w:hAnsiTheme="majorBidi" w:cstheme="majorBidi"/>
-          <w:sz w:val="28"/>
-          <w:szCs w:val="28"/>
-        </w:rPr>
-      </w:pPr>
-    </w:p>
-    <w:p>
-      <w:pPr>
-        <w:rPr>
-          <w:rFonts w:asciiTheme="majorBidi" w:hAnsiTheme="majorBidi" w:cstheme="majorBidi"/>
-          <w:sz w:val="28"/>
-          <w:szCs w:val="28"/>
-        </w:rPr>
-      </w:pPr>
-    </w:p>
-    <w:p>
-      <w:pPr>
-        <w:rPr>
-          <w:rFonts w:asciiTheme="majorBidi" w:hAnsiTheme="majorBidi" w:cstheme="majorBidi"/>
-          <w:sz w:val="28"/>
-          <w:szCs w:val="28"/>
-        </w:rPr>
-      </w:pPr>
-    </w:p>
-    <w:p>
-      <w:pPr>
-        <w:rPr>
-          <w:rFonts w:asciiTheme="majorBidi" w:hAnsiTheme="majorBidi" w:cstheme="majorBidi"/>
-          <w:sz w:val="12"/>
-          <w:szCs w:val="12"/>
-        </w:rPr>
-      </w:pPr>
-    </w:p>
-    <w:p>
-      <w:pPr>
-        <w:rPr>
-          <w:rFonts w:asciiTheme="majorBidi" w:hAnsiTheme="majorBidi" w:cstheme="majorBidi"/>
-          <w:b/>
-          <w:bCs/>
-          <w:sz w:val="28"/>
-          <w:szCs w:val="28"/>
-        </w:rPr>
-      </w:pPr>
-      <w:r>
-        <w:rPr>
-          <w:rFonts w:asciiTheme="majorBidi" w:hAnsiTheme="majorBidi" w:cstheme="majorBidi"/>
-          <w:b/>
-          <w:bCs/>
-          <w:noProof/>
-          <w:sz w:val="28"/>
-          <w:szCs w:val="28"/>
-        </w:rPr>
-        <mc:AlternateContent>
-          <mc:Choice Requires="wps">
-            <w:drawing>
-              <wp:anchor distT="0" distB="0" distL="114300" distR="114300" simplePos="0" relativeHeight="251665408" behindDoc="0" locked="0" layoutInCell="1" allowOverlap="1" wp14:anchorId="7661C33B" wp14:editId="34979F0E">
-                <wp:simplePos x="0" y="0"/>
-                <wp:positionH relativeFrom="margin">
-                  <wp:align>left</wp:align>
-                </wp:positionH>
-                <wp:positionV relativeFrom="paragraph">
-                  <wp:posOffset>276225</wp:posOffset>
-                </wp:positionV>
-                <wp:extent cx="2529840" cy="1493520"/>
-                <wp:effectExtent l="0" t="0" r="22860" b="11430"/>
-                <wp:wrapNone/>
-                <wp:docPr id="1519894304" name="Rectangle 7"/>
-                <wp:cNvGraphicFramePr/>
-                <a:graphic xmlns:a="http://schemas.openxmlformats.org/drawingml/2006/main">
-                  <a:graphicData uri="http://schemas.microsoft.com/office/word/2010/wordprocessingShape">
-                    <wps:wsp>
-                      <wps:cNvSpPr/>
-                      <wps:spPr>
-                        <a:xfrm>
-                          <a:off x="0" y="0"/>
-                          <a:ext cx="2529840" cy="1493520"/>
-                        </a:xfrm>
-                        <a:prstGeom prst="rect">
-                          <a:avLst/>
-                        </a:prstGeom>
-                      </wps:spPr>
-                      <wps:style>
-                        <a:lnRef idx="2">
-                          <a:schemeClr val="dk1">
-                            <a:shade val="15000"/>
-                          </a:schemeClr>
-                        </a:lnRef>
-                        <a:fillRef idx="1">
-                          <a:schemeClr val="dk1"/>
-                        </a:fillRef>
-                        <a:effectRef idx="0">
-                          <a:schemeClr val="dk1"/>
-                        </a:effectRef>
-                        <a:fontRef idx="minor">
-                          <a:schemeClr val="lt1"/>
-                        </a:fontRef>
-                      </wps:style>
-                      <wps:txbx>
-                        <w:txbxContent>
-                          <w:p>
-                            <w:pPr>
-                              <w:spacing w:after="0"/>
-                              <w:rPr>
-                                <w:rFonts w:asciiTheme="majorBidi" w:hAnsiTheme="majorBidi" w:cstheme="majorBidi"/>
-                                <w:b/>
-                                <w:bCs/>
-                                <w:i/>
-                                <w:iCs/>
-                                <w:sz w:val="28"/>
-                                <w:szCs w:val="28"/>
-                              </w:rPr>
-                            </w:pPr>
-                            <w:r>
-                              <w:rPr>
-                                <w:rFonts w:asciiTheme="majorBidi" w:hAnsiTheme="majorBidi" w:cstheme="majorBidi"/>
-                                <w:b/>
-                                <w:bCs/>
-                                <w:i/>
-                                <w:iCs/>
-                                <w:sz w:val="28"/>
-                                <w:szCs w:val="28"/>
-                              </w:rPr>
-                              <w:t>production</w:t>
-                            </w:r>
-                          </w:p>
-                          <w:p>
-                            <w:pPr>
-                              <w:spacing w:after="0"/>
-                              <w:rPr>
-                                <w:rFonts w:asciiTheme="majorBidi" w:hAnsiTheme="majorBidi" w:cstheme="majorBidi"/>
-                                <w:b/>
-                                <w:bCs/>
-                                <w:i/>
-                                <w:iCs/>
-                                <w:sz w:val="28"/>
-                                <w:szCs w:val="28"/>
-                              </w:rPr>
-                            </w:pPr>
-                            <w:r>
-                              <w:rPr>
-                                <w:rFonts w:asciiTheme="majorBidi" w:hAnsiTheme="majorBidi" w:cstheme="majorBidi"/>
-                                <w:b/>
-                                <w:bCs/>
-                                <w:i/>
-                                <w:iCs/>
-                                <w:sz w:val="28"/>
-                                <w:szCs w:val="28"/>
-                              </w:rPr>
-                              <w:t xml:space="preserve"> ├── web</w:t>
-                            </w:r>
-                          </w:p>
-                          <w:p>
-                            <w:pPr>
-                              <w:spacing w:after="0"/>
-                              <w:ind w:left="29"/>
-                              <w:rPr>
-                                <w:rFonts w:asciiTheme="majorBidi" w:hAnsiTheme="majorBidi" w:cstheme="majorBidi"/>
-                                <w:b/>
-                                <w:bCs/>
-                                <w:i/>
-                                <w:iCs/>
-                                <w:sz w:val="28"/>
-                                <w:szCs w:val="28"/>
-                              </w:rPr>
-                            </w:pPr>
-                            <w:r>
-                              <w:rPr>
-                                <w:rFonts w:asciiTheme="majorBidi" w:hAnsiTheme="majorBidi" w:cstheme="majorBidi"/>
-                                <w:b/>
-                                <w:bCs/>
-                                <w:i/>
-                                <w:iCs/>
-                                <w:sz w:val="28"/>
-                                <w:szCs w:val="28"/>
-                              </w:rPr>
-                              <w:t xml:space="preserve"> │  </w:t>
-                            </w:r>
-                            <w:r>
-                              <w:rPr>
-                                <w:rFonts w:asciiTheme="majorBidi" w:hAnsiTheme="majorBidi" w:cstheme="majorBidi"/>
-                                <w:b/>
-                                <w:bCs/>
-                                <w:i/>
-                                <w:iCs/>
-                                <w:sz w:val="28"/>
-                                <w:szCs w:val="28"/>
-                              </w:rPr>
-                              <w:t xml:space="preserve">     </w:t>
-                            </w:r>
-                            <w:r>
-                              <w:rPr>
-                                <w:rFonts w:asciiTheme="majorBidi" w:hAnsiTheme="majorBidi" w:cstheme="majorBidi"/>
-                                <w:b/>
-                                <w:bCs/>
-                                <w:i/>
-                                <w:iCs/>
-                                <w:sz w:val="28"/>
-                                <w:szCs w:val="28"/>
-                              </w:rPr>
-                              <w:t xml:space="preserve"> ├── web1</w:t>
-                            </w:r>
-                          </w:p>
-                          <w:p>
-                            <w:pPr>
-                              <w:spacing w:after="0"/>
-                              <w:ind w:left="29"/>
-                              <w:rPr>
-                                <w:rFonts w:asciiTheme="majorBidi" w:hAnsiTheme="majorBidi" w:cstheme="majorBidi"/>
-                                <w:b/>
-                                <w:bCs/>
-                                <w:i/>
-                                <w:iCs/>
-                                <w:sz w:val="28"/>
-                                <w:szCs w:val="28"/>
-                              </w:rPr>
-                            </w:pPr>
-                            <w:r>
-                              <w:rPr>
-                                <w:rFonts w:asciiTheme="majorBidi" w:hAnsiTheme="majorBidi" w:cstheme="majorBidi"/>
-                                <w:b/>
-                                <w:bCs/>
-                                <w:i/>
-                                <w:iCs/>
-                                <w:sz w:val="28"/>
-                                <w:szCs w:val="28"/>
-                              </w:rPr>
-                              <w:t xml:space="preserve"> │  </w:t>
-                            </w:r>
-                            <w:r>
-                              <w:rPr>
-                                <w:rFonts w:asciiTheme="majorBidi" w:hAnsiTheme="majorBidi" w:cstheme="majorBidi"/>
-                                <w:b/>
-                                <w:bCs/>
-                                <w:i/>
-                                <w:iCs/>
-                                <w:sz w:val="28"/>
-                                <w:szCs w:val="28"/>
-                              </w:rPr>
-                              <w:t xml:space="preserve">     </w:t>
-                            </w:r>
-                            <w:r>
-                              <w:rPr>
-                                <w:rFonts w:asciiTheme="majorBidi" w:hAnsiTheme="majorBidi" w:cstheme="majorBidi"/>
-                                <w:b/>
-                                <w:bCs/>
-                                <w:i/>
-                                <w:iCs/>
-                                <w:sz w:val="28"/>
-                                <w:szCs w:val="28"/>
-                              </w:rPr>
-                              <w:t xml:space="preserve"> └── web2</w:t>
-                            </w:r>
-                          </w:p>
-                          <w:p>
-                            <w:pPr>
-                              <w:spacing w:after="0"/>
-                              <w:rPr>
-                                <w:rFonts w:asciiTheme="majorBidi" w:hAnsiTheme="majorBidi" w:cstheme="majorBidi"/>
-                                <w:b/>
-                                <w:bCs/>
-                                <w:i/>
-                                <w:iCs/>
-                                <w:sz w:val="28"/>
-                                <w:szCs w:val="28"/>
-                              </w:rPr>
-                            </w:pPr>
-                            <w:r>
-                              <w:rPr>
-                                <w:rFonts w:asciiTheme="majorBidi" w:hAnsiTheme="majorBidi" w:cstheme="majorBidi"/>
-                                <w:b/>
-                                <w:bCs/>
-                                <w:i/>
-                                <w:iCs/>
-                                <w:sz w:val="28"/>
-                                <w:szCs w:val="28"/>
-                              </w:rPr>
-                              <w:t xml:space="preserve"> └── </w:t>
-                            </w:r>
-                            <w:proofErr w:type="spellStart"/>
-                            <w:r>
-                              <w:rPr>
-                                <w:rFonts w:asciiTheme="majorBidi" w:hAnsiTheme="majorBidi" w:cstheme="majorBidi"/>
-                                <w:b/>
-                                <w:bCs/>
-                                <w:i/>
-                                <w:iCs/>
-                                <w:sz w:val="28"/>
-                                <w:szCs w:val="28"/>
-                              </w:rPr>
-                              <w:t>db</w:t>
-                            </w:r>
-                            <w:proofErr w:type="spellEnd"/>
-                          </w:p>
-                          <w:p>
-                            <w:pPr>
-                              <w:spacing w:after="0"/>
-                              <w:rPr>
-                                <w:rFonts w:asciiTheme="majorBidi" w:hAnsiTheme="majorBidi" w:cstheme="majorBidi"/>
-                                <w:b/>
-                                <w:bCs/>
-                                <w:i/>
-                                <w:iCs/>
-                                <w:sz w:val="28"/>
-                                <w:szCs w:val="28"/>
-                              </w:rPr>
-                            </w:pPr>
-                            <w:r>
-                              <w:rPr>
-                                <w:rFonts w:asciiTheme="majorBidi" w:hAnsiTheme="majorBidi" w:cstheme="majorBidi"/>
-                                <w:b/>
-                                <w:bCs/>
-                                <w:i/>
-                                <w:iCs/>
-                                <w:sz w:val="28"/>
-                                <w:szCs w:val="28"/>
-                              </w:rPr>
-                              <w:t xml:space="preserve">    </w:t>
-                            </w:r>
-                            <w:r>
-                              <w:rPr>
-                                <w:rFonts w:asciiTheme="majorBidi" w:hAnsiTheme="majorBidi" w:cstheme="majorBidi"/>
-                                <w:b/>
-                                <w:bCs/>
-                                <w:i/>
-                                <w:iCs/>
-                                <w:sz w:val="28"/>
-                                <w:szCs w:val="28"/>
-                              </w:rPr>
-                              <w:t xml:space="preserve">     </w:t>
-                            </w:r>
-                            <w:r>
-                              <w:rPr>
-                                <w:rFonts w:asciiTheme="majorBidi" w:hAnsiTheme="majorBidi" w:cstheme="majorBidi"/>
-                                <w:b/>
-                                <w:bCs/>
-                                <w:i/>
-                                <w:iCs/>
-                                <w:sz w:val="28"/>
-                                <w:szCs w:val="28"/>
-                              </w:rPr>
-                              <w:t xml:space="preserve"> └── db1</w:t>
-                            </w:r>
-                          </w:p>
-                          <w:p>
-                            <w:pPr>
-                              <w:spacing w:after="0"/>
-                              <w:jc w:val="center"/>
-                              <w:rPr>
-                                <w:b/>
-                                <w:bCs/>
-                                <w:i/>
-                                <w:iCs/>
-                              </w:rPr>
-                            </w:pPr>
-                          </w:p>
-                        </w:txbxContent>
-                      </wps:txbx>
-                      <wps:bodyPr rot="0" spcFirstLastPara="0" vertOverflow="overflow" horzOverflow="overflow" vert="horz" wrap="square" lIns="91440" tIns="45720" rIns="91440" bIns="45720" numCol="1" spcCol="0" rtlCol="0" fromWordArt="0" anchor="ctr" anchorCtr="0" forceAA="0" compatLnSpc="1">
-                        <a:prstTxWarp prst="textNoShape">
-                          <a:avLst/>
-                        </a:prstTxWarp>
-                        <a:noAutofit/>
-                      </wps:bodyPr>
-                    </wps:wsp>
-                  </a:graphicData>
-                </a:graphic>
-                <wp14:sizeRelH relativeFrom="margin">
-                  <wp14:pctWidth>0</wp14:pctWidth>
-                </wp14:sizeRelH>
-                <wp14:sizeRelV relativeFrom="margin">
-                  <wp14:pctHeight>0</wp14:pctHeight>
-                </wp14:sizeRelV>
-              </wp:anchor>
-            </w:drawing>
-          </mc:Choice>
-          <mc:Fallback>
-            <w:pict>
-              <v:rect w14:anchorId="7661C33B" id="Rectangle 7" o:spid="_x0000_s1032" style="position:absolute;margin-left:0;margin-top:21.75pt;width:199.2pt;height:117.6pt;z-index:251665408;visibility:visible;mso-wrap-style:square;mso-width-percent:0;mso-height-percent:0;mso-wrap-distance-left:9pt;mso-wrap-distance-top:0;mso-wrap-distance-right:9pt;mso-wrap-distance-bottom:0;mso-position-horizontal:left;mso-position-horizontal-relative:margin;mso-position-vertical:absolute;mso-position-vertical-relative:text;mso-width-percent:0;mso-height-percent:0;mso-width-relative:margin;mso-height-relative:margin;v-text-anchor:middle" o:gfxdata="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" fillcolor="black [3200]" strokecolor="black [480]" strokeweight="1pt">
-                <v:textbox>
-                  <w:txbxContent>
-                    <w:p>
-                      <w:pPr>
-                        <w:spacing w:after="0"/>
-                        <w:rPr>
-                          <w:rFonts w:asciiTheme="majorBidi" w:hAnsiTheme="majorBidi" w:cstheme="majorBidi"/>
-                          <w:b/>
-                          <w:bCs/>
-                          <w:i/>
-                          <w:iCs/>
-                          <w:sz w:val="28"/>
-                          <w:szCs w:val="28"/>
-                        </w:rPr>
-                      </w:pPr>
-                      <w:r>
-                        <w:rPr>
-                          <w:rFonts w:asciiTheme="majorBidi" w:hAnsiTheme="majorBidi" w:cstheme="majorBidi"/>
-                          <w:b/>
-                          <w:bCs/>
-                          <w:i/>
-                          <w:iCs/>
-                          <w:sz w:val="28"/>
-                          <w:szCs w:val="28"/>
-                        </w:rPr>
-                        <w:t>production</w:t>
-                      </w:r>
-                    </w:p>
-                    <w:p>
-                      <w:pPr>
-                        <w:spacing w:after="0"/>
-                        <w:rPr>
-                          <w:rFonts w:asciiTheme="majorBidi" w:hAnsiTheme="majorBidi" w:cstheme="majorBidi"/>
-                          <w:b/>
-                          <w:bCs/>
-                          <w:i/>
-                          <w:iCs/>
-                          <w:sz w:val="28"/>
-                          <w:szCs w:val="28"/>
-                        </w:rPr>
-                      </w:pPr>
-                      <w:r>
-                        <w:rPr>
-                          <w:rFonts w:asciiTheme="majorBidi" w:hAnsiTheme="majorBidi" w:cstheme="majorBidi"/>
-                          <w:b/>
-                          <w:bCs/>
-                          <w:i/>
-                          <w:iCs/>
-                          <w:sz w:val="28"/>
-                          <w:szCs w:val="28"/>
-                        </w:rPr>
-                        <w:t xml:space="preserve"> ├── web</w:t>
-                      </w:r>
-                    </w:p>
-                    <w:p>
-                      <w:pPr>
-                        <w:spacing w:after="0"/>
-                        <w:ind w:left="29"/>
-                        <w:rPr>
-                          <w:rFonts w:asciiTheme="majorBidi" w:hAnsiTheme="majorBidi" w:cstheme="majorBidi"/>
-                          <w:b/>
-                          <w:bCs/>
-                          <w:i/>
-                          <w:iCs/>
-                          <w:sz w:val="28"/>
-                          <w:szCs w:val="28"/>
-                        </w:rPr>
-                      </w:pPr>
-                      <w:r>
-                        <w:rPr>
-                          <w:rFonts w:asciiTheme="majorBidi" w:hAnsiTheme="majorBidi" w:cstheme="majorBidi"/>
-                          <w:b/>
-                          <w:bCs/>
-                          <w:i/>
-                          <w:iCs/>
-                          <w:sz w:val="28"/>
-                          <w:szCs w:val="28"/>
-                        </w:rPr>
-                        <w:t xml:space="preserve"> │  </w:t>
-                      </w:r>
-                      <w:r>
-                        <w:rPr>
-                          <w:rFonts w:asciiTheme="majorBidi" w:hAnsiTheme="majorBidi" w:cstheme="majorBidi"/>
-                          <w:b/>
-                          <w:bCs/>
-                          <w:i/>
-                          <w:iCs/>
-                          <w:sz w:val="28"/>
-                          <w:szCs w:val="28"/>
-                        </w:rPr>
-                        <w:t xml:space="preserve">     </w:t>
-                      </w:r>
-                      <w:r>
-                        <w:rPr>
-                          <w:rFonts w:asciiTheme="majorBidi" w:hAnsiTheme="majorBidi" w:cstheme="majorBidi"/>
-                          <w:b/>
-                          <w:bCs/>
-                          <w:i/>
-                          <w:iCs/>
-                          <w:sz w:val="28"/>
-                          <w:szCs w:val="28"/>
-                        </w:rPr>
-                        <w:t xml:space="preserve"> ├── web1</w:t>
-                      </w:r>
-                    </w:p>
-                    <w:p>
-                      <w:pPr>
-                        <w:spacing w:after="0"/>
-                        <w:ind w:left="29"/>
-                        <w:rPr>
-                          <w:rFonts w:asciiTheme="majorBidi" w:hAnsiTheme="majorBidi" w:cstheme="majorBidi"/>
-                          <w:b/>
-                          <w:bCs/>
-                          <w:i/>
-                          <w:iCs/>
-                          <w:sz w:val="28"/>
-                          <w:szCs w:val="28"/>
-                        </w:rPr>
-                      </w:pPr>
-                      <w:r>
-                        <w:rPr>
-                          <w:rFonts w:asciiTheme="majorBidi" w:hAnsiTheme="majorBidi" w:cstheme="majorBidi"/>
-                          <w:b/>
-                          <w:bCs/>
-                          <w:i/>
-                          <w:iCs/>
-                          <w:sz w:val="28"/>
-                          <w:szCs w:val="28"/>
-                        </w:rPr>
-                        <w:t xml:space="preserve"> │  </w:t>
-                      </w:r>
-                      <w:r>
-                        <w:rPr>
-                          <w:rFonts w:asciiTheme="majorBidi" w:hAnsiTheme="majorBidi" w:cstheme="majorBidi"/>
-                          <w:b/>
-                          <w:bCs/>
-                          <w:i/>
-                          <w:iCs/>
-                          <w:sz w:val="28"/>
-                          <w:szCs w:val="28"/>
-                        </w:rPr>
-                        <w:t xml:space="preserve">     </w:t>
-                      </w:r>
-                      <w:r>
-                        <w:rPr>
-                          <w:rFonts w:asciiTheme="majorBidi" w:hAnsiTheme="majorBidi" w:cstheme="majorBidi"/>
-                          <w:b/>
-                          <w:bCs/>
-                          <w:i/>
-                          <w:iCs/>
-                          <w:sz w:val="28"/>
-                          <w:szCs w:val="28"/>
-                        </w:rPr>
-                        <w:t xml:space="preserve"> └── web2</w:t>
-                      </w:r>
-                    </w:p>
-                    <w:p>
-                      <w:pPr>
-                        <w:spacing w:after="0"/>
-                        <w:rPr>
-                          <w:rFonts w:asciiTheme="majorBidi" w:hAnsiTheme="majorBidi" w:cstheme="majorBidi"/>
-                          <w:b/>
-                          <w:bCs/>
-                          <w:i/>
-                          <w:iCs/>
-                          <w:sz w:val="28"/>
-                          <w:szCs w:val="28"/>
-                        </w:rPr>
-                      </w:pPr>
-                      <w:r>
-                        <w:rPr>
-                          <w:rFonts w:asciiTheme="majorBidi" w:hAnsiTheme="majorBidi" w:cstheme="majorBidi"/>
-                          <w:b/>
-                          <w:bCs/>
-                          <w:i/>
-                          <w:iCs/>
-                          <w:sz w:val="28"/>
-                          <w:szCs w:val="28"/>
-                        </w:rPr>
-                        <w:t xml:space="preserve"> └── </w:t>
-                      </w:r>
-                      <w:proofErr w:type="spellStart"/>
-                      <w:r>
-                        <w:rPr>
-                          <w:rFonts w:asciiTheme="majorBidi" w:hAnsiTheme="majorBidi" w:cstheme="majorBidi"/>
-                          <w:b/>
-                          <w:bCs/>
-                          <w:i/>
-                          <w:iCs/>
-                          <w:sz w:val="28"/>
-                          <w:szCs w:val="28"/>
-                        </w:rPr>
-                        <w:t>db</w:t>
-                      </w:r>
-                      <w:proofErr w:type="spellEnd"/>
-                    </w:p>
-                    <w:p>
-                      <w:pPr>
-                        <w:spacing w:after="0"/>
-                        <w:rPr>
-                          <w:rFonts w:asciiTheme="majorBidi" w:hAnsiTheme="majorBidi" w:cstheme="majorBidi"/>
-                          <w:b/>
-                          <w:bCs/>
-                          <w:i/>
-                          <w:iCs/>
-                          <w:sz w:val="28"/>
-                          <w:szCs w:val="28"/>
-                        </w:rPr>
-                      </w:pPr>
-                      <w:r>
-                        <w:rPr>
-                          <w:rFonts w:asciiTheme="majorBidi" w:hAnsiTheme="majorBidi" w:cstheme="majorBidi"/>
-                          <w:b/>
-                          <w:bCs/>
-                          <w:i/>
-                          <w:iCs/>
-                          <w:sz w:val="28"/>
-                          <w:szCs w:val="28"/>
-                        </w:rPr>
-                        <w:t xml:space="preserve">    </w:t>
-                      </w:r>
-                      <w:r>
-                        <w:rPr>
-                          <w:rFonts w:asciiTheme="majorBidi" w:hAnsiTheme="majorBidi" w:cstheme="majorBidi"/>
-                          <w:b/>
-                          <w:bCs/>
-                          <w:i/>
-                          <w:iCs/>
-                          <w:sz w:val="28"/>
-                          <w:szCs w:val="28"/>
-                        </w:rPr>
-                        <w:t xml:space="preserve">     </w:t>
-                      </w:r>
-                      <w:r>
-                        <w:rPr>
-                          <w:rFonts w:asciiTheme="majorBidi" w:hAnsiTheme="majorBidi" w:cstheme="majorBidi"/>
-                          <w:b/>
-                          <w:bCs/>
-                          <w:i/>
-                          <w:iCs/>
-                          <w:sz w:val="28"/>
-                          <w:szCs w:val="28"/>
-                        </w:rPr>
-                        <w:t xml:space="preserve"> └── db1</w:t>
-                      </w:r>
-                    </w:p>
-                    <w:p>
-                      <w:pPr>
-                        <w:spacing w:after="0"/>
-                        <w:jc w:val="center"/>
-                        <w:rPr>
-                          <w:b/>
-                          <w:bCs/>
-                          <w:i/>
-                          <w:iCs/>
-                        </w:rPr>
-                      </w:pPr>
-                    </w:p>
-                  </w:txbxContent>
-                </v:textbox>
-                <w10:wrap anchorx="margin"/>
-              </v:rect>
-            </w:pict>
-          </mc:Fallback>
-        </mc:AlternateContent>
-      </w:r>
       <w:r>
         <w:rPr>
           <w:rFonts w:asciiTheme="majorBidi" w:hAnsiTheme="majorBidi" w:cstheme="majorBidi"/>
@@ -5683,42 +4787,47 @@
     </w:p>
     <w:p>
       <w:pPr>
-        <w:rPr>
-          <w:rFonts w:asciiTheme="majorBidi" w:hAnsiTheme="majorBidi" w:cstheme="majorBidi"/>
-          <w:sz w:val="28"/>
-          <w:szCs w:val="28"/>
-        </w:rPr>
-      </w:pPr>
-    </w:p>
-    <w:p>
-      <w:pPr>
-        <w:rPr>
-          <w:rFonts w:asciiTheme="majorBidi" w:hAnsiTheme="majorBidi" w:cstheme="majorBidi"/>
-          <w:sz w:val="28"/>
-          <w:szCs w:val="28"/>
-        </w:rPr>
-      </w:pPr>
-    </w:p>
-    <w:p>
-      <w:pPr>
-        <w:rPr>
-          <w:rFonts w:asciiTheme="majorBidi" w:hAnsiTheme="majorBidi" w:cstheme="majorBidi"/>
-          <w:sz w:val="28"/>
-          <w:szCs w:val="28"/>
-        </w:rPr>
-      </w:pPr>
-    </w:p>
-    <w:p>
-      <w:pPr>
-        <w:rPr>
-          <w:rFonts w:asciiTheme="majorBidi" w:hAnsiTheme="majorBidi" w:cstheme="majorBidi"/>
-          <w:sz w:val="28"/>
-          <w:szCs w:val="28"/>
-        </w:rPr>
-      </w:pPr>
-    </w:p>
-    <w:p>
-      <w:pPr>
+        <w:jc w:val="both"/>
+        <w:rPr>
+          <w:rFonts w:asciiTheme="majorBidi" w:hAnsiTheme="majorBidi" w:cstheme="majorBidi"/>
+          <w:sz w:val="28"/>
+          <w:szCs w:val="28"/>
+        </w:rPr>
+      </w:pPr>
+    </w:p>
+    <w:p>
+      <w:pPr>
+        <w:jc w:val="both"/>
+        <w:rPr>
+          <w:rFonts w:asciiTheme="majorBidi" w:hAnsiTheme="majorBidi" w:cstheme="majorBidi"/>
+          <w:sz w:val="28"/>
+          <w:szCs w:val="28"/>
+        </w:rPr>
+      </w:pPr>
+    </w:p>
+    <w:p>
+      <w:pPr>
+        <w:jc w:val="both"/>
+        <w:rPr>
+          <w:rFonts w:asciiTheme="majorBidi" w:hAnsiTheme="majorBidi" w:cstheme="majorBidi"/>
+          <w:sz w:val="28"/>
+          <w:szCs w:val="28"/>
+        </w:rPr>
+      </w:pPr>
+    </w:p>
+    <w:p>
+      <w:pPr>
+        <w:jc w:val="both"/>
+        <w:rPr>
+          <w:rFonts w:asciiTheme="majorBidi" w:hAnsiTheme="majorBidi" w:cstheme="majorBidi"/>
+          <w:sz w:val="28"/>
+          <w:szCs w:val="28"/>
+        </w:rPr>
+      </w:pPr>
+    </w:p>
+    <w:p>
+      <w:pPr>
+        <w:jc w:val="both"/>
         <w:rPr>
           <w:rFonts w:asciiTheme="majorBidi" w:hAnsiTheme="majorBidi" w:cstheme="majorBidi"/>
           <w:sz w:val="2"/>
@@ -5729,6 +4838,7 @@
     <w:p>
       <w:pPr>
         <w:spacing w:after="120"/>
+        <w:jc w:val="both"/>
         <w:rPr>
           <w:rFonts w:asciiTheme="majorBidi" w:hAnsiTheme="majorBidi" w:cstheme="majorBidi"/>
           <w:b/>
@@ -5771,6 +4881,7 @@
     <w:p>
       <w:pPr>
         <w:spacing w:after="60"/>
+        <w:jc w:val="both"/>
         <w:rPr>
           <w:rFonts w:asciiTheme="majorBidi" w:hAnsiTheme="majorBidi" w:cstheme="majorBidi"/>
           <w:b/>
@@ -5803,6 +4914,7 @@
     <w:p>
       <w:pPr>
         <w:spacing w:after="60"/>
+        <w:jc w:val="both"/>
         <w:rPr>
           <w:rFonts w:asciiTheme="majorBidi" w:hAnsiTheme="majorBidi" w:cstheme="majorBidi"/>
           <w:sz w:val="28"/>
@@ -5838,6 +4950,7 @@
     <w:p>
       <w:pPr>
         <w:spacing w:after="80"/>
+        <w:jc w:val="both"/>
         <w:rPr>
           <w:rFonts w:asciiTheme="majorBidi" w:hAnsiTheme="majorBidi" w:cstheme="majorBidi"/>
           <w:b/>
@@ -5915,6 +5028,8 @@
     </w:p>
     <w:p>
       <w:pPr>
+        <w:spacing w:after="60"/>
+        <w:jc w:val="both"/>
         <w:rPr>
           <w:rFonts w:asciiTheme="majorBidi" w:hAnsiTheme="majorBidi" w:cstheme="majorBidi"/>
           <w:b/>
@@ -5942,20 +5057,32 @@
           <w:numId w:val="12"/>
         </w:numPr>
         <w:ind w:left="360"/>
-        <w:rPr>
-          <w:rFonts w:asciiTheme="majorBidi" w:hAnsiTheme="majorBidi" w:cstheme="majorBidi"/>
-          <w:sz w:val="28"/>
-          <w:szCs w:val="28"/>
-        </w:rPr>
-      </w:pPr>
-      <w:r>
-        <w:rPr>
-          <w:rFonts w:asciiTheme="majorBidi" w:hAnsiTheme="majorBidi" w:cstheme="majorBidi"/>
-          <w:sz w:val="28"/>
-          <w:szCs w:val="28"/>
-        </w:rPr>
-        <w:lastRenderedPageBreak/>
-        <w:t>connect to web1</w:t>
+        <w:jc w:val="both"/>
+        <w:rPr>
+          <w:rFonts w:asciiTheme="majorBidi" w:hAnsiTheme="majorBidi" w:cstheme="majorBidi"/>
+          <w:sz w:val="28"/>
+          <w:szCs w:val="28"/>
+        </w:rPr>
+      </w:pPr>
+      <w:r>
+        <w:rPr>
+          <w:rFonts w:asciiTheme="majorBidi" w:hAnsiTheme="majorBidi" w:cstheme="majorBidi"/>
+          <w:sz w:val="28"/>
+          <w:szCs w:val="28"/>
+        </w:rPr>
+        <w:t xml:space="preserve">connect to </w:t>
+      </w:r>
+      <w:r>
+        <w:rPr>
+          <w:rFonts w:asciiTheme="majorBidi" w:hAnsiTheme="majorBidi" w:cstheme="majorBidi"/>
+          <w:b/>
+          <w:bCs/>
+          <w:i/>
+          <w:iCs/>
+          <w:sz w:val="28"/>
+          <w:szCs w:val="28"/>
+        </w:rPr>
+        <w:t>web1</w:t>
       </w:r>
     </w:p>
     <w:p>
@@ -5966,6 +5093,7 @@
           <w:numId w:val="12"/>
         </w:numPr>
         <w:ind w:left="360"/>
+        <w:jc w:val="both"/>
         <w:rPr>
           <w:rFonts w:asciiTheme="majorBidi" w:hAnsiTheme="majorBidi" w:cstheme="majorBidi"/>
           <w:sz w:val="28"/>
@@ -5990,6 +5118,7 @@
         </w:numPr>
         <w:spacing w:after="120"/>
         <w:ind w:left="360"/>
+        <w:jc w:val="both"/>
         <w:rPr>
           <w:rFonts w:asciiTheme="majorBidi" w:hAnsiTheme="majorBidi" w:cstheme="majorBidi"/>
           <w:sz w:val="28"/>
@@ -6008,6 +5137,7 @@
     <w:p>
       <w:pPr>
         <w:spacing w:after="60"/>
+        <w:jc w:val="both"/>
         <w:rPr>
           <w:rFonts w:asciiTheme="majorBidi" w:hAnsiTheme="majorBidi" w:cstheme="majorBidi"/>
           <w:b/>
@@ -6039,6 +5169,7 @@
     </w:p>
     <w:p>
       <w:pPr>
+        <w:jc w:val="both"/>
         <w:rPr>
           <w:rFonts w:asciiTheme="majorBidi" w:hAnsiTheme="majorBidi" w:cstheme="majorBidi"/>
           <w:sz w:val="28"/>
@@ -6297,7 +5428,7 @@
           </mc:Choice>
           <mc:Fallback>
             <w:pict>
-              <v:rect w14:anchorId="5EEF8F2E" id="Rectangle 8" o:spid="_x0000_s1033" style="position:absolute;margin-left:0;margin-top:25.95pt;width:94.2pt;height:103.8pt;z-index:251666432;visibility:visible;mso-wrap-style:square;mso-width-percent:0;mso-height-percent:0;mso-wrap-distance-left:9pt;mso-wrap-distance-top:0;mso-wrap-distance-right:9pt;mso-wrap-distance-bottom:0;mso-position-horizontal:left;mso-position-horizontal-relative:margin;mso-position-vertical:absolute;mso-position-vertical-relative:text;mso-width-percent:0;mso-height-percent:0;mso-width-relative:margin;mso-height-relative:margin;v-text-anchor:middle" o:gfxdata="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" fillcolor="black [3200]" strokecolor="black [480]" strokeweight="1pt">
+              <v:rect w14:anchorId="5EEF8F2E" id="Rectangle 8" o:spid="_x0000_s1031" style="position:absolute;left:0;text-align:left;margin-left:0;margin-top:25.95pt;width:94.2pt;height:103.8pt;z-index:251666432;visibility:visible;mso-wrap-style:square;mso-width-percent:0;mso-height-percent:0;mso-wrap-distance-left:9pt;mso-wrap-distance-top:0;mso-wrap-distance-right:9pt;mso-wrap-distance-bottom:0;mso-position-horizontal:left;mso-position-horizontal-relative:margin;mso-position-vertical:absolute;mso-position-vertical-relative:text;mso-width-percent:0;mso-height-percent:0;mso-width-relative:margin;mso-height-relative:margin;v-text-anchor:middle" o:gfxdata="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" fillcolor="black [3200]" strokecolor="black [480]" strokeweight="1pt">
                 <v:textbox>
                   <w:txbxContent>
                     <w:p>
@@ -6512,33 +5643,37 @@
     </w:p>
     <w:p>
       <w:pPr>
-        <w:rPr>
-          <w:rFonts w:asciiTheme="majorBidi" w:hAnsiTheme="majorBidi" w:cstheme="majorBidi"/>
-          <w:sz w:val="28"/>
-          <w:szCs w:val="28"/>
-        </w:rPr>
-      </w:pPr>
-    </w:p>
-    <w:p>
-      <w:pPr>
-        <w:rPr>
-          <w:rFonts w:asciiTheme="majorBidi" w:hAnsiTheme="majorBidi" w:cstheme="majorBidi"/>
-          <w:sz w:val="28"/>
-          <w:szCs w:val="28"/>
-        </w:rPr>
-      </w:pPr>
-    </w:p>
-    <w:p>
-      <w:pPr>
-        <w:rPr>
-          <w:rFonts w:asciiTheme="majorBidi" w:hAnsiTheme="majorBidi" w:cstheme="majorBidi"/>
-          <w:sz w:val="28"/>
-          <w:szCs w:val="28"/>
-        </w:rPr>
-      </w:pPr>
-    </w:p>
-    <w:p>
-      <w:pPr>
+        <w:jc w:val="both"/>
+        <w:rPr>
+          <w:rFonts w:asciiTheme="majorBidi" w:hAnsiTheme="majorBidi" w:cstheme="majorBidi"/>
+          <w:sz w:val="28"/>
+          <w:szCs w:val="28"/>
+        </w:rPr>
+      </w:pPr>
+    </w:p>
+    <w:p>
+      <w:pPr>
+        <w:jc w:val="both"/>
+        <w:rPr>
+          <w:rFonts w:asciiTheme="majorBidi" w:hAnsiTheme="majorBidi" w:cstheme="majorBidi"/>
+          <w:sz w:val="28"/>
+          <w:szCs w:val="28"/>
+        </w:rPr>
+      </w:pPr>
+    </w:p>
+    <w:p>
+      <w:pPr>
+        <w:jc w:val="both"/>
+        <w:rPr>
+          <w:rFonts w:asciiTheme="majorBidi" w:hAnsiTheme="majorBidi" w:cstheme="majorBidi"/>
+          <w:sz w:val="28"/>
+          <w:szCs w:val="28"/>
+        </w:rPr>
+      </w:pPr>
+    </w:p>
+    <w:p>
+      <w:pPr>
+        <w:jc w:val="both"/>
         <w:rPr>
           <w:rFonts w:asciiTheme="majorBidi" w:hAnsiTheme="majorBidi" w:cstheme="majorBidi"/>
           <w:sz w:val="28"/>
@@ -6549,6 +5684,7 @@
     <w:p>
       <w:pPr>
         <w:spacing w:after="120"/>
+        <w:jc w:val="both"/>
         <w:rPr>
           <w:rFonts w:asciiTheme="majorBidi" w:hAnsiTheme="majorBidi" w:cstheme="majorBidi"/>
           <w:b/>
@@ -6605,6 +5741,7 @@
     <w:p>
       <w:pPr>
         <w:spacing w:after="60"/>
+        <w:jc w:val="both"/>
         <w:rPr>
           <w:rFonts w:asciiTheme="majorBidi" w:hAnsiTheme="majorBidi" w:cstheme="majorBidi"/>
           <w:b/>
@@ -6621,12 +5758,14 @@
           <w:sz w:val="32"/>
           <w:szCs w:val="32"/>
         </w:rPr>
+        <w:lastRenderedPageBreak/>
         <w:t>Special Built‑in Groups</w:t>
       </w:r>
     </w:p>
     <w:p>
       <w:pPr>
         <w:spacing w:after="60"/>
+        <w:jc w:val="both"/>
         <w:rPr>
           <w:rFonts w:asciiTheme="majorBidi" w:hAnsiTheme="majorBidi" w:cstheme="majorBidi"/>
           <w:sz w:val="28"/>
@@ -6650,6 +5789,7 @@
           <w:numId w:val="13"/>
         </w:numPr>
         <w:ind w:left="360"/>
+        <w:jc w:val="both"/>
         <w:rPr>
           <w:rFonts w:asciiTheme="majorBidi" w:hAnsiTheme="majorBidi" w:cstheme="majorBidi"/>
           <w:b/>
@@ -6670,35 +5810,15 @@
           <w:sz w:val="28"/>
           <w:szCs w:val="28"/>
         </w:rPr>
-        <w:t>all</w:t>
-      </w:r>
-      <w:r>
-        <w:rPr>
-          <w:rFonts w:asciiTheme="majorBidi" w:hAnsiTheme="majorBidi" w:cstheme="majorBidi"/>
-          <w:b/>
-          <w:bCs/>
-          <w:i/>
-          <w:iCs/>
-          <w:sz w:val="28"/>
-          <w:szCs w:val="28"/>
-        </w:rPr>
-        <w:t xml:space="preserve"> </w:t>
-      </w:r>
-      <w:r>
-        <w:rPr>
-          <w:rFonts w:asciiTheme="majorBidi" w:hAnsiTheme="majorBidi" w:cstheme="majorBidi"/>
-          <w:sz w:val="28"/>
-          <w:szCs w:val="28"/>
-        </w:rPr>
-        <w:t>→ Contains every host in the inventory.</w:t>
-      </w:r>
-      <w:r>
-        <w:rPr>
-          <w:rFonts w:asciiTheme="majorBidi" w:hAnsiTheme="majorBidi" w:cstheme="majorBidi"/>
-          <w:sz w:val="28"/>
-          <w:szCs w:val="28"/>
-        </w:rPr>
-        <w:t xml:space="preserve"> </w:t>
+        <w:t xml:space="preserve">all </w:t>
+      </w:r>
+      <w:r>
+        <w:rPr>
+          <w:rFonts w:asciiTheme="majorBidi" w:hAnsiTheme="majorBidi" w:cstheme="majorBidi"/>
+          <w:sz w:val="28"/>
+          <w:szCs w:val="28"/>
+        </w:rPr>
+        <w:t xml:space="preserve">→ Contains every host in the inventory. </w:t>
       </w:r>
       <w:r>
         <w:rPr>
@@ -6739,6 +5859,7 @@
         </w:numPr>
         <w:spacing w:after="120"/>
         <w:ind w:left="360"/>
+        <w:jc w:val="both"/>
         <w:rPr>
           <w:rFonts w:asciiTheme="majorBidi" w:hAnsiTheme="majorBidi" w:cstheme="majorBidi"/>
           <w:b/>
@@ -6759,19 +5880,7 @@
           <w:sz w:val="28"/>
           <w:szCs w:val="28"/>
         </w:rPr>
-        <w:t>ungrouped</w:t>
-      </w:r>
-      <w:r>
-        <w:rPr>
-          <w:rFonts w:asciiTheme="majorBidi" w:hAnsiTheme="majorBidi" w:cstheme="majorBidi"/>
-          <w:b/>
-          <w:bCs/>
-          <w:i/>
-          <w:iCs/>
-          <w:sz w:val="28"/>
-          <w:szCs w:val="28"/>
-        </w:rPr>
-        <w:t xml:space="preserve"> </w:t>
+        <w:t xml:space="preserve">ungrouped </w:t>
       </w:r>
       <w:r>
         <w:rPr>
@@ -6785,6 +5894,7 @@
     <w:p>
       <w:pPr>
         <w:spacing w:after="60"/>
+        <w:jc w:val="both"/>
         <w:rPr>
           <w:rFonts w:asciiTheme="majorBidi" w:hAnsiTheme="majorBidi" w:cstheme="majorBidi"/>
           <w:b/>
@@ -6822,35 +5932,20 @@
           <w:numId w:val="14"/>
         </w:numPr>
         <w:ind w:left="360"/>
-        <w:rPr>
-          <w:rFonts w:asciiTheme="majorBidi" w:hAnsiTheme="majorBidi" w:cstheme="majorBidi"/>
-          <w:sz w:val="28"/>
-          <w:szCs w:val="28"/>
-        </w:rPr>
-      </w:pPr>
-      <w:r>
-        <w:rPr>
-          <w:rFonts w:asciiTheme="majorBidi" w:hAnsiTheme="majorBidi" w:cstheme="majorBidi"/>
-          <w:sz w:val="28"/>
-          <w:szCs w:val="28"/>
-        </w:rPr>
-        <w:t>Default inventory</w:t>
-      </w:r>
-      <w:r>
-        <w:rPr>
-          <w:rFonts w:asciiTheme="majorBidi" w:hAnsiTheme="majorBidi" w:cstheme="majorBidi"/>
-          <w:sz w:val="28"/>
-          <w:szCs w:val="28"/>
-        </w:rPr>
-        <w:t xml:space="preserve"> </w:t>
-      </w:r>
-      <w:r>
-        <w:rPr>
-          <w:rFonts w:asciiTheme="majorBidi" w:hAnsiTheme="majorBidi" w:cstheme="majorBidi"/>
-          <w:sz w:val="28"/>
-          <w:szCs w:val="28"/>
-        </w:rPr>
-        <w:t xml:space="preserve">→ </w:t>
+        <w:jc w:val="both"/>
+        <w:rPr>
+          <w:rFonts w:asciiTheme="majorBidi" w:hAnsiTheme="majorBidi" w:cstheme="majorBidi"/>
+          <w:sz w:val="28"/>
+          <w:szCs w:val="28"/>
+        </w:rPr>
+      </w:pPr>
+      <w:r>
+        <w:rPr>
+          <w:rFonts w:asciiTheme="majorBidi" w:hAnsiTheme="majorBidi" w:cstheme="majorBidi"/>
+          <w:sz w:val="28"/>
+          <w:szCs w:val="28"/>
+        </w:rPr>
+        <w:t xml:space="preserve">Default inventory → </w:t>
       </w:r>
       <w:r>
         <w:rPr>
@@ -6900,35 +5995,20 @@
         </w:numPr>
         <w:spacing w:after="120"/>
         <w:ind w:left="360"/>
-        <w:rPr>
-          <w:rFonts w:asciiTheme="majorBidi" w:hAnsiTheme="majorBidi" w:cstheme="majorBidi"/>
-          <w:sz w:val="28"/>
-          <w:szCs w:val="28"/>
-        </w:rPr>
-      </w:pPr>
-      <w:r>
-        <w:rPr>
-          <w:rFonts w:asciiTheme="majorBidi" w:hAnsiTheme="majorBidi" w:cstheme="majorBidi"/>
-          <w:sz w:val="28"/>
-          <w:szCs w:val="28"/>
-        </w:rPr>
-        <w:t>Custom inventory</w:t>
-      </w:r>
-      <w:r>
-        <w:rPr>
-          <w:rFonts w:asciiTheme="majorBidi" w:hAnsiTheme="majorBidi" w:cstheme="majorBidi"/>
-          <w:sz w:val="28"/>
-          <w:szCs w:val="28"/>
-        </w:rPr>
-        <w:t xml:space="preserve"> </w:t>
-      </w:r>
-      <w:r>
-        <w:rPr>
-          <w:rFonts w:asciiTheme="majorBidi" w:hAnsiTheme="majorBidi" w:cstheme="majorBidi"/>
-          <w:sz w:val="28"/>
-          <w:szCs w:val="28"/>
-        </w:rPr>
-        <w:t xml:space="preserve">→ </w:t>
+        <w:jc w:val="both"/>
+        <w:rPr>
+          <w:rFonts w:asciiTheme="majorBidi" w:hAnsiTheme="majorBidi" w:cstheme="majorBidi"/>
+          <w:sz w:val="28"/>
+          <w:szCs w:val="28"/>
+        </w:rPr>
+      </w:pPr>
+      <w:r>
+        <w:rPr>
+          <w:rFonts w:asciiTheme="majorBidi" w:hAnsiTheme="majorBidi" w:cstheme="majorBidi"/>
+          <w:sz w:val="28"/>
+          <w:szCs w:val="28"/>
+        </w:rPr>
+        <w:t xml:space="preserve">Custom inventory → </w:t>
       </w:r>
       <w:r>
         <w:rPr>
@@ -6986,6 +6066,7 @@
     <w:p>
       <w:pPr>
         <w:spacing w:after="80"/>
+        <w:jc w:val="both"/>
         <w:rPr>
           <w:rFonts w:asciiTheme="majorBidi" w:hAnsiTheme="majorBidi" w:cstheme="majorBidi"/>
           <w:b/>
@@ -7018,6 +6099,7 @@
     <w:p>
       <w:pPr>
         <w:spacing w:after="60"/>
+        <w:jc w:val="both"/>
         <w:rPr>
           <w:rFonts w:asciiTheme="majorBidi" w:hAnsiTheme="majorBidi" w:cstheme="majorBidi"/>
           <w:sz w:val="28"/>
@@ -7055,10 +6137,35 @@
         <w:pStyle w:val="ListParagraph"/>
         <w:numPr>
           <w:ilvl w:val="0"/>
-          <w:numId w:val="15"/>
+          <w:numId w:val="16"/>
         </w:numPr>
-        <w:spacing w:after="60"/>
         <w:ind w:left="360"/>
+        <w:jc w:val="both"/>
+        <w:rPr>
+          <w:rFonts w:asciiTheme="majorBidi" w:hAnsiTheme="majorBidi" w:cstheme="majorBidi"/>
+          <w:sz w:val="28"/>
+          <w:szCs w:val="28"/>
+        </w:rPr>
+      </w:pPr>
+      <w:r>
+        <w:rPr>
+          <w:rFonts w:asciiTheme="majorBidi" w:hAnsiTheme="majorBidi" w:cstheme="majorBidi"/>
+          <w:b/>
+          <w:bCs/>
+          <w:sz w:val="28"/>
+          <w:szCs w:val="28"/>
+        </w:rPr>
+        <w:t>Single group</w:t>
+      </w:r>
+      <w:r>
+        <w:rPr>
+          <w:rFonts w:asciiTheme="majorBidi" w:hAnsiTheme="majorBidi" w:cstheme="majorBidi"/>
+          <w:sz w:val="28"/>
+          <w:szCs w:val="28"/>
+        </w:rPr>
+        <w:t xml:space="preserve"> - </w:t>
+      </w:r>
+      <w:r>
         <w:rPr>
           <w:rFonts w:asciiTheme="majorBidi" w:hAnsiTheme="majorBidi" w:cstheme="majorBidi"/>
           <w:b/>
@@ -7068,18 +6175,23 @@
           <w:sz w:val="28"/>
           <w:szCs w:val="28"/>
         </w:rPr>
-      </w:pPr>
-      <w:r>
-        <w:rPr>
-          <w:rFonts w:asciiTheme="majorBidi" w:hAnsiTheme="majorBidi" w:cstheme="majorBidi"/>
-          <w:b/>
-          <w:bCs/>
-          <w:i/>
-          <w:iCs/>
-          <w:sz w:val="28"/>
-          <w:szCs w:val="28"/>
-        </w:rPr>
         <w:t>ansible web</w:t>
+      </w:r>
+      <w:r>
+        <w:rPr>
+          <w:rFonts w:asciiTheme="majorBidi" w:hAnsiTheme="majorBidi" w:cstheme="majorBidi"/>
+          <w:sz w:val="28"/>
+          <w:szCs w:val="28"/>
+        </w:rPr>
+        <w:t xml:space="preserve"> </w:t>
+      </w:r>
+      <w:r>
+        <w:rPr>
+          <w:rFonts w:asciiTheme="majorBidi" w:hAnsiTheme="majorBidi" w:cstheme="majorBidi"/>
+          <w:sz w:val="28"/>
+          <w:szCs w:val="28"/>
+        </w:rPr>
+        <w:t>→ Targets all hosts in the web group.</w:t>
       </w:r>
     </w:p>
     <w:p>
@@ -7087,10 +6199,39 @@
         <w:pStyle w:val="ListParagraph"/>
         <w:numPr>
           <w:ilvl w:val="0"/>
-          <w:numId w:val="15"/>
+          <w:numId w:val="16"/>
         </w:numPr>
-        <w:spacing w:after="60"/>
         <w:ind w:left="360"/>
+        <w:jc w:val="both"/>
+        <w:rPr>
+          <w:rFonts w:asciiTheme="majorBidi" w:hAnsiTheme="majorBidi" w:cstheme="majorBidi"/>
+          <w:b/>
+          <w:bCs/>
+          <w:sz w:val="28"/>
+          <w:szCs w:val="28"/>
+        </w:rPr>
+      </w:pPr>
+      <w:r>
+        <w:rPr>
+          <w:rFonts w:asciiTheme="majorBidi" w:hAnsiTheme="majorBidi" w:cstheme="majorBidi"/>
+          <w:b/>
+          <w:bCs/>
+          <w:sz w:val="28"/>
+          <w:szCs w:val="28"/>
+        </w:rPr>
+        <w:t>All hosts</w:t>
+      </w:r>
+      <w:r>
+        <w:rPr>
+          <w:rFonts w:asciiTheme="majorBidi" w:hAnsiTheme="majorBidi" w:cstheme="majorBidi"/>
+          <w:b/>
+          <w:bCs/>
+          <w:sz w:val="28"/>
+          <w:szCs w:val="28"/>
+        </w:rPr>
+        <w:t xml:space="preserve"> - </w:t>
+      </w:r>
+      <w:r>
         <w:rPr>
           <w:rFonts w:asciiTheme="majorBidi" w:hAnsiTheme="majorBidi" w:cstheme="majorBidi"/>
           <w:b/>
@@ -7100,7 +6241,26 @@
           <w:sz w:val="28"/>
           <w:szCs w:val="28"/>
         </w:rPr>
-      </w:pPr>
+        <w:t>ansible all</w:t>
+      </w:r>
+      <w:r>
+        <w:rPr>
+          <w:rFonts w:asciiTheme="majorBidi" w:hAnsiTheme="majorBidi" w:cstheme="majorBidi"/>
+          <w:sz w:val="28"/>
+          <w:szCs w:val="28"/>
+        </w:rPr>
+        <w:t xml:space="preserve"> or</w:t>
+      </w:r>
+      <w:r>
+        <w:rPr>
+          <w:rFonts w:asciiTheme="majorBidi" w:hAnsiTheme="majorBidi" w:cstheme="majorBidi"/>
+          <w:b/>
+          <w:bCs/>
+          <w:sz w:val="28"/>
+          <w:szCs w:val="28"/>
+        </w:rPr>
+        <w:t xml:space="preserve"> </w:t>
+      </w:r>
       <w:r>
         <w:rPr>
           <w:rFonts w:asciiTheme="majorBidi" w:hAnsiTheme="majorBidi" w:cstheme="majorBidi"/>
@@ -7111,9 +6271,8 @@
           <w:sz w:val="28"/>
           <w:szCs w:val="28"/>
         </w:rPr>
-        <w:t xml:space="preserve">ansible </w:t>
-      </w:r>
-      <w:proofErr w:type="spellStart"/>
+        <w:t>ansible *</w:t>
+      </w:r>
       <w:r>
         <w:rPr>
           <w:rFonts w:asciiTheme="majorBidi" w:hAnsiTheme="majorBidi" w:cstheme="majorBidi"/>
@@ -7124,19 +6283,44 @@
           <w:sz w:val="28"/>
           <w:szCs w:val="28"/>
         </w:rPr>
-        <w:t>db</w:t>
-      </w:r>
-      <w:proofErr w:type="spellEnd"/>
+        <w:t xml:space="preserve"> </w:t>
+      </w:r>
+      <w:r>
+        <w:rPr>
+          <w:rFonts w:asciiTheme="majorBidi" w:hAnsiTheme="majorBidi" w:cstheme="majorBidi"/>
+          <w:sz w:val="28"/>
+          <w:szCs w:val="28"/>
+        </w:rPr>
+        <w:t>→</w:t>
+      </w:r>
+      <w:r>
+        <w:rPr>
+          <w:rFonts w:asciiTheme="majorBidi" w:hAnsiTheme="majorBidi" w:cstheme="majorBidi"/>
+          <w:b/>
+          <w:bCs/>
+          <w:sz w:val="28"/>
+          <w:szCs w:val="28"/>
+        </w:rPr>
+        <w:t xml:space="preserve"> </w:t>
+      </w:r>
+      <w:r>
+        <w:rPr>
+          <w:rFonts w:asciiTheme="majorBidi" w:hAnsiTheme="majorBidi" w:cstheme="majorBidi"/>
+          <w:sz w:val="28"/>
+          <w:szCs w:val="28"/>
+        </w:rPr>
+        <w:t>Targets every host in your inventory.</w:t>
+      </w:r>
     </w:p>
     <w:p>
       <w:pPr>
         <w:pStyle w:val="ListParagraph"/>
         <w:numPr>
           <w:ilvl w:val="0"/>
-          <w:numId w:val="15"/>
+          <w:numId w:val="16"/>
         </w:numPr>
-        <w:spacing w:after="60"/>
         <w:ind w:left="360"/>
+        <w:jc w:val="both"/>
         <w:rPr>
           <w:rFonts w:asciiTheme="majorBidi" w:hAnsiTheme="majorBidi" w:cstheme="majorBidi"/>
           <w:b/>
@@ -7152,12 +6336,224 @@
           <w:rFonts w:asciiTheme="majorBidi" w:hAnsiTheme="majorBidi" w:cstheme="majorBidi"/>
           <w:b/>
           <w:bCs/>
+          <w:sz w:val="28"/>
+          <w:szCs w:val="28"/>
+        </w:rPr>
+        <w:t xml:space="preserve">Union (hosts in </w:t>
+      </w:r>
+      <w:r>
+        <w:rPr>
+          <w:rFonts w:asciiTheme="majorBidi" w:hAnsiTheme="majorBidi" w:cstheme="majorBidi"/>
+          <w:b/>
+          <w:bCs/>
           <w:i/>
           <w:iCs/>
           <w:sz w:val="28"/>
           <w:szCs w:val="28"/>
         </w:rPr>
-        <w:t>ansible all</w:t>
+        <w:t>web</w:t>
+      </w:r>
+      <w:r>
+        <w:rPr>
+          <w:rFonts w:asciiTheme="majorBidi" w:hAnsiTheme="majorBidi" w:cstheme="majorBidi"/>
+          <w:b/>
+          <w:bCs/>
+          <w:sz w:val="28"/>
+          <w:szCs w:val="28"/>
+        </w:rPr>
+        <w:t xml:space="preserve"> OR </w:t>
+      </w:r>
+      <w:proofErr w:type="spellStart"/>
+      <w:r>
+        <w:rPr>
+          <w:rFonts w:asciiTheme="majorBidi" w:hAnsiTheme="majorBidi" w:cstheme="majorBidi"/>
+          <w:b/>
+          <w:bCs/>
+          <w:i/>
+          <w:iCs/>
+          <w:sz w:val="28"/>
+          <w:szCs w:val="28"/>
+        </w:rPr>
+        <w:t>db</w:t>
+      </w:r>
+      <w:proofErr w:type="spellEnd"/>
+      <w:r>
+        <w:rPr>
+          <w:rFonts w:asciiTheme="majorBidi" w:hAnsiTheme="majorBidi" w:cstheme="majorBidi"/>
+          <w:b/>
+          <w:bCs/>
+          <w:sz w:val="28"/>
+          <w:szCs w:val="28"/>
+        </w:rPr>
+        <w:t>)</w:t>
+      </w:r>
+      <w:r>
+        <w:rPr>
+          <w:rFonts w:asciiTheme="majorBidi" w:hAnsiTheme="majorBidi" w:cstheme="majorBidi"/>
+          <w:sz w:val="28"/>
+          <w:szCs w:val="28"/>
+        </w:rPr>
+        <w:t xml:space="preserve"> - </w:t>
+      </w:r>
+      <w:r>
+        <w:rPr>
+          <w:rFonts w:asciiTheme="majorBidi" w:hAnsiTheme="majorBidi" w:cstheme="majorBidi"/>
+          <w:b/>
+          <w:bCs/>
+          <w:i/>
+          <w:iCs/>
+          <w:sz w:val="28"/>
+          <w:szCs w:val="28"/>
+        </w:rPr>
+        <w:t xml:space="preserve">ansible </w:t>
+      </w:r>
+      <w:proofErr w:type="spellStart"/>
+      <w:r>
+        <w:rPr>
+          <w:rFonts w:asciiTheme="majorBidi" w:hAnsiTheme="majorBidi" w:cstheme="majorBidi"/>
+          <w:b/>
+          <w:bCs/>
+          <w:i/>
+          <w:iCs/>
+          <w:sz w:val="28"/>
+          <w:szCs w:val="28"/>
+        </w:rPr>
+        <w:t>web:db</w:t>
+      </w:r>
+      <w:proofErr w:type="spellEnd"/>
+      <w:r>
+        <w:rPr>
+          <w:rFonts w:asciiTheme="majorBidi" w:hAnsiTheme="majorBidi" w:cstheme="majorBidi"/>
+          <w:sz w:val="28"/>
+          <w:szCs w:val="28"/>
+        </w:rPr>
+        <w:t xml:space="preserve"> </w:t>
+      </w:r>
+      <w:r>
+        <w:rPr>
+          <w:rFonts w:asciiTheme="majorBidi" w:hAnsiTheme="majorBidi" w:cstheme="majorBidi"/>
+          <w:sz w:val="28"/>
+          <w:szCs w:val="28"/>
+        </w:rPr>
+        <w:t>or</w:t>
+      </w:r>
+      <w:r>
+        <w:rPr>
+          <w:rFonts w:asciiTheme="majorBidi" w:hAnsiTheme="majorBidi" w:cstheme="majorBidi"/>
+          <w:sz w:val="28"/>
+          <w:szCs w:val="28"/>
+        </w:rPr>
+        <w:t xml:space="preserve"> </w:t>
+      </w:r>
+      <w:r>
+        <w:rPr>
+          <w:rFonts w:asciiTheme="majorBidi" w:hAnsiTheme="majorBidi" w:cstheme="majorBidi"/>
+          <w:b/>
+          <w:bCs/>
+          <w:i/>
+          <w:iCs/>
+          <w:sz w:val="28"/>
+          <w:szCs w:val="28"/>
+        </w:rPr>
+        <w:t>ansible '</w:t>
+      </w:r>
+      <w:proofErr w:type="spellStart"/>
+      <w:proofErr w:type="gramStart"/>
+      <w:r>
+        <w:rPr>
+          <w:rFonts w:asciiTheme="majorBidi" w:hAnsiTheme="majorBidi" w:cstheme="majorBidi"/>
+          <w:b/>
+          <w:bCs/>
+          <w:i/>
+          <w:iCs/>
+          <w:sz w:val="28"/>
+          <w:szCs w:val="28"/>
+        </w:rPr>
+        <w:t>web,db</w:t>
+      </w:r>
+      <w:proofErr w:type="spellEnd"/>
+      <w:proofErr w:type="gramEnd"/>
+      <w:r>
+        <w:rPr>
+          <w:rFonts w:asciiTheme="majorBidi" w:hAnsiTheme="majorBidi" w:cstheme="majorBidi"/>
+          <w:b/>
+          <w:bCs/>
+          <w:i/>
+          <w:iCs/>
+          <w:sz w:val="28"/>
+          <w:szCs w:val="28"/>
+        </w:rPr>
+        <w:t>'</w:t>
+      </w:r>
+      <w:r>
+        <w:rPr>
+          <w:rFonts w:asciiTheme="majorBidi" w:hAnsiTheme="majorBidi" w:cstheme="majorBidi"/>
+          <w:b/>
+          <w:bCs/>
+          <w:i/>
+          <w:iCs/>
+          <w:sz w:val="28"/>
+          <w:szCs w:val="28"/>
+        </w:rPr>
+        <w:t xml:space="preserve"> </w:t>
+      </w:r>
+      <w:r>
+        <w:rPr>
+          <w:rFonts w:asciiTheme="majorBidi" w:hAnsiTheme="majorBidi" w:cstheme="majorBidi"/>
+          <w:sz w:val="28"/>
+          <w:szCs w:val="28"/>
+        </w:rPr>
+        <w:t xml:space="preserve">→ </w:t>
+      </w:r>
+      <w:r>
+        <w:rPr>
+          <w:rFonts w:asciiTheme="majorBidi" w:hAnsiTheme="majorBidi" w:cstheme="majorBidi"/>
+          <w:sz w:val="28"/>
+          <w:szCs w:val="28"/>
+        </w:rPr>
+        <w:t xml:space="preserve">Targets hosts that are in </w:t>
+      </w:r>
+      <w:r>
+        <w:rPr>
+          <w:rFonts w:asciiTheme="majorBidi" w:hAnsiTheme="majorBidi" w:cstheme="majorBidi"/>
+          <w:b/>
+          <w:bCs/>
+          <w:i/>
+          <w:iCs/>
+          <w:sz w:val="28"/>
+          <w:szCs w:val="28"/>
+        </w:rPr>
+        <w:t>web</w:t>
+      </w:r>
+      <w:r>
+        <w:rPr>
+          <w:rFonts w:asciiTheme="majorBidi" w:hAnsiTheme="majorBidi" w:cstheme="majorBidi"/>
+          <w:sz w:val="28"/>
+          <w:szCs w:val="28"/>
+        </w:rPr>
+        <w:t xml:space="preserve"> group, </w:t>
+      </w:r>
+      <w:proofErr w:type="spellStart"/>
+      <w:r>
+        <w:rPr>
+          <w:rFonts w:asciiTheme="majorBidi" w:hAnsiTheme="majorBidi" w:cstheme="majorBidi"/>
+          <w:b/>
+          <w:bCs/>
+          <w:i/>
+          <w:iCs/>
+          <w:sz w:val="28"/>
+          <w:szCs w:val="28"/>
+        </w:rPr>
+        <w:t>db</w:t>
+      </w:r>
+      <w:proofErr w:type="spellEnd"/>
+      <w:r>
+        <w:rPr>
+          <w:rFonts w:asciiTheme="majorBidi" w:hAnsiTheme="majorBidi" w:cstheme="majorBidi"/>
+          <w:sz w:val="28"/>
+          <w:szCs w:val="28"/>
+        </w:rPr>
+        <w:t xml:space="preserve"> group, or both.</w:t>
       </w:r>
     </w:p>
     <w:p>
@@ -7165,10 +6561,29 @@
         <w:pStyle w:val="ListParagraph"/>
         <w:numPr>
           <w:ilvl w:val="0"/>
-          <w:numId w:val="15"/>
+          <w:numId w:val="16"/>
         </w:numPr>
-        <w:spacing w:after="60"/>
         <w:ind w:left="360"/>
+        <w:jc w:val="both"/>
+        <w:rPr>
+          <w:rFonts w:asciiTheme="majorBidi" w:hAnsiTheme="majorBidi" w:cstheme="majorBidi"/>
+          <w:b/>
+          <w:bCs/>
+          <w:sz w:val="28"/>
+          <w:szCs w:val="28"/>
+        </w:rPr>
+      </w:pPr>
+      <w:r>
+        <w:rPr>
+          <w:rFonts w:asciiTheme="majorBidi" w:hAnsiTheme="majorBidi" w:cstheme="majorBidi"/>
+          <w:b/>
+          <w:bCs/>
+          <w:sz w:val="28"/>
+          <w:szCs w:val="28"/>
+        </w:rPr>
+        <w:t xml:space="preserve">Intersection (hosts in </w:t>
+      </w:r>
+      <w:r>
         <w:rPr>
           <w:rFonts w:asciiTheme="majorBidi" w:hAnsiTheme="majorBidi" w:cstheme="majorBidi"/>
           <w:b/>
@@ -7178,7 +6593,19 @@
           <w:sz w:val="28"/>
           <w:szCs w:val="28"/>
         </w:rPr>
-      </w:pPr>
+        <w:t>web</w:t>
+      </w:r>
+      <w:r>
+        <w:rPr>
+          <w:rFonts w:asciiTheme="majorBidi" w:hAnsiTheme="majorBidi" w:cstheme="majorBidi"/>
+          <w:b/>
+          <w:bCs/>
+          <w:sz w:val="28"/>
+          <w:szCs w:val="28"/>
+        </w:rPr>
+        <w:t xml:space="preserve"> AND </w:t>
+      </w:r>
+      <w:proofErr w:type="spellStart"/>
       <w:r>
         <w:rPr>
           <w:rFonts w:asciiTheme="majorBidi" w:hAnsiTheme="majorBidi" w:cstheme="majorBidi"/>
@@ -7189,9 +6616,45 @@
           <w:sz w:val="28"/>
           <w:szCs w:val="28"/>
         </w:rPr>
-        <w:t xml:space="preserve">ansible </w:t>
-      </w:r>
-      <w:proofErr w:type="spellStart"/>
+        <w:t>db</w:t>
+      </w:r>
+      <w:proofErr w:type="spellEnd"/>
+      <w:r>
+        <w:rPr>
+          <w:rFonts w:asciiTheme="majorBidi" w:hAnsiTheme="majorBidi" w:cstheme="majorBidi"/>
+          <w:b/>
+          <w:bCs/>
+          <w:sz w:val="28"/>
+          <w:szCs w:val="28"/>
+        </w:rPr>
+        <w:t>)</w:t>
+      </w:r>
+      <w:r>
+        <w:rPr>
+          <w:rFonts w:asciiTheme="majorBidi" w:hAnsiTheme="majorBidi" w:cstheme="majorBidi"/>
+          <w:b/>
+          <w:bCs/>
+          <w:sz w:val="28"/>
+          <w:szCs w:val="28"/>
+        </w:rPr>
+        <w:t xml:space="preserve"> </w:t>
+      </w:r>
+      <w:r>
+        <w:rPr>
+          <w:rFonts w:asciiTheme="majorBidi" w:hAnsiTheme="majorBidi" w:cstheme="majorBidi"/>
+          <w:sz w:val="28"/>
+          <w:szCs w:val="28"/>
+        </w:rPr>
+        <w:t>-</w:t>
+      </w:r>
+      <w:r>
+        <w:rPr>
+          <w:rFonts w:asciiTheme="majorBidi" w:hAnsiTheme="majorBidi" w:cstheme="majorBidi"/>
+          <w:sz w:val="28"/>
+          <w:szCs w:val="28"/>
+        </w:rPr>
+        <w:t xml:space="preserve"> </w:t>
+      </w:r>
       <w:r>
         <w:rPr>
           <w:rFonts w:asciiTheme="majorBidi" w:hAnsiTheme="majorBidi" w:cstheme="majorBidi"/>
@@ -7202,19 +6665,103 @@
           <w:sz w:val="28"/>
           <w:szCs w:val="28"/>
         </w:rPr>
-        <w:t>web:db</w:t>
+        <w:t>ansible '</w:t>
+      </w:r>
+      <w:proofErr w:type="gramStart"/>
+      <w:r>
+        <w:rPr>
+          <w:rFonts w:asciiTheme="majorBidi" w:hAnsiTheme="majorBidi" w:cstheme="majorBidi"/>
+          <w:b/>
+          <w:bCs/>
+          <w:i/>
+          <w:iCs/>
+          <w:sz w:val="28"/>
+          <w:szCs w:val="28"/>
+        </w:rPr>
+        <w:t>web:&amp;</w:t>
+      </w:r>
+      <w:proofErr w:type="spellStart"/>
+      <w:proofErr w:type="gramEnd"/>
+      <w:r>
+        <w:rPr>
+          <w:rFonts w:asciiTheme="majorBidi" w:hAnsiTheme="majorBidi" w:cstheme="majorBidi"/>
+          <w:b/>
+          <w:bCs/>
+          <w:i/>
+          <w:iCs/>
+          <w:sz w:val="28"/>
+          <w:szCs w:val="28"/>
+        </w:rPr>
+        <w:t>db</w:t>
       </w:r>
       <w:proofErr w:type="spellEnd"/>
+      <w:r>
+        <w:rPr>
+          <w:rFonts w:asciiTheme="majorBidi" w:hAnsiTheme="majorBidi" w:cstheme="majorBidi"/>
+          <w:b/>
+          <w:bCs/>
+          <w:i/>
+          <w:iCs/>
+          <w:sz w:val="28"/>
+          <w:szCs w:val="28"/>
+        </w:rPr>
+        <w:t>'</w:t>
+      </w:r>
+      <w:r>
+        <w:rPr>
+          <w:rFonts w:asciiTheme="majorBidi" w:hAnsiTheme="majorBidi" w:cstheme="majorBidi"/>
+          <w:b/>
+          <w:bCs/>
+          <w:sz w:val="28"/>
+          <w:szCs w:val="28"/>
+        </w:rPr>
+        <w:t xml:space="preserve"> </w:t>
+      </w:r>
+      <w:r>
+        <w:rPr>
+          <w:rFonts w:asciiTheme="majorBidi" w:hAnsiTheme="majorBidi" w:cstheme="majorBidi"/>
+          <w:sz w:val="28"/>
+          <w:szCs w:val="28"/>
+        </w:rPr>
+        <w:t xml:space="preserve">→ </w:t>
+      </w:r>
+      <w:r>
+        <w:rPr>
+          <w:rFonts w:asciiTheme="majorBidi" w:hAnsiTheme="majorBidi" w:cstheme="majorBidi"/>
+          <w:sz w:val="28"/>
+          <w:szCs w:val="28"/>
+        </w:rPr>
+        <w:t>Only targets hosts that exist in both groups simultaneously. Useful when you have hosts tagged in multiple groups.</w:t>
+      </w:r>
     </w:p>
     <w:p>
       <w:pPr>
         <w:pStyle w:val="ListParagraph"/>
         <w:numPr>
           <w:ilvl w:val="0"/>
-          <w:numId w:val="15"/>
+          <w:numId w:val="16"/>
         </w:numPr>
-        <w:spacing w:after="60"/>
         <w:ind w:left="360"/>
+        <w:jc w:val="both"/>
+        <w:rPr>
+          <w:rFonts w:asciiTheme="majorBidi" w:hAnsiTheme="majorBidi" w:cstheme="majorBidi"/>
+          <w:b/>
+          <w:bCs/>
+          <w:sz w:val="28"/>
+          <w:szCs w:val="28"/>
+        </w:rPr>
+      </w:pPr>
+      <w:r>
+        <w:rPr>
+          <w:rFonts w:asciiTheme="majorBidi" w:hAnsiTheme="majorBidi" w:cstheme="majorBidi"/>
+          <w:b/>
+          <w:bCs/>
+          <w:sz w:val="28"/>
+          <w:szCs w:val="28"/>
+        </w:rPr>
+        <w:t>Exclusion (</w:t>
+      </w:r>
+      <w:r>
         <w:rPr>
           <w:rFonts w:asciiTheme="majorBidi" w:hAnsiTheme="majorBidi" w:cstheme="majorBidi"/>
           <w:b/>
@@ -7224,7 +6771,19 @@
           <w:sz w:val="28"/>
           <w:szCs w:val="28"/>
         </w:rPr>
-      </w:pPr>
+        <w:t>web</w:t>
+      </w:r>
+      <w:r>
+        <w:rPr>
+          <w:rFonts w:asciiTheme="majorBidi" w:hAnsiTheme="majorBidi" w:cstheme="majorBidi"/>
+          <w:b/>
+          <w:bCs/>
+          <w:sz w:val="28"/>
+          <w:szCs w:val="28"/>
+        </w:rPr>
+        <w:t xml:space="preserve"> but NOT </w:t>
+      </w:r>
+      <w:proofErr w:type="spellStart"/>
       <w:r>
         <w:rPr>
           <w:rFonts w:asciiTheme="majorBidi" w:hAnsiTheme="majorBidi" w:cstheme="majorBidi"/>
@@ -7235,9 +6794,29 @@
           <w:sz w:val="28"/>
           <w:szCs w:val="28"/>
         </w:rPr>
-        <w:t xml:space="preserve">ansible </w:t>
-      </w:r>
-      <w:proofErr w:type="gramStart"/>
+        <w:t>db</w:t>
+      </w:r>
+      <w:proofErr w:type="spellEnd"/>
+      <w:r>
+        <w:rPr>
+          <w:rFonts w:asciiTheme="majorBidi" w:hAnsiTheme="majorBidi" w:cstheme="majorBidi"/>
+          <w:b/>
+          <w:bCs/>
+          <w:sz w:val="28"/>
+          <w:szCs w:val="28"/>
+        </w:rPr>
+        <w:t>)</w:t>
+      </w:r>
+      <w:r>
+        <w:rPr>
+          <w:rFonts w:asciiTheme="majorBidi" w:hAnsiTheme="majorBidi" w:cstheme="majorBidi"/>
+          <w:b/>
+          <w:bCs/>
+          <w:sz w:val="28"/>
+          <w:szCs w:val="28"/>
+        </w:rPr>
+        <w:t xml:space="preserve"> - </w:t>
+      </w:r>
       <w:r>
         <w:rPr>
           <w:rFonts w:asciiTheme="majorBidi" w:hAnsiTheme="majorBidi" w:cstheme="majorBidi"/>
@@ -7248,9 +6827,9 @@
           <w:sz w:val="28"/>
           <w:szCs w:val="28"/>
         </w:rPr>
-        <w:t>web[</w:t>
-      </w:r>
-      <w:proofErr w:type="gramEnd"/>
+        <w:t>ansible '</w:t>
+      </w:r>
+      <w:proofErr w:type="gramStart"/>
       <w:r>
         <w:rPr>
           <w:rFonts w:asciiTheme="majorBidi" w:hAnsiTheme="majorBidi" w:cstheme="majorBidi"/>
@@ -7261,24 +6840,722 @@
           <w:sz w:val="28"/>
           <w:szCs w:val="28"/>
         </w:rPr>
-        <w:t>0]</w:t>
-      </w:r>
-    </w:p>
-    <w:p>
-      <w:pPr>
-        <w:rPr>
-          <w:rFonts w:asciiTheme="majorBidi" w:hAnsiTheme="majorBidi" w:cstheme="majorBidi"/>
-          <w:sz w:val="28"/>
-          <w:szCs w:val="28"/>
-        </w:rPr>
-      </w:pPr>
-      <w:r>
-        <w:rPr>
-          <w:rFonts w:asciiTheme="majorBidi" w:hAnsiTheme="majorBidi" w:cstheme="majorBidi"/>
-          <w:sz w:val="28"/>
-          <w:szCs w:val="28"/>
-        </w:rPr>
-        <w:t>These patterns determine which hosts receive the task.</w:t>
+        <w:t>web:!</w:t>
+      </w:r>
+      <w:proofErr w:type="spellStart"/>
+      <w:proofErr w:type="gramEnd"/>
+      <w:r>
+        <w:rPr>
+          <w:rFonts w:asciiTheme="majorBidi" w:hAnsiTheme="majorBidi" w:cstheme="majorBidi"/>
+          <w:b/>
+          <w:bCs/>
+          <w:i/>
+          <w:iCs/>
+          <w:sz w:val="28"/>
+          <w:szCs w:val="28"/>
+        </w:rPr>
+        <w:t>db</w:t>
+      </w:r>
+      <w:proofErr w:type="spellEnd"/>
+      <w:r>
+        <w:rPr>
+          <w:rFonts w:asciiTheme="majorBidi" w:hAnsiTheme="majorBidi" w:cstheme="majorBidi"/>
+          <w:b/>
+          <w:bCs/>
+          <w:i/>
+          <w:iCs/>
+          <w:sz w:val="28"/>
+          <w:szCs w:val="28"/>
+        </w:rPr>
+        <w:t>'</w:t>
+      </w:r>
+      <w:r>
+        <w:rPr>
+          <w:rFonts w:asciiTheme="majorBidi" w:hAnsiTheme="majorBidi" w:cstheme="majorBidi"/>
+          <w:b/>
+          <w:bCs/>
+          <w:sz w:val="28"/>
+          <w:szCs w:val="28"/>
+        </w:rPr>
+        <w:t xml:space="preserve"> </w:t>
+      </w:r>
+      <w:r>
+        <w:rPr>
+          <w:rFonts w:asciiTheme="majorBidi" w:hAnsiTheme="majorBidi" w:cstheme="majorBidi"/>
+          <w:sz w:val="28"/>
+          <w:szCs w:val="28"/>
+        </w:rPr>
+        <w:t xml:space="preserve">→ </w:t>
+      </w:r>
+      <w:r>
+        <w:rPr>
+          <w:rFonts w:asciiTheme="majorBidi" w:hAnsiTheme="majorBidi" w:cstheme="majorBidi"/>
+          <w:sz w:val="28"/>
+          <w:szCs w:val="28"/>
+        </w:rPr>
+        <w:t xml:space="preserve">Targets hosts in web group, excluding any that are also in </w:t>
+      </w:r>
+      <w:proofErr w:type="spellStart"/>
+      <w:r>
+        <w:rPr>
+          <w:rFonts w:asciiTheme="majorBidi" w:hAnsiTheme="majorBidi" w:cstheme="majorBidi"/>
+          <w:sz w:val="28"/>
+          <w:szCs w:val="28"/>
+        </w:rPr>
+        <w:t>db</w:t>
+      </w:r>
+      <w:proofErr w:type="spellEnd"/>
+      <w:r>
+        <w:rPr>
+          <w:rFonts w:asciiTheme="majorBidi" w:hAnsiTheme="majorBidi" w:cstheme="majorBidi"/>
+          <w:sz w:val="28"/>
+          <w:szCs w:val="28"/>
+        </w:rPr>
+        <w:t xml:space="preserve"> group.</w:t>
+      </w:r>
+    </w:p>
+    <w:p>
+      <w:pPr>
+        <w:pStyle w:val="ListParagraph"/>
+        <w:numPr>
+          <w:ilvl w:val="0"/>
+          <w:numId w:val="16"/>
+        </w:numPr>
+        <w:ind w:left="360"/>
+        <w:jc w:val="both"/>
+        <w:rPr>
+          <w:rFonts w:asciiTheme="majorBidi" w:hAnsiTheme="majorBidi" w:cstheme="majorBidi"/>
+          <w:b/>
+          <w:bCs/>
+          <w:sz w:val="28"/>
+          <w:szCs w:val="28"/>
+        </w:rPr>
+      </w:pPr>
+      <w:r>
+        <w:rPr>
+          <w:rFonts w:asciiTheme="majorBidi" w:hAnsiTheme="majorBidi" w:cstheme="majorBidi"/>
+          <w:b/>
+          <w:bCs/>
+          <w:sz w:val="28"/>
+          <w:szCs w:val="28"/>
+        </w:rPr>
+        <w:t>Single host by index</w:t>
+      </w:r>
+      <w:r>
+        <w:rPr>
+          <w:rFonts w:asciiTheme="majorBidi" w:hAnsiTheme="majorBidi" w:cstheme="majorBidi"/>
+          <w:b/>
+          <w:bCs/>
+          <w:sz w:val="28"/>
+          <w:szCs w:val="28"/>
+        </w:rPr>
+        <w:t xml:space="preserve"> - </w:t>
+      </w:r>
+      <w:r>
+        <w:rPr>
+          <w:rFonts w:asciiTheme="majorBidi" w:hAnsiTheme="majorBidi" w:cstheme="majorBidi"/>
+          <w:b/>
+          <w:bCs/>
+          <w:i/>
+          <w:iCs/>
+          <w:sz w:val="28"/>
+          <w:szCs w:val="28"/>
+        </w:rPr>
+        <w:t>ansible '</w:t>
+      </w:r>
+      <w:proofErr w:type="gramStart"/>
+      <w:r>
+        <w:rPr>
+          <w:rFonts w:asciiTheme="majorBidi" w:hAnsiTheme="majorBidi" w:cstheme="majorBidi"/>
+          <w:b/>
+          <w:bCs/>
+          <w:i/>
+          <w:iCs/>
+          <w:sz w:val="28"/>
+          <w:szCs w:val="28"/>
+        </w:rPr>
+        <w:t>web[</w:t>
+      </w:r>
+      <w:proofErr w:type="gramEnd"/>
+      <w:r>
+        <w:rPr>
+          <w:rFonts w:asciiTheme="majorBidi" w:hAnsiTheme="majorBidi" w:cstheme="majorBidi"/>
+          <w:b/>
+          <w:bCs/>
+          <w:i/>
+          <w:iCs/>
+          <w:sz w:val="28"/>
+          <w:szCs w:val="28"/>
+        </w:rPr>
+        <w:t>0]'</w:t>
+      </w:r>
+      <w:r>
+        <w:rPr>
+          <w:rFonts w:asciiTheme="majorBidi" w:hAnsiTheme="majorBidi" w:cstheme="majorBidi"/>
+          <w:b/>
+          <w:bCs/>
+          <w:i/>
+          <w:iCs/>
+          <w:sz w:val="28"/>
+          <w:szCs w:val="28"/>
+        </w:rPr>
+        <w:t xml:space="preserve"> </w:t>
+      </w:r>
+      <w:r>
+        <w:rPr>
+          <w:rFonts w:asciiTheme="majorBidi" w:hAnsiTheme="majorBidi" w:cstheme="majorBidi"/>
+          <w:sz w:val="28"/>
+          <w:szCs w:val="28"/>
+        </w:rPr>
+        <w:t>→</w:t>
+      </w:r>
+      <w:r>
+        <w:rPr>
+          <w:rFonts w:asciiTheme="majorBidi" w:hAnsiTheme="majorBidi" w:cstheme="majorBidi"/>
+          <w:b/>
+          <w:bCs/>
+          <w:sz w:val="28"/>
+          <w:szCs w:val="28"/>
+        </w:rPr>
+        <w:t xml:space="preserve"> </w:t>
+      </w:r>
+      <w:r>
+        <w:rPr>
+          <w:rFonts w:asciiTheme="majorBidi" w:hAnsiTheme="majorBidi" w:cstheme="majorBidi"/>
+          <w:sz w:val="28"/>
+          <w:szCs w:val="28"/>
+        </w:rPr>
+        <w:t>Targets only the first host in the web group. Zero-based indexing.</w:t>
+      </w:r>
+    </w:p>
+    <w:p>
+      <w:pPr>
+        <w:pStyle w:val="ListParagraph"/>
+        <w:numPr>
+          <w:ilvl w:val="0"/>
+          <w:numId w:val="16"/>
+        </w:numPr>
+        <w:ind w:left="360"/>
+        <w:jc w:val="both"/>
+        <w:rPr>
+          <w:rFonts w:asciiTheme="majorBidi" w:hAnsiTheme="majorBidi" w:cstheme="majorBidi"/>
+          <w:b/>
+          <w:bCs/>
+          <w:sz w:val="28"/>
+          <w:szCs w:val="28"/>
+        </w:rPr>
+      </w:pPr>
+      <w:r>
+        <w:rPr>
+          <w:rFonts w:asciiTheme="majorBidi" w:hAnsiTheme="majorBidi" w:cstheme="majorBidi"/>
+          <w:b/>
+          <w:bCs/>
+          <w:sz w:val="28"/>
+          <w:szCs w:val="28"/>
+        </w:rPr>
+        <w:t>Range of hosts</w:t>
+      </w:r>
+      <w:r>
+        <w:rPr>
+          <w:rFonts w:asciiTheme="majorBidi" w:hAnsiTheme="majorBidi" w:cstheme="majorBidi"/>
+          <w:b/>
+          <w:bCs/>
+          <w:sz w:val="28"/>
+          <w:szCs w:val="28"/>
+        </w:rPr>
+        <w:t xml:space="preserve"> - </w:t>
+      </w:r>
+      <w:r>
+        <w:rPr>
+          <w:rFonts w:asciiTheme="majorBidi" w:hAnsiTheme="majorBidi" w:cstheme="majorBidi"/>
+          <w:b/>
+          <w:bCs/>
+          <w:i/>
+          <w:iCs/>
+          <w:sz w:val="28"/>
+          <w:szCs w:val="28"/>
+        </w:rPr>
+        <w:t>ansible '</w:t>
+      </w:r>
+      <w:proofErr w:type="gramStart"/>
+      <w:r>
+        <w:rPr>
+          <w:rFonts w:asciiTheme="majorBidi" w:hAnsiTheme="majorBidi" w:cstheme="majorBidi"/>
+          <w:b/>
+          <w:bCs/>
+          <w:i/>
+          <w:iCs/>
+          <w:sz w:val="28"/>
+          <w:szCs w:val="28"/>
+        </w:rPr>
+        <w:t>web[</w:t>
+      </w:r>
+      <w:proofErr w:type="gramEnd"/>
+      <w:r>
+        <w:rPr>
+          <w:rFonts w:asciiTheme="majorBidi" w:hAnsiTheme="majorBidi" w:cstheme="majorBidi"/>
+          <w:b/>
+          <w:bCs/>
+          <w:i/>
+          <w:iCs/>
+          <w:sz w:val="28"/>
+          <w:szCs w:val="28"/>
+        </w:rPr>
+        <w:t>0:2]'</w:t>
+      </w:r>
+      <w:r>
+        <w:rPr>
+          <w:rFonts w:asciiTheme="majorBidi" w:hAnsiTheme="majorBidi" w:cstheme="majorBidi"/>
+          <w:sz w:val="28"/>
+          <w:szCs w:val="28"/>
+        </w:rPr>
+        <w:t xml:space="preserve"> </w:t>
+      </w:r>
+      <w:r>
+        <w:rPr>
+          <w:rFonts w:asciiTheme="majorBidi" w:hAnsiTheme="majorBidi" w:cstheme="majorBidi"/>
+          <w:sz w:val="28"/>
+          <w:szCs w:val="28"/>
+        </w:rPr>
+        <w:t>→</w:t>
+      </w:r>
+      <w:r>
+        <w:rPr>
+          <w:rFonts w:asciiTheme="majorBidi" w:hAnsiTheme="majorBidi" w:cstheme="majorBidi"/>
+          <w:b/>
+          <w:bCs/>
+          <w:sz w:val="28"/>
+          <w:szCs w:val="28"/>
+        </w:rPr>
+        <w:t xml:space="preserve"> </w:t>
+      </w:r>
+      <w:r>
+        <w:rPr>
+          <w:rFonts w:asciiTheme="majorBidi" w:hAnsiTheme="majorBidi" w:cstheme="majorBidi"/>
+          <w:sz w:val="28"/>
+          <w:szCs w:val="28"/>
+        </w:rPr>
+        <w:t xml:space="preserve">Targets first 3 hosts (index 0, 1, 2) in the </w:t>
+      </w:r>
+      <w:r>
+        <w:rPr>
+          <w:rFonts w:asciiTheme="majorBidi" w:hAnsiTheme="majorBidi" w:cstheme="majorBidi"/>
+          <w:b/>
+          <w:bCs/>
+          <w:i/>
+          <w:iCs/>
+          <w:sz w:val="28"/>
+          <w:szCs w:val="28"/>
+        </w:rPr>
+        <w:t>web</w:t>
+      </w:r>
+      <w:r>
+        <w:rPr>
+          <w:rFonts w:asciiTheme="majorBidi" w:hAnsiTheme="majorBidi" w:cstheme="majorBidi"/>
+          <w:sz w:val="28"/>
+          <w:szCs w:val="28"/>
+        </w:rPr>
+        <w:t xml:space="preserve"> group. Useful for testing a playbook on a subset before running on all.</w:t>
+      </w:r>
+    </w:p>
+    <w:p>
+      <w:pPr>
+        <w:pStyle w:val="ListParagraph"/>
+        <w:numPr>
+          <w:ilvl w:val="0"/>
+          <w:numId w:val="16"/>
+        </w:numPr>
+        <w:ind w:left="360"/>
+        <w:jc w:val="both"/>
+        <w:rPr>
+          <w:rFonts w:asciiTheme="majorBidi" w:hAnsiTheme="majorBidi" w:cstheme="majorBidi"/>
+          <w:b/>
+          <w:bCs/>
+          <w:sz w:val="28"/>
+          <w:szCs w:val="28"/>
+        </w:rPr>
+      </w:pPr>
+      <w:r>
+        <w:rPr>
+          <w:rFonts w:asciiTheme="majorBidi" w:hAnsiTheme="majorBidi" w:cstheme="majorBidi"/>
+          <w:b/>
+          <w:bCs/>
+          <w:sz w:val="28"/>
+          <w:szCs w:val="28"/>
+        </w:rPr>
+        <w:t>Wildcard patterns</w:t>
+      </w:r>
+      <w:r>
+        <w:rPr>
+          <w:rFonts w:asciiTheme="majorBidi" w:hAnsiTheme="majorBidi" w:cstheme="majorBidi"/>
+          <w:b/>
+          <w:bCs/>
+          <w:sz w:val="28"/>
+          <w:szCs w:val="28"/>
+        </w:rPr>
+        <w:t xml:space="preserve"> - </w:t>
+      </w:r>
+      <w:r>
+        <w:rPr>
+          <w:rFonts w:asciiTheme="majorBidi" w:hAnsiTheme="majorBidi" w:cstheme="majorBidi"/>
+          <w:b/>
+          <w:bCs/>
+          <w:i/>
+          <w:iCs/>
+          <w:sz w:val="28"/>
+          <w:szCs w:val="28"/>
+        </w:rPr>
+        <w:t>ansible '*.example.com'</w:t>
+      </w:r>
+      <w:r>
+        <w:rPr>
+          <w:rFonts w:asciiTheme="majorBidi" w:hAnsiTheme="majorBidi" w:cstheme="majorBidi"/>
+          <w:sz w:val="28"/>
+          <w:szCs w:val="28"/>
+        </w:rPr>
+        <w:t xml:space="preserve"> or </w:t>
+      </w:r>
+      <w:r>
+        <w:rPr>
+          <w:rFonts w:asciiTheme="majorBidi" w:hAnsiTheme="majorBidi" w:cstheme="majorBidi"/>
+          <w:b/>
+          <w:bCs/>
+          <w:i/>
+          <w:iCs/>
+          <w:sz w:val="28"/>
+          <w:szCs w:val="28"/>
+        </w:rPr>
+        <w:t>ansible 'web*'</w:t>
+      </w:r>
+      <w:r>
+        <w:rPr>
+          <w:rFonts w:asciiTheme="majorBidi" w:hAnsiTheme="majorBidi" w:cstheme="majorBidi"/>
+          <w:b/>
+          <w:bCs/>
+          <w:i/>
+          <w:iCs/>
+          <w:sz w:val="28"/>
+          <w:szCs w:val="28"/>
+        </w:rPr>
+        <w:t xml:space="preserve"> </w:t>
+      </w:r>
+      <w:r>
+        <w:rPr>
+          <w:rFonts w:asciiTheme="majorBidi" w:hAnsiTheme="majorBidi" w:cstheme="majorBidi"/>
+          <w:sz w:val="28"/>
+          <w:szCs w:val="28"/>
+        </w:rPr>
+        <w:t>→</w:t>
+      </w:r>
+      <w:r>
+        <w:rPr>
+          <w:rFonts w:asciiTheme="majorBidi" w:hAnsiTheme="majorBidi" w:cstheme="majorBidi"/>
+          <w:b/>
+          <w:bCs/>
+          <w:sz w:val="28"/>
+          <w:szCs w:val="28"/>
+        </w:rPr>
+        <w:t xml:space="preserve"> </w:t>
+      </w:r>
+      <w:r>
+        <w:rPr>
+          <w:rFonts w:asciiTheme="majorBidi" w:hAnsiTheme="majorBidi" w:cstheme="majorBidi"/>
+          <w:sz w:val="28"/>
+          <w:szCs w:val="28"/>
+        </w:rPr>
+        <w:t>Matches any host whose name fits the wildcard. Useful when your hostnames follow a naming convention.</w:t>
+      </w:r>
+    </w:p>
+    <w:p>
+      <w:pPr>
+        <w:pStyle w:val="ListParagraph"/>
+        <w:numPr>
+          <w:ilvl w:val="0"/>
+          <w:numId w:val="16"/>
+        </w:numPr>
+        <w:spacing w:after="100"/>
+        <w:ind w:left="360"/>
+        <w:jc w:val="both"/>
+        <w:rPr>
+          <w:rFonts w:asciiTheme="majorBidi" w:hAnsiTheme="majorBidi" w:cstheme="majorBidi"/>
+          <w:b/>
+          <w:bCs/>
+          <w:sz w:val="28"/>
+          <w:szCs w:val="28"/>
+        </w:rPr>
+      </w:pPr>
+      <w:r>
+        <w:rPr>
+          <w:rFonts w:asciiTheme="majorBidi" w:hAnsiTheme="majorBidi" w:cstheme="majorBidi"/>
+          <w:b/>
+          <w:bCs/>
+          <w:sz w:val="28"/>
+          <w:szCs w:val="28"/>
+        </w:rPr>
+        <w:t>Regex patterns</w:t>
+      </w:r>
+      <w:r>
+        <w:rPr>
+          <w:rFonts w:asciiTheme="majorBidi" w:hAnsiTheme="majorBidi" w:cstheme="majorBidi"/>
+          <w:b/>
+          <w:bCs/>
+          <w:sz w:val="28"/>
+          <w:szCs w:val="28"/>
+        </w:rPr>
+        <w:t xml:space="preserve"> - </w:t>
+      </w:r>
+      <w:r>
+        <w:rPr>
+          <w:rFonts w:asciiTheme="majorBidi" w:hAnsiTheme="majorBidi" w:cstheme="majorBidi"/>
+          <w:b/>
+          <w:bCs/>
+          <w:i/>
+          <w:iCs/>
+          <w:sz w:val="28"/>
+          <w:szCs w:val="28"/>
+        </w:rPr>
+        <w:t>ansible '~^</w:t>
+      </w:r>
+      <w:proofErr w:type="gramStart"/>
+      <w:r>
+        <w:rPr>
+          <w:rFonts w:asciiTheme="majorBidi" w:hAnsiTheme="majorBidi" w:cstheme="majorBidi"/>
+          <w:b/>
+          <w:bCs/>
+          <w:i/>
+          <w:iCs/>
+          <w:sz w:val="28"/>
+          <w:szCs w:val="28"/>
+        </w:rPr>
+        <w:t>web[</w:t>
+      </w:r>
+      <w:proofErr w:type="gramEnd"/>
+      <w:r>
+        <w:rPr>
+          <w:rFonts w:asciiTheme="majorBidi" w:hAnsiTheme="majorBidi" w:cstheme="majorBidi"/>
+          <w:b/>
+          <w:bCs/>
+          <w:i/>
+          <w:iCs/>
+          <w:sz w:val="28"/>
+          <w:szCs w:val="28"/>
+        </w:rPr>
+        <w:t>0-9]+$'</w:t>
+      </w:r>
+      <w:r>
+        <w:rPr>
+          <w:rFonts w:asciiTheme="majorBidi" w:hAnsiTheme="majorBidi" w:cstheme="majorBidi"/>
+          <w:b/>
+          <w:bCs/>
+          <w:i/>
+          <w:iCs/>
+          <w:sz w:val="28"/>
+          <w:szCs w:val="28"/>
+        </w:rPr>
+        <w:t xml:space="preserve"> </w:t>
+      </w:r>
+      <w:r>
+        <w:rPr>
+          <w:rFonts w:asciiTheme="majorBidi" w:hAnsiTheme="majorBidi" w:cstheme="majorBidi"/>
+          <w:sz w:val="28"/>
+          <w:szCs w:val="28"/>
+        </w:rPr>
+        <w:t>→</w:t>
+      </w:r>
+      <w:r>
+        <w:rPr>
+          <w:rFonts w:asciiTheme="majorBidi" w:hAnsiTheme="majorBidi" w:cstheme="majorBidi"/>
+          <w:b/>
+          <w:bCs/>
+          <w:sz w:val="28"/>
+          <w:szCs w:val="28"/>
+        </w:rPr>
+        <w:t xml:space="preserve"> </w:t>
+      </w:r>
+      <w:r>
+        <w:rPr>
+          <w:rFonts w:asciiTheme="majorBidi" w:hAnsiTheme="majorBidi" w:cstheme="majorBidi"/>
+          <w:sz w:val="28"/>
+          <w:szCs w:val="28"/>
+        </w:rPr>
+        <w:t xml:space="preserve">The </w:t>
+      </w:r>
+      <w:r>
+        <w:rPr>
+          <w:rFonts w:asciiTheme="majorBidi" w:hAnsiTheme="majorBidi" w:cstheme="majorBidi"/>
+          <w:b/>
+          <w:bCs/>
+          <w:sz w:val="28"/>
+          <w:szCs w:val="28"/>
+        </w:rPr>
+        <w:t>~</w:t>
+      </w:r>
+      <w:r>
+        <w:rPr>
+          <w:rFonts w:asciiTheme="majorBidi" w:hAnsiTheme="majorBidi" w:cstheme="majorBidi"/>
+          <w:sz w:val="28"/>
+          <w:szCs w:val="28"/>
+        </w:rPr>
+        <w:t xml:space="preserve"> prefix tells Ansible to treat the pattern as a regular expression. For when wildcards aren't precise enough.</w:t>
+      </w:r>
+    </w:p>
+    <w:p>
+      <w:pPr>
+        <w:spacing w:after="60"/>
+        <w:jc w:val="both"/>
+        <w:rPr>
+          <w:rFonts w:asciiTheme="majorBidi" w:hAnsiTheme="majorBidi" w:cstheme="majorBidi"/>
+          <w:b/>
+          <w:bCs/>
+          <w:sz w:val="32"/>
+          <w:szCs w:val="32"/>
+        </w:rPr>
+      </w:pPr>
+      <w:r>
+        <w:rPr>
+          <w:rFonts w:asciiTheme="majorBidi" w:hAnsiTheme="majorBidi" w:cstheme="majorBidi"/>
+          <w:b/>
+          <w:bCs/>
+          <w:sz w:val="32"/>
+          <w:szCs w:val="32"/>
+        </w:rPr>
+        <w:t>Practical combinations:</w:t>
+      </w:r>
+    </w:p>
+    <w:p>
+      <w:pPr>
+        <w:jc w:val="both"/>
+        <w:rPr>
+          <w:rFonts w:asciiTheme="majorBidi" w:hAnsiTheme="majorBidi" w:cstheme="majorBidi"/>
+          <w:b/>
+          <w:bCs/>
+          <w:i/>
+          <w:iCs/>
+          <w:sz w:val="28"/>
+          <w:szCs w:val="28"/>
+        </w:rPr>
+      </w:pPr>
+      <w:r>
+        <w:rPr>
+          <w:rFonts w:asciiTheme="majorBidi" w:hAnsiTheme="majorBidi" w:cstheme="majorBidi"/>
+          <w:b/>
+          <w:bCs/>
+          <w:i/>
+          <w:iCs/>
+          <w:sz w:val="28"/>
+          <w:szCs w:val="28"/>
+        </w:rPr>
+        <w:t>ansible '</w:t>
+      </w:r>
+      <w:proofErr w:type="spellStart"/>
+      <w:proofErr w:type="gramStart"/>
+      <w:r>
+        <w:rPr>
+          <w:rFonts w:asciiTheme="majorBidi" w:hAnsiTheme="majorBidi" w:cstheme="majorBidi"/>
+          <w:b/>
+          <w:bCs/>
+          <w:i/>
+          <w:iCs/>
+          <w:sz w:val="28"/>
+          <w:szCs w:val="28"/>
+        </w:rPr>
+        <w:t>web:db</w:t>
+      </w:r>
+      <w:proofErr w:type="spellEnd"/>
+      <w:r>
+        <w:rPr>
+          <w:rFonts w:asciiTheme="majorBidi" w:hAnsiTheme="majorBidi" w:cstheme="majorBidi"/>
+          <w:b/>
+          <w:bCs/>
+          <w:i/>
+          <w:iCs/>
+          <w:sz w:val="28"/>
+          <w:szCs w:val="28"/>
+        </w:rPr>
+        <w:t>:!</w:t>
+      </w:r>
+      <w:proofErr w:type="gramEnd"/>
+      <w:r>
+        <w:rPr>
+          <w:rFonts w:asciiTheme="majorBidi" w:hAnsiTheme="majorBidi" w:cstheme="majorBidi"/>
+          <w:b/>
+          <w:bCs/>
+          <w:i/>
+          <w:iCs/>
+          <w:sz w:val="28"/>
+          <w:szCs w:val="28"/>
+        </w:rPr>
+        <w:t>staging'</w:t>
+      </w:r>
+      <w:r>
+        <w:rPr>
+          <w:rFonts w:asciiTheme="majorBidi" w:hAnsiTheme="majorBidi" w:cstheme="majorBidi"/>
+          <w:b/>
+          <w:bCs/>
+          <w:i/>
+          <w:iCs/>
+          <w:sz w:val="28"/>
+          <w:szCs w:val="28"/>
+        </w:rPr>
+        <w:t xml:space="preserve"> </w:t>
+      </w:r>
+      <w:r>
+        <w:rPr>
+          <w:rFonts w:asciiTheme="majorBidi" w:hAnsiTheme="majorBidi" w:cstheme="majorBidi"/>
+          <w:sz w:val="28"/>
+          <w:szCs w:val="28"/>
+        </w:rPr>
+        <w:t xml:space="preserve">→ </w:t>
+      </w:r>
+      <w:r>
+        <w:rPr>
+          <w:rFonts w:asciiTheme="majorBidi" w:hAnsiTheme="majorBidi" w:cstheme="majorBidi"/>
+          <w:sz w:val="28"/>
+          <w:szCs w:val="28"/>
+        </w:rPr>
+        <w:t xml:space="preserve">Target all </w:t>
+      </w:r>
+      <w:r>
+        <w:rPr>
+          <w:rFonts w:asciiTheme="majorBidi" w:hAnsiTheme="majorBidi" w:cstheme="majorBidi"/>
+          <w:b/>
+          <w:bCs/>
+          <w:i/>
+          <w:iCs/>
+          <w:sz w:val="28"/>
+          <w:szCs w:val="28"/>
+        </w:rPr>
+        <w:t>web</w:t>
+      </w:r>
+      <w:r>
+        <w:rPr>
+          <w:rFonts w:asciiTheme="majorBidi" w:hAnsiTheme="majorBidi" w:cstheme="majorBidi"/>
+          <w:sz w:val="28"/>
+          <w:szCs w:val="28"/>
+        </w:rPr>
+        <w:t xml:space="preserve"> and </w:t>
+      </w:r>
+      <w:proofErr w:type="spellStart"/>
+      <w:r>
+        <w:rPr>
+          <w:rFonts w:asciiTheme="majorBidi" w:hAnsiTheme="majorBidi" w:cstheme="majorBidi"/>
+          <w:b/>
+          <w:bCs/>
+          <w:i/>
+          <w:iCs/>
+          <w:sz w:val="28"/>
+          <w:szCs w:val="28"/>
+        </w:rPr>
+        <w:t>db</w:t>
+      </w:r>
+      <w:proofErr w:type="spellEnd"/>
+      <w:r>
+        <w:rPr>
+          <w:rFonts w:asciiTheme="majorBidi" w:hAnsiTheme="majorBidi" w:cstheme="majorBidi"/>
+          <w:sz w:val="28"/>
+          <w:szCs w:val="28"/>
+        </w:rPr>
+        <w:t xml:space="preserve"> hosts, but exclude anything in the staging group. This kind of pattern is very common in real deployments where you want to target production only.</w:t>
       </w:r>
     </w:p>
     <w:sectPr>
@@ -7292,7 +7569,7 @@
 </file>
 
 <file path=word/numbering.xml><?xml version="1.0" encoding="utf-8"?>
-<w:numbering xmlns:wpc="http://schemas.microsoft.com/office/word/2010/wordprocessingCanvas" xmlns:cx="http://schemas.microsoft.com/office/drawing/2014/chartex" xmlns:cx1="http://schemas.microsoft.com/office/drawing/2015/9/8/chartex" xmlns:cx2="http://schemas.microsoft.com/office/drawing/2015/10/21/chartex" xmlns:cx3="http://schemas.microsoft.com/office/drawing/2016/5/9/chartex" xmlns:cx4="http://schemas.microsoft.com/office/drawing/2016/5/10/chartex" xmlns:cx5="http://schemas.microsoft.com/office/drawing/2016/5/11/chartex" xmlns:cx6="http://schemas.microsoft.com/office/drawing/2016/5/12/chartex" xmlns:cx7="http://schemas.microsoft.com/office/drawing/2016/5/13/chartex" xmlns:cx8="http://schemas.microsoft.com/office/drawing/2016/5/14/chartex" xmlns:mc="http://schemas.openxmlformats.org/markup-compatibility/2006" xmlns:aink="http://schemas.microsoft.com/office/drawing/2016/ink" xmlns:am3d="http://schemas.microsoft.com/office/drawing/2017/model3d" xmlns:o="urn:schemas-microsoft-com:office:office" xmlns:oel="http://schemas.microsoft.com/office/2019/extlst" xmlns:r="http://schemas.openxmlformats.org/officeDocument/2006/relationships" xmlns:m="http://schemas.openxmlformats.org/officeDocument/2006/math" xmlns:v="urn:schemas-microsoft-com:vml" xmlns:wp14="http://schemas.microsoft.com/office/word/2010/wordprocessingDrawing" xmlns:wp="http://schemas.openxmlformats.org/drawingml/2006/wordprocessingDrawing" xmlns:w10="urn:schemas-microsoft-com:office:word" xmlns:w="http://schemas.openxmlformats.org/wordprocessingml/2006/main" xmlns:w14="http://schemas.microsoft.com/office/word/2010/wordml" xmlns:w15="http://schemas.microsoft.com/office/word/2012/wordml" xmlns:w16cex="http://schemas.microsoft.com/office/word/2018/wordml/cex" xmlns:w16cid="http://schemas.microsoft.com/office/word/2016/wordml/cid" xmlns:w16="http://schemas.microsoft.com/office/word/2018/wordml" xmlns:w16du="http://schemas.microsoft.com/office/word/2023/wordml/word16du" xmlns:w16sdtdh="http://schemas.microsoft.com/office/word/2020/wordml/sdtdatahash" xmlns:w16sdtfl="http://schemas.microsoft.com/office/word/2024/wordml/sdtformatlock" xmlns:w16se="http://schemas.microsoft.com/office/word/2015/wordml/symex" xmlns:wpg="http://schemas.microsoft.com/office/word/2010/wordprocessingGroup" xmlns:wpi="http://schemas.microsoft.com/office/word/2010/wordprocessingInk" xmlns:wne="http://schemas.microsoft.com/office/word/2006/wordml" xmlns:wps="http://schemas.microsoft.com/office/word/2010/wordprocessingShape" mc:Ignorable="w14 w15 w16se w16cid w16 w16cex w16sdtdh w16sdtfl w16du wp14">
+<w:numbering xmlns:wpc="http://schemas.microsoft.com/office/word/2010/wordprocessingCanvas" xmlns:cx="http://schemas.microsoft.com/office/drawing/2014/chartex" xmlns:cx1="http://schemas.microsoft.com/office/drawing/2015/9/8/chartex" xmlns:cx2="http://schemas.microsoft.com/office/drawing/2015/10/21/chartex" xmlns:cx3="http://schemas.microsoft.com/office/drawing/2016/5/9/chartex" xmlns:cx4="http://schemas.microsoft.com/office/drawing/2016/5/10/chartex" xmlns:cx5="http://schemas.microsoft.com/office/drawing/2016/5/11/chartex" xmlns:cx6="http://schemas.microsoft.com/office/drawing/2016/5/12/chartex" xmlns:cx7="http://schemas.microsoft.com/office/drawing/2016/5/13/chartex" xmlns:cx8="http://schemas.microsoft.com/office/drawing/2016/5/14/chartex" xmlns:mc="http://schemas.openxmlformats.org/markup-compatibility/2006" xmlns:aink="http://schemas.microsoft.com/office/drawing/2016/ink" xmlns:am3d="http://schemas.microsoft.com/office/drawing/2017/model3d" xmlns:o="urn:schemas-microsoft-com:office:office" xmlns:oel="http://schemas.microsoft.com/office/2019/extlst" xmlns:r="http://schemas.openxmlformats.org/officeDocument/2006/relationships" xmlns:m="http://schemas.openxmlformats.org/officeDocument/2006/math" xmlns:v="urn:schemas-microsoft-com:vml" xmlns:wp14="http://schemas.microsoft.com/office/word/2010/wordprocessingDrawing" xmlns:wp="http://schemas.openxmlformats.org/drawingml/2006/wordprocessingDrawing" xmlns:w10="urn:schemas-microsoft-com:office:word" xmlns:w="http://schemas.openxmlformats.org/wordprocessingml/2006/main" xmlns:w14="http://schemas.microsoft.com/office/word/2010/wordml" xmlns:w15="http://schemas.microsoft.com/office/word/2012/wordml" xmlns:w16cex="http://schemas.microsoft.com/office/word/2018/wordml/cex" xmlns:w16cid="http://schemas.microsoft.com/office/word/2016/wordml/cid" xmlns:w16="http://schemas.microsoft.com/office/word/2018/wordml" xmlns:w16sdtdh="http://schemas.microsoft.com/office/word/2020/wordml/sdtdatahash" xmlns:w16se="http://schemas.microsoft.com/office/word/2015/wordml/symex" xmlns:wpg="http://schemas.microsoft.com/office/word/2010/wordprocessingGroup" xmlns:wpi="http://schemas.microsoft.com/office/word/2010/wordprocessingInk" xmlns:wne="http://schemas.microsoft.com/office/word/2006/wordml" xmlns:wps="http://schemas.microsoft.com/office/word/2010/wordprocessingShape" mc:Ignorable="w14 w15 w16se w16cid w16 w16cex w16sdtdh wp14">
   <w:abstractNum w:abstractNumId="0" w15:restartNumberingAfterBreak="0">
     <w:nsid w:val="0FF67495"/>
     <w:multiLevelType w:val="hybridMultilevel"/>
@@ -8085,6 +8362,119 @@
     </w:lvl>
   </w:abstractNum>
   <w:abstractNum w:abstractNumId="7" w15:restartNumberingAfterBreak="0">
+    <w:nsid w:val="3FBD0721"/>
+    <w:multiLevelType w:val="hybridMultilevel"/>
+    <w:tmpl w:val="89F85A80"/>
+    <w:lvl w:ilvl="0" w:tplc="04090001">
+      <w:start w:val="1"/>
+      <w:numFmt w:val="bullet"/>
+      <w:lvlText w:val=""/>
+      <w:lvlJc w:val="left"/>
+      <w:pPr>
+        <w:ind w:left="720" w:hanging="360"/>
+      </w:pPr>
+      <w:rPr>
+        <w:rFonts w:ascii="Symbol" w:hAnsi="Symbol" w:hint="default"/>
+      </w:rPr>
+    </w:lvl>
+    <w:lvl w:ilvl="1" w:tplc="04090003" w:tentative="1">
+      <w:start w:val="1"/>
+      <w:numFmt w:val="bullet"/>
+      <w:lvlText w:val="o"/>
+      <w:lvlJc w:val="left"/>
+      <w:pPr>
+        <w:ind w:left="1440" w:hanging="360"/>
+      </w:pPr>
+      <w:rPr>
+        <w:rFonts w:ascii="Courier New" w:hAnsi="Courier New" w:cs="Courier New" w:hint="default"/>
+      </w:rPr>
+    </w:lvl>
+    <w:lvl w:ilvl="2" w:tplc="04090005" w:tentative="1">
+      <w:start w:val="1"/>
+      <w:numFmt w:val="bullet"/>
+      <w:lvlText w:val=""/>
+      <w:lvlJc w:val="left"/>
+      <w:pPr>
+        <w:ind w:left="2160" w:hanging="360"/>
+      </w:pPr>
+      <w:rPr>
+        <w:rFonts w:ascii="Wingdings" w:hAnsi="Wingdings" w:hint="default"/>
+      </w:rPr>
+    </w:lvl>
+    <w:lvl w:ilvl="3" w:tplc="04090001" w:tentative="1">
+      <w:start w:val="1"/>
+      <w:numFmt w:val="bullet"/>
+      <w:lvlText w:val=""/>
+      <w:lvlJc w:val="left"/>
+      <w:pPr>
+        <w:ind w:left="2880" w:hanging="360"/>
+      </w:pPr>
+      <w:rPr>
+        <w:rFonts w:ascii="Symbol" w:hAnsi="Symbol" w:hint="default"/>
+      </w:rPr>
+    </w:lvl>
+    <w:lvl w:ilvl="4" w:tplc="04090003" w:tentative="1">
+      <w:start w:val="1"/>
+      <w:numFmt w:val="bullet"/>
+      <w:lvlText w:val="o"/>
+      <w:lvlJc w:val="left"/>
+      <w:pPr>
+        <w:ind w:left="3600" w:hanging="360"/>
+      </w:pPr>
+      <w:rPr>
+        <w:rFonts w:ascii="Courier New" w:hAnsi="Courier New" w:cs="Courier New" w:hint="default"/>
+      </w:rPr>
+    </w:lvl>
+    <w:lvl w:ilvl="5" w:tplc="04090005" w:tentative="1">
+      <w:start w:val="1"/>
+      <w:numFmt w:val="bullet"/>
+      <w:lvlText w:val=""/>
+      <w:lvlJc w:val="left"/>
+      <w:pPr>
+        <w:ind w:left="4320" w:hanging="360"/>
+      </w:pPr>
+      <w:rPr>
+        <w:rFonts w:ascii="Wingdings" w:hAnsi="Wingdings" w:hint="default"/>
+      </w:rPr>
+    </w:lvl>
+    <w:lvl w:ilvl="6" w:tplc="04090001" w:tentative="1">
+      <w:start w:val="1"/>
+      <w:numFmt w:val="bullet"/>
+      <w:lvlText w:val=""/>
+      <w:lvlJc w:val="left"/>
+      <w:pPr>
+        <w:ind w:left="5040" w:hanging="360"/>
+      </w:pPr>
+      <w:rPr>
+        <w:rFonts w:ascii="Symbol" w:hAnsi="Symbol" w:hint="default"/>
+      </w:rPr>
+    </w:lvl>
+    <w:lvl w:ilvl="7" w:tplc="04090003" w:tentative="1">
+      <w:start w:val="1"/>
+      <w:numFmt w:val="bullet"/>
+      <w:lvlText w:val="o"/>
+      <w:lvlJc w:val="left"/>
+      <w:pPr>
+        <w:ind w:left="5760" w:hanging="360"/>
+      </w:pPr>
+      <w:rPr>
+        <w:rFonts w:ascii="Courier New" w:hAnsi="Courier New" w:cs="Courier New" w:hint="default"/>
+      </w:rPr>
+    </w:lvl>
+    <w:lvl w:ilvl="8" w:tplc="04090005" w:tentative="1">
+      <w:start w:val="1"/>
+      <w:numFmt w:val="bullet"/>
+      <w:lvlText w:val=""/>
+      <w:lvlJc w:val="left"/>
+      <w:pPr>
+        <w:ind w:left="6480" w:hanging="360"/>
+      </w:pPr>
+      <w:rPr>
+        <w:rFonts w:ascii="Wingdings" w:hAnsi="Wingdings" w:hint="default"/>
+      </w:rPr>
+    </w:lvl>
+  </w:abstractNum>
+  <w:abstractNum w:abstractNumId="8" w15:restartNumberingAfterBreak="0">
     <w:nsid w:val="4A6305CC"/>
     <w:multiLevelType w:val="hybridMultilevel"/>
     <w:tmpl w:val="3522D428"/>
@@ -8197,7 +8587,7 @@
       </w:rPr>
     </w:lvl>
   </w:abstractNum>
-  <w:abstractNum w:abstractNumId="8" w15:restartNumberingAfterBreak="0">
+  <w:abstractNum w:abstractNumId="9" w15:restartNumberingAfterBreak="0">
     <w:nsid w:val="4CCE4811"/>
     <w:multiLevelType w:val="hybridMultilevel"/>
     <w:tmpl w:val="DD6C393A"/>
@@ -8310,7 +8700,7 @@
       </w:rPr>
     </w:lvl>
   </w:abstractNum>
-  <w:abstractNum w:abstractNumId="9" w15:restartNumberingAfterBreak="0">
+  <w:abstractNum w:abstractNumId="10" w15:restartNumberingAfterBreak="0">
     <w:nsid w:val="55670B93"/>
     <w:multiLevelType w:val="hybridMultilevel"/>
     <w:tmpl w:val="5C20CAEE"/>
@@ -8423,7 +8813,7 @@
       </w:rPr>
     </w:lvl>
   </w:abstractNum>
-  <w:abstractNum w:abstractNumId="10" w15:restartNumberingAfterBreak="0">
+  <w:abstractNum w:abstractNumId="11" w15:restartNumberingAfterBreak="0">
     <w:nsid w:val="58D23006"/>
     <w:multiLevelType w:val="hybridMultilevel"/>
     <w:tmpl w:val="E93890E8"/>
@@ -8536,7 +8926,7 @@
       </w:rPr>
     </w:lvl>
   </w:abstractNum>
-  <w:abstractNum w:abstractNumId="11" w15:restartNumberingAfterBreak="0">
+  <w:abstractNum w:abstractNumId="12" w15:restartNumberingAfterBreak="0">
     <w:nsid w:val="67492158"/>
     <w:multiLevelType w:val="hybridMultilevel"/>
     <w:tmpl w:val="D5420116"/>
@@ -8649,7 +9039,7 @@
       </w:rPr>
     </w:lvl>
   </w:abstractNum>
-  <w:abstractNum w:abstractNumId="12" w15:restartNumberingAfterBreak="0">
+  <w:abstractNum w:abstractNumId="13" w15:restartNumberingAfterBreak="0">
     <w:nsid w:val="710F1F3C"/>
     <w:multiLevelType w:val="hybridMultilevel"/>
     <w:tmpl w:val="DCF66AC8"/>
@@ -8762,7 +9152,7 @@
       </w:rPr>
     </w:lvl>
   </w:abstractNum>
-  <w:abstractNum w:abstractNumId="13" w15:restartNumberingAfterBreak="0">
+  <w:abstractNum w:abstractNumId="14" w15:restartNumberingAfterBreak="0">
     <w:nsid w:val="7DB61389"/>
     <w:multiLevelType w:val="hybridMultilevel"/>
     <w:tmpl w:val="45D42636"/>
@@ -8875,7 +9265,7 @@
       </w:rPr>
     </w:lvl>
   </w:abstractNum>
-  <w:abstractNum w:abstractNumId="14" w15:restartNumberingAfterBreak="0">
+  <w:abstractNum w:abstractNumId="15" w15:restartNumberingAfterBreak="0">
     <w:nsid w:val="7EAB2C28"/>
     <w:multiLevelType w:val="hybridMultilevel"/>
     <w:tmpl w:val="5E2A0662"/>
@@ -8989,16 +9379,16 @@
     </w:lvl>
   </w:abstractNum>
   <w:num w:numId="1" w16cid:durableId="1812819100">
-    <w:abstractNumId w:val="13"/>
+    <w:abstractNumId w:val="14"/>
   </w:num>
   <w:num w:numId="2" w16cid:durableId="2039431641">
-    <w:abstractNumId w:val="12"/>
+    <w:abstractNumId w:val="13"/>
   </w:num>
   <w:num w:numId="3" w16cid:durableId="1007825412">
     <w:abstractNumId w:val="0"/>
   </w:num>
   <w:num w:numId="4" w16cid:durableId="1736853997">
-    <w:abstractNumId w:val="8"/>
+    <w:abstractNumId w:val="9"/>
   </w:num>
   <w:num w:numId="5" w16cid:durableId="1514760442">
     <w:abstractNumId w:val="4"/>
@@ -9010,13 +9400,13 @@
     <w:abstractNumId w:val="2"/>
   </w:num>
   <w:num w:numId="8" w16cid:durableId="2141141659">
-    <w:abstractNumId w:val="14"/>
+    <w:abstractNumId w:val="15"/>
   </w:num>
   <w:num w:numId="9" w16cid:durableId="1880894120">
     <w:abstractNumId w:val="3"/>
   </w:num>
   <w:num w:numId="10" w16cid:durableId="604000478">
-    <w:abstractNumId w:val="10"/>
+    <w:abstractNumId w:val="11"/>
   </w:num>
   <w:num w:numId="11" w16cid:durableId="1191381199">
     <w:abstractNumId w:val="1"/>
@@ -9025,19 +9415,22 @@
     <w:abstractNumId w:val="5"/>
   </w:num>
   <w:num w:numId="13" w16cid:durableId="1639187258">
-    <w:abstractNumId w:val="11"/>
+    <w:abstractNumId w:val="12"/>
   </w:num>
   <w:num w:numId="14" w16cid:durableId="1719932196">
-    <w:abstractNumId w:val="7"/>
+    <w:abstractNumId w:val="8"/>
   </w:num>
   <w:num w:numId="15" w16cid:durableId="21445414">
-    <w:abstractNumId w:val="9"/>
+    <w:abstractNumId w:val="10"/>
+  </w:num>
+  <w:num w:numId="16" w16cid:durableId="2137292376">
+    <w:abstractNumId w:val="7"/>
   </w:num>
 </w:numbering>
 </file>
 
 <file path=word/styles.xml><?xml version="1.0" encoding="utf-8"?>
-<w:styles xmlns:mc="http://schemas.openxmlformats.org/markup-compatibility/2006" xmlns:r="http://schemas.openxmlformats.org/officeDocument/2006/relationships" xmlns:w="http://schemas.openxmlformats.org/wordprocessingml/2006/main" xmlns:w14="http://schemas.microsoft.com/office/word/2010/wordml" xmlns:w15="http://schemas.microsoft.com/office/word/2012/wordml" xmlns:w16cex="http://schemas.microsoft.com/office/word/2018/wordml/cex" xmlns:w16cid="http://schemas.microsoft.com/office/word/2016/wordml/cid" xmlns:w16="http://schemas.microsoft.com/office/word/2018/wordml" xmlns:w16du="http://schemas.microsoft.com/office/word/2023/wordml/word16du" xmlns:w16sdtdh="http://schemas.microsoft.com/office/word/2020/wordml/sdtdatahash" xmlns:w16sdtfl="http://schemas.microsoft.com/office/word/2024/wordml/sdtformatlock" xmlns:w16se="http://schemas.microsoft.com/office/word/2015/wordml/symex" mc:Ignorable="w14 w15 w16se w16cid w16 w16cex w16sdtdh w16sdtfl w16du">
+<w:styles xmlns:mc="http://schemas.openxmlformats.org/markup-compatibility/2006" xmlns:r="http://schemas.openxmlformats.org/officeDocument/2006/relationships" xmlns:w="http://schemas.openxmlformats.org/wordprocessingml/2006/main" xmlns:w14="http://schemas.microsoft.com/office/word/2010/wordml" xmlns:w15="http://schemas.microsoft.com/office/word/2012/wordml" xmlns:w16cex="http://schemas.microsoft.com/office/word/2018/wordml/cex" xmlns:w16cid="http://schemas.microsoft.com/office/word/2016/wordml/cid" xmlns:w16="http://schemas.microsoft.com/office/word/2018/wordml" xmlns:w16sdtdh="http://schemas.microsoft.com/office/word/2020/wordml/sdtdatahash" xmlns:w16se="http://schemas.microsoft.com/office/word/2015/wordml/symex" mc:Ignorable="w14 w15 w16se w16cid w16 w16cex w16sdtdh">
   <w:docDefaults>
     <w:rPrDefault>
       <w:rPr>
@@ -9639,6 +10032,7 @@
   <w:style w:type="character" w:default="1" w:styleId="DefaultParagraphFont">
     <w:name w:val="Default Paragraph Font"/>
     <w:uiPriority w:val="1"/>
+    <w:semiHidden/>
     <w:unhideWhenUsed/>
   </w:style>
   <w:style w:type="table" w:default="1" w:styleId="TableNormal">
